--- a/input/srs_report/BC9_PDTD_DTM_SRS_v1.0.docx
+++ b/input/srs_report/BC9_PDTD_DTM_SRS_v1.0.docx
@@ -1,6 +1,6 @@
 
 <file path=word/document.xml><?xml version="1.0" encoding="utf-8"?>
-<w:document xmlns:wpc="http://schemas.microsoft.com/office/word/2010/wordprocessingCanvas" xmlns:cx="http://schemas.microsoft.com/office/drawing/2014/chartex" xmlns:cx1="http://schemas.microsoft.com/office/drawing/2015/9/8/chartex" xmlns:cx2="http://schemas.microsoft.com/office/drawing/2015/10/21/chartex" xmlns:cx3="http://schemas.microsoft.com/office/drawing/2016/5/9/chartex" xmlns:cx4="http://schemas.microsoft.com/office/drawing/2016/5/10/chartex" xmlns:cx5="http://schemas.microsoft.com/office/drawing/2016/5/11/chartex" xmlns:cx6="http://schemas.microsoft.com/office/drawing/2016/5/12/chartex" xmlns:cx7="http://schemas.microsoft.com/office/drawing/2016/5/13/chartex" xmlns:cx8="http://schemas.microsoft.com/office/drawing/2016/5/14/chartex" xmlns:mc="http://schemas.openxmlformats.org/markup-compatibility/2006" xmlns:aink="http://schemas.microsoft.com/office/drawing/2016/ink" xmlns:am3d="http://schemas.microsoft.com/office/drawing/2017/model3d" xmlns:o="urn:schemas-microsoft-com:office:office" xmlns:oel="http://schemas.microsoft.com/office/2019/extlst" xmlns:r="http://schemas.openxmlformats.org/officeDocument/2006/relationships" xmlns:m="http://schemas.openxmlformats.org/officeDocument/2006/math" xmlns:v="urn:schemas-microsoft-com:vml" xmlns:wp14="http://schemas.microsoft.com/office/word/2010/wordprocessingDrawing" xmlns:wp="http://schemas.openxmlformats.org/drawingml/2006/wordprocessingDrawing" xmlns:w10="urn:schemas-microsoft-com:office:word" xmlns:w="http://schemas.openxmlformats.org/wordprocessingml/2006/main" xmlns:w14="http://schemas.microsoft.com/office/word/2010/wordml" xmlns:w15="http://schemas.microsoft.com/office/word/2012/wordml" xmlns:w16cex="http://schemas.microsoft.com/office/word/2018/wordml/cex" xmlns:w16cid="http://schemas.microsoft.com/office/word/2016/wordml/cid" xmlns:w16="http://schemas.microsoft.com/office/word/2018/wordml" xmlns:w16du="http://schemas.microsoft.com/office/word/2023/wordml/word16du" xmlns:w16sdtdh="http://schemas.microsoft.com/office/word/2020/wordml/sdtdatahash" xmlns:w16sdtfl="http://schemas.microsoft.com/office/word/2024/wordml/sdtformatlock" xmlns:w16se="http://schemas.microsoft.com/office/word/2015/wordml/symex" xmlns:wpg="http://schemas.microsoft.com/office/word/2010/wordprocessingGroup" xmlns:wpi="http://schemas.microsoft.com/office/word/2010/wordprocessingInk" xmlns:wne="http://schemas.microsoft.com/office/word/2006/wordml" xmlns:wps="http://schemas.microsoft.com/office/word/2010/wordprocessingShape" mc:Ignorable="w14 w15 w16se w16cid w16 w16cex w16sdtdh w16sdtfl w16du wp14">
+<w:document xmlns:wpc="http://schemas.microsoft.com/office/word/2010/wordprocessingCanvas" xmlns:cx="http://schemas.microsoft.com/office/drawing/2014/chartex" xmlns:cx1="http://schemas.microsoft.com/office/drawing/2015/9/8/chartex" xmlns:cx2="http://schemas.microsoft.com/office/drawing/2015/10/21/chartex" xmlns:cx3="http://schemas.microsoft.com/office/drawing/2016/5/9/chartex" xmlns:cx4="http://schemas.microsoft.com/office/drawing/2016/5/10/chartex" xmlns:cx5="http://schemas.microsoft.com/office/drawing/2016/5/11/chartex" xmlns:cx6="http://schemas.microsoft.com/office/drawing/2016/5/12/chartex" xmlns:cx7="http://schemas.microsoft.com/office/drawing/2016/5/13/chartex" xmlns:cx8="http://schemas.microsoft.com/office/drawing/2016/5/14/chartex" xmlns:mc="http://schemas.openxmlformats.org/markup-compatibility/2006" xmlns:aink="http://schemas.microsoft.com/office/drawing/2016/ink" xmlns:am3d="http://schemas.microsoft.com/office/drawing/2017/model3d" xmlns:o="urn:schemas-microsoft-com:office:office" xmlns:oel="http://schemas.microsoft.com/office/2019/extlst" xmlns:r="http://schemas.openxmlformats.org/officeDocument/2006/relationships" xmlns:m="http://schemas.openxmlformats.org/officeDocument/2006/math" xmlns:v="urn:schemas-microsoft-com:vml" xmlns:wp14="http://schemas.microsoft.com/office/word/2010/wordprocessingDrawing" xmlns:wp="http://schemas.openxmlformats.org/drawingml/2006/wordprocessingDrawing" xmlns:w10="urn:schemas-microsoft-com:office:word" xmlns:w="http://schemas.openxmlformats.org/wordprocessingml/2006/main" xmlns:w14="http://schemas.microsoft.com/office/word/2010/wordml" xmlns:w15="http://schemas.microsoft.com/office/word/2012/wordml" xmlns:w16cex="http://schemas.microsoft.com/office/word/2018/wordml/cex" xmlns:w16cid="http://schemas.microsoft.com/office/word/2016/wordml/cid" xmlns:w16="http://schemas.microsoft.com/office/word/2018/wordml" xmlns:w16du="http://schemas.microsoft.com/office/word/2023/wordml/word16du" xmlns:w16sdtdh="http://schemas.microsoft.com/office/word/2020/wordml/sdtdatahash" xmlns:w16sdtfl="http://schemas.microsoft.com/office/word/2024/wordml/sdtformatlock" xmlns:w16se="http://schemas.microsoft.com/office/word/2015/wordml/symex" xmlns:wpg="http://schemas.microsoft.com/office/word/2010/wordprocessingGroup" xmlns:wpi="http://schemas.microsoft.com/office/word/2010/wordprocessingInk" xmlns:wne="http://schemas.microsoft.com/office/word/2006/wordml" xmlns:wps="http://schemas.microsoft.com/office/word/2010/wordprocessingShape" xmlns:a="http://schemas.openxmlformats.org/drawingml/2006/main" xmlns:pic="http://schemas.openxmlformats.org/drawingml/2006/picture" xmlns:a14="http://schemas.microsoft.com/office/drawing/2010/main" mc:Ignorable="w14 w15 w16se w16cid w16 w16cex w16sdtdh w16sdtfl w16du wp14">
   <w:body>
     <w:tbl>
       <w:tblPr>
@@ -8,12 +8,12 @@
         <w:tblpPr w:leftFromText="180" w:rightFromText="180" w:vertAnchor="text" w:horzAnchor="margin" w:tblpXSpec="right" w:tblpYSpec="center"/>
         <w:tblW w:w="1841" w:type="dxa"/>
         <w:tblBorders>
-          <w:top w:val="none" w:sz="0" w:space="0" w:color="auto"/>
-          <w:left w:val="none" w:sz="0" w:space="0" w:color="auto"/>
-          <w:bottom w:val="none" w:sz="0" w:space="0" w:color="auto"/>
-          <w:right w:val="none" w:sz="0" w:space="0" w:color="auto"/>
-          <w:insideH w:val="none" w:sz="0" w:space="0" w:color="auto"/>
-          <w:insideV w:val="none" w:sz="0" w:space="0" w:color="auto"/>
+          <w:top w:val="none" w:color="auto" w:sz="0" w:space="0"/>
+          <w:left w:val="none" w:color="auto" w:sz="0" w:space="0"/>
+          <w:bottom w:val="none" w:color="auto" w:sz="0" w:space="0"/>
+          <w:right w:val="none" w:color="auto" w:sz="0" w:space="0"/>
+          <w:insideH w:val="none" w:color="auto" w:sz="0" w:space="0"/>
+          <w:insideV w:val="none" w:color="auto" w:sz="0" w:space="0"/>
         </w:tblBorders>
         <w:tblLayout w:type="fixed"/>
         <w:tblLook w:val="04A0" w:firstRow="1" w:lastRow="0" w:firstColumn="1" w:lastColumn="0" w:noHBand="0" w:noVBand="1"/>
@@ -29,10 +29,10 @@
           <w:tcPr>
             <w:tcW w:w="1841" w:type="dxa"/>
             <w:tcBorders>
-              <w:top w:val="double" w:sz="4" w:space="0" w:color="auto"/>
-              <w:left w:val="double" w:sz="4" w:space="0" w:color="auto"/>
-              <w:bottom w:val="double" w:sz="4" w:space="0" w:color="auto"/>
-              <w:right w:val="double" w:sz="4" w:space="0" w:color="auto"/>
+              <w:top w:val="double" w:color="auto" w:sz="4" w:space="0"/>
+              <w:left w:val="double" w:color="auto" w:sz="4" w:space="0"/>
+              <w:bottom w:val="double" w:color="auto" w:sz="4" w:space="0"/>
+              <w:right w:val="double" w:color="auto" w:sz="4" w:space="0"/>
             </w:tcBorders>
             <w:vAlign w:val="center"/>
           </w:tcPr>
@@ -627,16 +627,15 @@
           <w:b/>
         </w:rPr>
       </w:pPr>
-      <w:bookmarkStart w:id="0" w:name="_Toc463083793"/>
-      <w:bookmarkStart w:id="1" w:name="_Toc465677963"/>
-      <w:bookmarkStart w:id="2" w:name="_Toc467738735"/>
-      <w:bookmarkStart w:id="3" w:name="_Toc446234547"/>
-      <w:bookmarkStart w:id="4" w:name="_Toc467738720"/>
+      <w:bookmarkStart w:name="_Toc463083793" w:id="0"/>
+      <w:bookmarkStart w:name="_Toc465677963" w:id="1"/>
+      <w:bookmarkStart w:name="_Toc467738735" w:id="2"/>
+      <w:bookmarkStart w:name="_Toc446234547" w:id="3"/>
+      <w:bookmarkStart w:name="_Toc467738720" w:id="4"/>
       <w:r>
         <w:rPr>
           <w:b/>
         </w:rPr>
-        <w:lastRenderedPageBreak/>
         <w:t>BẢNG THEO DÕI HIỆU LỰC VÀ THAY ĐỔI</w:t>
       </w:r>
     </w:p>
@@ -664,12 +663,12 @@
         <w:tblW w:w="9199" w:type="dxa"/>
         <w:jc w:val="center"/>
         <w:tblBorders>
-          <w:top w:val="single" w:sz="4" w:space="0" w:color="auto"/>
-          <w:left w:val="single" w:sz="4" w:space="0" w:color="auto"/>
-          <w:bottom w:val="single" w:sz="4" w:space="0" w:color="auto"/>
-          <w:right w:val="single" w:sz="4" w:space="0" w:color="auto"/>
-          <w:insideH w:val="single" w:sz="4" w:space="0" w:color="auto"/>
-          <w:insideV w:val="single" w:sz="4" w:space="0" w:color="auto"/>
+          <w:top w:val="single" w:color="auto" w:sz="4" w:space="0"/>
+          <w:left w:val="single" w:color="auto" w:sz="4" w:space="0"/>
+          <w:bottom w:val="single" w:color="auto" w:sz="4" w:space="0"/>
+          <w:right w:val="single" w:color="auto" w:sz="4" w:space="0"/>
+          <w:insideH w:val="single" w:color="auto" w:sz="4" w:space="0"/>
+          <w:insideV w:val="single" w:color="auto" w:sz="4" w:space="0"/>
         </w:tblBorders>
         <w:tblLook w:val="01E0" w:firstRow="1" w:lastRow="1" w:firstColumn="1" w:lastColumn="1" w:noHBand="0" w:noVBand="0"/>
       </w:tblPr>
@@ -959,12 +958,12 @@
         <w:tblW w:w="9199" w:type="dxa"/>
         <w:jc w:val="center"/>
         <w:tblBorders>
-          <w:top w:val="single" w:sz="4" w:space="0" w:color="auto"/>
-          <w:left w:val="single" w:sz="4" w:space="0" w:color="auto"/>
-          <w:bottom w:val="single" w:sz="4" w:space="0" w:color="auto"/>
-          <w:right w:val="single" w:sz="4" w:space="0" w:color="auto"/>
-          <w:insideH w:val="single" w:sz="4" w:space="0" w:color="auto"/>
-          <w:insideV w:val="single" w:sz="4" w:space="0" w:color="auto"/>
+          <w:top w:val="single" w:color="auto" w:sz="4" w:space="0"/>
+          <w:left w:val="single" w:color="auto" w:sz="4" w:space="0"/>
+          <w:bottom w:val="single" w:color="auto" w:sz="4" w:space="0"/>
+          <w:right w:val="single" w:color="auto" w:sz="4" w:space="0"/>
+          <w:insideH w:val="single" w:color="auto" w:sz="4" w:space="0"/>
+          <w:insideV w:val="single" w:color="auto" w:sz="4" w:space="0"/>
         </w:tblBorders>
         <w:tblLook w:val="04A0" w:firstRow="1" w:lastRow="0" w:firstColumn="1" w:lastColumn="0" w:noHBand="0" w:noVBand="1"/>
       </w:tblPr>
@@ -1539,12 +1538,12 @@
         <w:tblW w:w="9239" w:type="dxa"/>
         <w:jc w:val="center"/>
         <w:tblBorders>
-          <w:top w:val="single" w:sz="4" w:space="0" w:color="auto"/>
-          <w:left w:val="single" w:sz="4" w:space="0" w:color="auto"/>
-          <w:bottom w:val="single" w:sz="4" w:space="0" w:color="auto"/>
-          <w:right w:val="single" w:sz="4" w:space="0" w:color="auto"/>
-          <w:insideH w:val="single" w:sz="4" w:space="0" w:color="auto"/>
-          <w:insideV w:val="single" w:sz="4" w:space="0" w:color="auto"/>
+          <w:top w:val="single" w:color="auto" w:sz="4" w:space="0"/>
+          <w:left w:val="single" w:color="auto" w:sz="4" w:space="0"/>
+          <w:bottom w:val="single" w:color="auto" w:sz="4" w:space="0"/>
+          <w:right w:val="single" w:color="auto" w:sz="4" w:space="0"/>
+          <w:insideH w:val="single" w:color="auto" w:sz="4" w:space="0"/>
+          <w:insideV w:val="single" w:color="auto" w:sz="4" w:space="0"/>
         </w:tblBorders>
         <w:tblLook w:val="04A0" w:firstRow="1" w:lastRow="0" w:firstColumn="1" w:lastColumn="0" w:noHBand="0" w:noVBand="1"/>
       </w:tblPr>
@@ -1987,19 +1986,19 @@
     </w:p>
     <w:sdt>
       <w:sdtPr>
+        <w:id w:val="31610120"/>
+        <w:docPartObj>
+          <w:docPartGallery w:val="Table of Contents"/>
+          <w:docPartUnique/>
+        </w:docPartObj>
         <w:rPr>
-          <w:rFonts w:ascii="Times New Roman" w:eastAsiaTheme="minorEastAsia" w:hAnsi="Times New Roman" w:cs="Times New Roman"/>
+          <w:rFonts w:ascii="Times New Roman" w:hAnsi="Times New Roman" w:eastAsia="ＭＳ 明朝" w:cs="Times New Roman" w:eastAsiaTheme="minorEastAsia"/>
           <w:b w:val="0"/>
           <w:bCs w:val="0"/>
           <w:color w:val="auto"/>
           <w:sz w:val="24"/>
           <w:szCs w:val="24"/>
         </w:rPr>
-        <w:id w:val="31610120"/>
-        <w:docPartObj>
-          <w:docPartGallery w:val="Table of Contents"/>
-          <w:docPartUnique/>
-        </w:docPartObj>
       </w:sdtPr>
       <w:sdtContent>
         <w:p>
@@ -2064,11 +2063,11 @@
             </w:rPr>
             <w:fldChar w:fldCharType="separate"/>
           </w:r>
-          <w:hyperlink w:anchor="_Toc237258031" w:history="1">
+          <w:hyperlink w:history="1" w:anchor="_Toc237258031">
             <w:r>
               <w:rPr>
                 <w:rStyle w:val="Hyperlink"/>
-                <w:rFonts w:ascii="Times New Roman" w:eastAsia="Calibri" w:hAnsi="Times New Roman" w:cs="Times New Roman"/>
+                <w:rFonts w:ascii="Times New Roman" w:hAnsi="Times New Roman" w:eastAsia="Calibri" w:cs="Times New Roman"/>
                 <w:b/>
                 <w:noProof/>
                 <w:sz w:val="24"/>
@@ -2090,7 +2089,7 @@
             <w:r>
               <w:rPr>
                 <w:rStyle w:val="Hyperlink"/>
-                <w:rFonts w:ascii="Times New Roman" w:eastAsia="Calibri" w:hAnsi="Times New Roman" w:cs="Times New Roman"/>
+                <w:rFonts w:ascii="Times New Roman" w:hAnsi="Times New Roman" w:eastAsia="Calibri" w:cs="Times New Roman"/>
                 <w:b/>
                 <w:noProof/>
                 <w:sz w:val="24"/>
@@ -2185,11 +2184,11 @@
               <w14:ligatures w14:val="standardContextual"/>
             </w:rPr>
           </w:pPr>
-          <w:hyperlink w:anchor="_Toc237258032" w:history="1">
+          <w:hyperlink w:history="1" w:anchor="_Toc237258032">
             <w:r>
               <w:rPr>
                 <w:rStyle w:val="Hyperlink"/>
-                <w:rFonts w:ascii="Times New Roman" w:eastAsia="Calibri" w:hAnsi="Times New Roman" w:cs="Times New Roman"/>
+                <w:rFonts w:ascii="Times New Roman" w:hAnsi="Times New Roman" w:eastAsia="Calibri" w:cs="Times New Roman"/>
                 <w:b/>
                 <w:noProof/>
                 <w:sz w:val="24"/>
@@ -2211,7 +2210,7 @@
             <w:r>
               <w:rPr>
                 <w:rStyle w:val="Hyperlink"/>
-                <w:rFonts w:ascii="Times New Roman" w:eastAsia="Calibri" w:hAnsi="Times New Roman" w:cs="Times New Roman"/>
+                <w:rFonts w:ascii="Times New Roman" w:hAnsi="Times New Roman" w:eastAsia="Calibri" w:cs="Times New Roman"/>
                 <w:b/>
                 <w:noProof/>
                 <w:sz w:val="24"/>
@@ -2306,11 +2305,11 @@
               <w14:ligatures w14:val="standardContextual"/>
             </w:rPr>
           </w:pPr>
-          <w:hyperlink w:anchor="_Toc237258033" w:history="1">
+          <w:hyperlink w:history="1" w:anchor="_Toc237258033">
             <w:r>
               <w:rPr>
                 <w:rStyle w:val="Hyperlink"/>
-                <w:rFonts w:ascii="Times New Roman" w:eastAsia="Calibri" w:hAnsi="Times New Roman" w:cs="Times New Roman"/>
+                <w:rFonts w:ascii="Times New Roman" w:hAnsi="Times New Roman" w:eastAsia="Calibri" w:cs="Times New Roman"/>
                 <w:b/>
                 <w:noProof/>
                 <w:sz w:val="24"/>
@@ -2332,7 +2331,7 @@
             <w:r>
               <w:rPr>
                 <w:rStyle w:val="Hyperlink"/>
-                <w:rFonts w:ascii="Times New Roman" w:eastAsia="Calibri" w:hAnsi="Times New Roman" w:cs="Times New Roman"/>
+                <w:rFonts w:ascii="Times New Roman" w:hAnsi="Times New Roman" w:eastAsia="Calibri" w:cs="Times New Roman"/>
                 <w:b/>
                 <w:noProof/>
                 <w:sz w:val="24"/>
@@ -2427,11 +2426,11 @@
               <w14:ligatures w14:val="standardContextual"/>
             </w:rPr>
           </w:pPr>
-          <w:hyperlink w:anchor="_Toc237258034" w:history="1">
+          <w:hyperlink w:history="1" w:anchor="_Toc237258034">
             <w:r>
               <w:rPr>
                 <w:rStyle w:val="Hyperlink"/>
-                <w:rFonts w:ascii="Times New Roman" w:eastAsia="Calibri" w:hAnsi="Times New Roman" w:cs="Times New Roman"/>
+                <w:rFonts w:ascii="Times New Roman" w:hAnsi="Times New Roman" w:eastAsia="Calibri" w:cs="Times New Roman"/>
                 <w:b/>
                 <w:noProof/>
                 <w:sz w:val="24"/>
@@ -2453,7 +2452,7 @@
             <w:r>
               <w:rPr>
                 <w:rStyle w:val="Hyperlink"/>
-                <w:rFonts w:ascii="Times New Roman" w:eastAsia="Calibri" w:hAnsi="Times New Roman" w:cs="Times New Roman"/>
+                <w:rFonts w:ascii="Times New Roman" w:hAnsi="Times New Roman" w:eastAsia="Calibri" w:cs="Times New Roman"/>
                 <w:b/>
                 <w:noProof/>
                 <w:sz w:val="24"/>
@@ -2548,11 +2547,11 @@
               <w14:ligatures w14:val="standardContextual"/>
             </w:rPr>
           </w:pPr>
-          <w:hyperlink w:anchor="_Toc237258035" w:history="1">
+          <w:hyperlink w:history="1" w:anchor="_Toc237258035">
             <w:r>
               <w:rPr>
                 <w:rStyle w:val="Hyperlink"/>
-                <w:rFonts w:ascii="Times New Roman" w:eastAsia="Calibri" w:hAnsi="Times New Roman" w:cs="Times New Roman"/>
+                <w:rFonts w:ascii="Times New Roman" w:hAnsi="Times New Roman" w:eastAsia="Calibri" w:cs="Times New Roman"/>
                 <w:b/>
                 <w:noProof/>
                 <w:sz w:val="24"/>
@@ -2574,7 +2573,7 @@
             <w:r>
               <w:rPr>
                 <w:rStyle w:val="Hyperlink"/>
-                <w:rFonts w:ascii="Times New Roman" w:eastAsia="Calibri" w:hAnsi="Times New Roman" w:cs="Times New Roman"/>
+                <w:rFonts w:ascii="Times New Roman" w:hAnsi="Times New Roman" w:eastAsia="Calibri" w:cs="Times New Roman"/>
                 <w:b/>
                 <w:noProof/>
                 <w:sz w:val="24"/>
@@ -2669,11 +2668,11 @@
               <w14:ligatures w14:val="standardContextual"/>
             </w:rPr>
           </w:pPr>
-          <w:hyperlink w:anchor="_Toc237258036" w:history="1">
+          <w:hyperlink w:history="1" w:anchor="_Toc237258036">
             <w:r>
               <w:rPr>
                 <w:rStyle w:val="Hyperlink"/>
-                <w:rFonts w:ascii="Times New Roman" w:eastAsia="Calibri" w:hAnsi="Times New Roman" w:cs="Times New Roman"/>
+                <w:rFonts w:ascii="Times New Roman" w:hAnsi="Times New Roman" w:eastAsia="Calibri" w:cs="Times New Roman"/>
                 <w:b/>
                 <w:noProof/>
                 <w:sz w:val="24"/>
@@ -2695,7 +2694,7 @@
             <w:r>
               <w:rPr>
                 <w:rStyle w:val="Hyperlink"/>
-                <w:rFonts w:ascii="Times New Roman" w:eastAsia="Calibri" w:hAnsi="Times New Roman" w:cs="Times New Roman"/>
+                <w:rFonts w:ascii="Times New Roman" w:hAnsi="Times New Roman" w:eastAsia="Calibri" w:cs="Times New Roman"/>
                 <w:b/>
                 <w:noProof/>
                 <w:sz w:val="24"/>
@@ -2790,11 +2789,11 @@
               <w14:ligatures w14:val="standardContextual"/>
             </w:rPr>
           </w:pPr>
-          <w:hyperlink w:anchor="_Toc237258037" w:history="1">
+          <w:hyperlink w:history="1" w:anchor="_Toc237258037">
             <w:r>
               <w:rPr>
                 <w:rStyle w:val="Hyperlink"/>
-                <w:rFonts w:ascii="Times New Roman" w:eastAsia="Calibri" w:hAnsi="Times New Roman" w:cs="Times New Roman"/>
+                <w:rFonts w:ascii="Times New Roman" w:hAnsi="Times New Roman" w:eastAsia="Calibri" w:cs="Times New Roman"/>
                 <w:b/>
                 <w:noProof/>
                 <w:sz w:val="24"/>
@@ -2816,7 +2815,7 @@
             <w:r>
               <w:rPr>
                 <w:rStyle w:val="Hyperlink"/>
-                <w:rFonts w:ascii="Times New Roman" w:eastAsia="Calibri" w:hAnsi="Times New Roman" w:cs="Times New Roman"/>
+                <w:rFonts w:ascii="Times New Roman" w:hAnsi="Times New Roman" w:eastAsia="Calibri" w:cs="Times New Roman"/>
                 <w:b/>
                 <w:noProof/>
                 <w:sz w:val="24"/>
@@ -2911,11 +2910,11 @@
               <w14:ligatures w14:val="standardContextual"/>
             </w:rPr>
           </w:pPr>
-          <w:hyperlink w:anchor="_Toc237258038" w:history="1">
+          <w:hyperlink w:history="1" w:anchor="_Toc237258038">
             <w:r>
               <w:rPr>
                 <w:rStyle w:val="Hyperlink"/>
-                <w:rFonts w:ascii="Times New Roman" w:eastAsia="Calibri" w:hAnsi="Times New Roman" w:cs="Times New Roman"/>
+                <w:rFonts w:ascii="Times New Roman" w:hAnsi="Times New Roman" w:eastAsia="Calibri" w:cs="Times New Roman"/>
                 <w:b/>
                 <w:noProof/>
                 <w:sz w:val="24"/>
@@ -2937,7 +2936,7 @@
             <w:r>
               <w:rPr>
                 <w:rStyle w:val="Hyperlink"/>
-                <w:rFonts w:ascii="Times New Roman" w:eastAsia="Calibri" w:hAnsi="Times New Roman" w:cs="Times New Roman"/>
+                <w:rFonts w:ascii="Times New Roman" w:hAnsi="Times New Roman" w:eastAsia="Calibri" w:cs="Times New Roman"/>
                 <w:b/>
                 <w:noProof/>
                 <w:sz w:val="24"/>
@@ -3032,11 +3031,11 @@
               <w14:ligatures w14:val="standardContextual"/>
             </w:rPr>
           </w:pPr>
-          <w:hyperlink w:anchor="_Toc237258039" w:history="1">
+          <w:hyperlink w:history="1" w:anchor="_Toc237258039">
             <w:r>
               <w:rPr>
                 <w:rStyle w:val="Hyperlink"/>
-                <w:rFonts w:ascii="Times New Roman" w:eastAsia="Calibri" w:hAnsi="Times New Roman" w:cs="Times New Roman"/>
+                <w:rFonts w:ascii="Times New Roman" w:hAnsi="Times New Roman" w:eastAsia="Calibri" w:cs="Times New Roman"/>
                 <w:b/>
                 <w:noProof/>
                 <w:sz w:val="24"/>
@@ -3058,7 +3057,7 @@
             <w:r>
               <w:rPr>
                 <w:rStyle w:val="Hyperlink"/>
-                <w:rFonts w:ascii="Times New Roman" w:eastAsia="Calibri" w:hAnsi="Times New Roman" w:cs="Times New Roman"/>
+                <w:rFonts w:ascii="Times New Roman" w:hAnsi="Times New Roman" w:eastAsia="Calibri" w:cs="Times New Roman"/>
                 <w:b/>
                 <w:noProof/>
                 <w:sz w:val="24"/>
@@ -3153,11 +3152,11 @@
               <w14:ligatures w14:val="standardContextual"/>
             </w:rPr>
           </w:pPr>
-          <w:hyperlink w:anchor="_Toc237258040" w:history="1">
+          <w:hyperlink w:history="1" w:anchor="_Toc237258040">
             <w:r>
               <w:rPr>
                 <w:rStyle w:val="Hyperlink"/>
-                <w:rFonts w:ascii="Times New Roman" w:eastAsia="Calibri" w:hAnsi="Times New Roman" w:cs="Times New Roman"/>
+                <w:rFonts w:ascii="Times New Roman" w:hAnsi="Times New Roman" w:eastAsia="Calibri" w:cs="Times New Roman"/>
                 <w:b/>
                 <w:noProof/>
                 <w:sz w:val="24"/>
@@ -3179,7 +3178,7 @@
             <w:r>
               <w:rPr>
                 <w:rStyle w:val="Hyperlink"/>
-                <w:rFonts w:ascii="Times New Roman" w:eastAsia="Calibri" w:hAnsi="Times New Roman" w:cs="Times New Roman"/>
+                <w:rFonts w:ascii="Times New Roman" w:hAnsi="Times New Roman" w:eastAsia="Calibri" w:cs="Times New Roman"/>
                 <w:b/>
                 <w:noProof/>
                 <w:sz w:val="24"/>
@@ -3274,11 +3273,11 @@
               <w14:ligatures w14:val="standardContextual"/>
             </w:rPr>
           </w:pPr>
-          <w:hyperlink w:anchor="_Toc237258041" w:history="1">
+          <w:hyperlink w:history="1" w:anchor="_Toc237258041">
             <w:r>
               <w:rPr>
                 <w:rStyle w:val="Hyperlink"/>
-                <w:rFonts w:ascii="Times New Roman" w:eastAsia="Times New Roman" w:hAnsi="Times New Roman" w:cs="Times New Roman"/>
+                <w:rFonts w:ascii="Times New Roman" w:hAnsi="Times New Roman" w:eastAsia="Times New Roman" w:cs="Times New Roman"/>
                 <w:noProof/>
                 <w:sz w:val="24"/>
                 <w:szCs w:val="24"/>
@@ -3299,7 +3298,7 @@
             <w:r>
               <w:rPr>
                 <w:rStyle w:val="Hyperlink"/>
-                <w:rFonts w:ascii="Times New Roman" w:eastAsia="Times New Roman" w:hAnsi="Times New Roman" w:cs="Times New Roman"/>
+                <w:rFonts w:ascii="Times New Roman" w:hAnsi="Times New Roman" w:eastAsia="Times New Roman" w:cs="Times New Roman"/>
                 <w:noProof/>
                 <w:sz w:val="24"/>
                 <w:szCs w:val="24"/>
@@ -3393,11 +3392,11 @@
               <w14:ligatures w14:val="standardContextual"/>
             </w:rPr>
           </w:pPr>
-          <w:hyperlink w:anchor="_Toc237258042" w:history="1">
+          <w:hyperlink w:history="1" w:anchor="_Toc237258042">
             <w:r>
               <w:rPr>
                 <w:rStyle w:val="Hyperlink"/>
-                <w:rFonts w:ascii="Times New Roman" w:eastAsia="Calibri" w:hAnsi="Times New Roman" w:cs="Times New Roman"/>
+                <w:rFonts w:ascii="Times New Roman" w:hAnsi="Times New Roman" w:eastAsia="Calibri" w:cs="Times New Roman"/>
                 <w:b/>
                 <w:noProof/>
                 <w:sz w:val="24"/>
@@ -3419,7 +3418,7 @@
             <w:r>
               <w:rPr>
                 <w:rStyle w:val="Hyperlink"/>
-                <w:rFonts w:ascii="Times New Roman" w:eastAsia="Calibri" w:hAnsi="Times New Roman" w:cs="Times New Roman"/>
+                <w:rFonts w:ascii="Times New Roman" w:hAnsi="Times New Roman" w:eastAsia="Calibri" w:cs="Times New Roman"/>
                 <w:b/>
                 <w:noProof/>
                 <w:sz w:val="24"/>
@@ -3514,11 +3513,11 @@
               <w14:ligatures w14:val="standardContextual"/>
             </w:rPr>
           </w:pPr>
-          <w:hyperlink w:anchor="_Toc237258043" w:history="1">
+          <w:hyperlink w:history="1" w:anchor="_Toc237258043">
             <w:r>
               <w:rPr>
                 <w:rStyle w:val="Hyperlink"/>
-                <w:rFonts w:ascii="Times New Roman" w:eastAsia="Calibri" w:hAnsi="Times New Roman" w:cs="Times New Roman"/>
+                <w:rFonts w:ascii="Times New Roman" w:hAnsi="Times New Roman" w:eastAsia="Calibri" w:cs="Times New Roman"/>
                 <w:b/>
                 <w:noProof/>
                 <w:sz w:val="24"/>
@@ -3540,7 +3539,7 @@
             <w:r>
               <w:rPr>
                 <w:rStyle w:val="Hyperlink"/>
-                <w:rFonts w:ascii="Times New Roman" w:eastAsia="Calibri" w:hAnsi="Times New Roman" w:cs="Times New Roman"/>
+                <w:rFonts w:ascii="Times New Roman" w:hAnsi="Times New Roman" w:eastAsia="Calibri" w:cs="Times New Roman"/>
                 <w:b/>
                 <w:noProof/>
                 <w:sz w:val="24"/>
@@ -3635,11 +3634,11 @@
               <w14:ligatures w14:val="standardContextual"/>
             </w:rPr>
           </w:pPr>
-          <w:hyperlink w:anchor="_Toc237258044" w:history="1">
+          <w:hyperlink w:history="1" w:anchor="_Toc237258044">
             <w:r>
               <w:rPr>
                 <w:rStyle w:val="Hyperlink"/>
-                <w:rFonts w:ascii="Times New Roman" w:eastAsia="Calibri" w:hAnsi="Times New Roman" w:cs="Times New Roman"/>
+                <w:rFonts w:ascii="Times New Roman" w:hAnsi="Times New Roman" w:eastAsia="Calibri" w:cs="Times New Roman"/>
                 <w:b/>
                 <w:noProof/>
                 <w:sz w:val="24"/>
@@ -3661,7 +3660,7 @@
             <w:r>
               <w:rPr>
                 <w:rStyle w:val="Hyperlink"/>
-                <w:rFonts w:ascii="Times New Roman" w:eastAsia="Calibri" w:hAnsi="Times New Roman" w:cs="Times New Roman"/>
+                <w:rFonts w:ascii="Times New Roman" w:hAnsi="Times New Roman" w:eastAsia="Calibri" w:cs="Times New Roman"/>
                 <w:b/>
                 <w:noProof/>
                 <w:sz w:val="24"/>
@@ -3756,11 +3755,11 @@
               <w14:ligatures w14:val="standardContextual"/>
             </w:rPr>
           </w:pPr>
-          <w:hyperlink w:anchor="_Toc237258045" w:history="1">
+          <w:hyperlink w:history="1" w:anchor="_Toc237258045">
             <w:r>
               <w:rPr>
                 <w:rStyle w:val="Hyperlink"/>
-                <w:rFonts w:ascii="Times New Roman" w:eastAsia="Calibri" w:hAnsi="Times New Roman" w:cs="Times New Roman"/>
+                <w:rFonts w:ascii="Times New Roman" w:hAnsi="Times New Roman" w:eastAsia="Calibri" w:cs="Times New Roman"/>
                 <w:b/>
                 <w:noProof/>
                 <w:sz w:val="24"/>
@@ -3782,7 +3781,7 @@
             <w:r>
               <w:rPr>
                 <w:rStyle w:val="Hyperlink"/>
-                <w:rFonts w:ascii="Times New Roman" w:eastAsia="Calibri" w:hAnsi="Times New Roman" w:cs="Times New Roman"/>
+                <w:rFonts w:ascii="Times New Roman" w:hAnsi="Times New Roman" w:eastAsia="Calibri" w:cs="Times New Roman"/>
                 <w:b/>
                 <w:noProof/>
                 <w:sz w:val="24"/>
@@ -3867,6 +3866,16 @@
           </w:r>
         </w:p>
       </w:sdtContent>
+      <w:sdtEndPr>
+        <w:rPr>
+          <w:rFonts w:ascii="Times New Roman" w:hAnsi="Times New Roman" w:eastAsia="ＭＳ 明朝" w:cs="Times New Roman" w:eastAsiaTheme="minorEastAsia"/>
+          <w:b w:val="0"/>
+          <w:bCs w:val="0"/>
+          <w:color w:val="auto"/>
+          <w:sz w:val="24"/>
+          <w:szCs w:val="24"/>
+        </w:rPr>
+      </w:sdtEndPr>
     </w:sdt>
     <w:p/>
     <w:p>
@@ -3893,13 +3902,12 @@
           <w:b/>
         </w:rPr>
       </w:pPr>
-      <w:bookmarkStart w:id="5" w:name="_Toc384987395"/>
+      <w:bookmarkStart w:name="_Toc384987395" w:id="5"/>
       <w:r>
         <w:rPr>
           <w:rFonts w:eastAsia="Calibri"/>
           <w:b/>
         </w:rPr>
-        <w:lastRenderedPageBreak/>
         <w:t>TÀI LIỆU ĐẶC TẢ YÊU CẦU PHẦN MỀM</w:t>
       </w:r>
     </w:p>
@@ -3922,7 +3930,7 @@
           <w:b/>
         </w:rPr>
       </w:pPr>
-      <w:bookmarkStart w:id="6" w:name="_Toc237258031"/>
+      <w:bookmarkStart w:name="_Toc237258031" w:id="6"/>
       <w:r>
         <w:rPr>
           <w:rFonts w:eastAsia="Calibri"/>
@@ -3952,9 +3960,9 @@
           <w:b/>
         </w:rPr>
       </w:pPr>
-      <w:bookmarkStart w:id="7" w:name="_Toc360108586"/>
-      <w:bookmarkStart w:id="8" w:name="_Toc384987398"/>
-      <w:bookmarkStart w:id="9" w:name="_Toc237258032"/>
+      <w:bookmarkStart w:name="_Toc360108586" w:id="7"/>
+      <w:bookmarkStart w:name="_Toc384987398" w:id="8"/>
+      <w:bookmarkStart w:name="_Toc237258032" w:id="9"/>
       <w:r>
         <w:rPr>
           <w:rFonts w:eastAsia="Calibri"/>
@@ -3971,12 +3979,12 @@
         <w:tblW w:w="8748" w:type="dxa"/>
         <w:tblInd w:w="468" w:type="dxa"/>
         <w:tblBorders>
-          <w:top w:val="dotted" w:sz="4" w:space="0" w:color="auto"/>
-          <w:left w:val="dotted" w:sz="4" w:space="0" w:color="auto"/>
-          <w:bottom w:val="dotted" w:sz="4" w:space="0" w:color="auto"/>
-          <w:right w:val="dotted" w:sz="4" w:space="0" w:color="auto"/>
-          <w:insideH w:val="dotted" w:sz="4" w:space="0" w:color="auto"/>
-          <w:insideV w:val="dotted" w:sz="4" w:space="0" w:color="auto"/>
+          <w:top w:val="dotted" w:color="auto" w:sz="4" w:space="0"/>
+          <w:left w:val="dotted" w:color="auto" w:sz="4" w:space="0"/>
+          <w:bottom w:val="dotted" w:color="auto" w:sz="4" w:space="0"/>
+          <w:right w:val="dotted" w:color="auto" w:sz="4" w:space="0"/>
+          <w:insideH w:val="dotted" w:color="auto" w:sz="4" w:space="0"/>
+          <w:insideV w:val="dotted" w:color="auto" w:sz="4" w:space="0"/>
         </w:tblBorders>
         <w:tblLayout w:type="fixed"/>
         <w:tblLook w:val="0000" w:firstRow="0" w:lastRow="0" w:firstColumn="0" w:lastColumn="0" w:noHBand="0" w:noVBand="0"/>
@@ -4008,8 +4016,8 @@
                 <w:szCs w:val="24"/>
               </w:rPr>
             </w:pPr>
-            <w:bookmarkStart w:id="10" w:name="_Toc360108587"/>
-            <w:bookmarkStart w:id="11" w:name="_Toc384987399"/>
+            <w:bookmarkStart w:name="_Toc360108587" w:id="10"/>
+            <w:bookmarkStart w:name="_Toc384987399" w:id="11"/>
             <w:r>
               <w:rPr>
                 <w:rFonts w:ascii="Times New Roman" w:hAnsi="Times New Roman" w:cs="Times New Roman"/>
@@ -4313,7 +4321,7 @@
           <w:b/>
         </w:rPr>
       </w:pPr>
-      <w:bookmarkStart w:id="12" w:name="_Toc237258033"/>
+      <w:bookmarkStart w:name="_Toc237258033" w:id="12"/>
       <w:r>
         <w:rPr>
           <w:rFonts w:eastAsia="Calibri"/>
@@ -4330,12 +4338,12 @@
         <w:tblW w:w="8748" w:type="dxa"/>
         <w:tblInd w:w="468" w:type="dxa"/>
         <w:tblBorders>
-          <w:top w:val="dotted" w:sz="4" w:space="0" w:color="auto"/>
-          <w:left w:val="dotted" w:sz="4" w:space="0" w:color="auto"/>
-          <w:bottom w:val="dotted" w:sz="4" w:space="0" w:color="auto"/>
-          <w:right w:val="dotted" w:sz="4" w:space="0" w:color="auto"/>
-          <w:insideH w:val="dotted" w:sz="4" w:space="0" w:color="auto"/>
-          <w:insideV w:val="dotted" w:sz="4" w:space="0" w:color="auto"/>
+          <w:top w:val="dotted" w:color="auto" w:sz="4" w:space="0"/>
+          <w:left w:val="dotted" w:color="auto" w:sz="4" w:space="0"/>
+          <w:bottom w:val="dotted" w:color="auto" w:sz="4" w:space="0"/>
+          <w:right w:val="dotted" w:color="auto" w:sz="4" w:space="0"/>
+          <w:insideH w:val="dotted" w:color="auto" w:sz="4" w:space="0"/>
+          <w:insideV w:val="dotted" w:color="auto" w:sz="4" w:space="0"/>
         </w:tblBorders>
         <w:tblLayout w:type="fixed"/>
         <w:tblLook w:val="0000" w:firstRow="0" w:lastRow="0" w:firstColumn="0" w:lastColumn="0" w:noHBand="0" w:noVBand="0"/>
@@ -4367,7 +4375,7 @@
                 <w:szCs w:val="24"/>
               </w:rPr>
             </w:pPr>
-            <w:bookmarkStart w:id="13" w:name="_Toc360108588"/>
+            <w:bookmarkStart w:name="_Toc360108588" w:id="13"/>
             <w:r>
               <w:rPr>
                 <w:rFonts w:ascii="Times New Roman" w:hAnsi="Times New Roman" w:cs="Times New Roman"/>
@@ -4521,8 +4529,8 @@
         </w:rPr>
         <w:t xml:space="preserve"> </w:t>
       </w:r>
-      <w:bookmarkStart w:id="14" w:name="_Toc384987400"/>
-      <w:bookmarkStart w:id="15" w:name="_Toc237258034"/>
+      <w:bookmarkStart w:name="_Toc384987400" w:id="14"/>
+      <w:bookmarkStart w:name="_Toc237258034" w:id="15"/>
       <w:bookmarkEnd w:id="13"/>
       <w:r>
         <w:rPr>
@@ -4553,9 +4561,9 @@
           <w:b/>
         </w:rPr>
       </w:pPr>
-      <w:bookmarkStart w:id="16" w:name="_Toc360108591"/>
-      <w:bookmarkStart w:id="17" w:name="_Toc384987405"/>
-      <w:bookmarkStart w:id="18" w:name="_Toc237258035"/>
+      <w:bookmarkStart w:name="_Toc360108591" w:id="16"/>
+      <w:bookmarkStart w:name="_Toc384987405" w:id="17"/>
+      <w:bookmarkStart w:name="_Toc237258035" w:id="18"/>
       <w:r>
         <w:rPr>
           <w:rFonts w:eastAsia="Calibri"/>
@@ -4601,14 +4609,14 @@
           <w:b/>
         </w:rPr>
       </w:pPr>
-      <w:bookmarkStart w:id="19" w:name="_Toc360108596"/>
-      <w:bookmarkStart w:id="20" w:name="_Toc384987410"/>
-      <w:bookmarkStart w:id="21" w:name="_Toc237258036"/>
-      <w:bookmarkStart w:id="22" w:name="_Toc155610000"/>
-      <w:bookmarkStart w:id="23" w:name="_Ref255054510"/>
-      <w:bookmarkStart w:id="24" w:name="_Ref255054514"/>
-      <w:bookmarkStart w:id="25" w:name="_Ref255291176"/>
-      <w:bookmarkStart w:id="26" w:name="_Toc322091323"/>
+      <w:bookmarkStart w:name="_Toc360108596" w:id="19"/>
+      <w:bookmarkStart w:name="_Toc384987410" w:id="20"/>
+      <w:bookmarkStart w:name="_Toc237258036" w:id="21"/>
+      <w:bookmarkStart w:name="_Toc155610000" w:id="22"/>
+      <w:bookmarkStart w:name="_Ref255054510" w:id="23"/>
+      <w:bookmarkStart w:name="_Ref255054514" w:id="24"/>
+      <w:bookmarkStart w:name="_Ref255291176" w:id="25"/>
+      <w:bookmarkStart w:name="_Toc322091323" w:id="26"/>
       <w:r>
         <w:rPr>
           <w:rFonts w:eastAsia="Calibri"/>
@@ -4654,9 +4662,9 @@
           <w:b/>
         </w:rPr>
       </w:pPr>
-      <w:bookmarkStart w:id="27" w:name="_Toc360108597"/>
-      <w:bookmarkStart w:id="28" w:name="_Toc384987411"/>
-      <w:bookmarkStart w:id="29" w:name="_Toc237258037"/>
+      <w:bookmarkStart w:name="_Toc360108597" w:id="27"/>
+      <w:bookmarkStart w:name="_Toc384987411" w:id="28"/>
+      <w:bookmarkStart w:name="_Toc237258037" w:id="29"/>
       <w:r>
         <w:rPr>
           <w:rFonts w:eastAsia="Calibri"/>
@@ -4673,7 +4681,7 @@
         <w:spacing w:line="360" w:lineRule="auto"/>
         <w:ind w:left="630"/>
       </w:pPr>
-      <w:bookmarkStart w:id="30" w:name="_Toc360108598"/>
+      <w:bookmarkStart w:name="_Toc360108598" w:id="30"/>
       <w:r>
         <w:t>[</w:t>
       </w:r>
@@ -4703,8 +4711,8 @@
           <w:b/>
         </w:rPr>
       </w:pPr>
-      <w:bookmarkStart w:id="31" w:name="_Toc384987412"/>
-      <w:bookmarkStart w:id="32" w:name="_Toc237258038"/>
+      <w:bookmarkStart w:name="_Toc384987412" w:id="31"/>
+      <w:bookmarkStart w:name="_Toc237258038" w:id="32"/>
       <w:r>
         <w:rPr>
           <w:rFonts w:eastAsia="Calibri"/>
@@ -4750,8 +4758,8 @@
           <w:b/>
         </w:rPr>
       </w:pPr>
-      <w:bookmarkStart w:id="33" w:name="_Toc384987413"/>
-      <w:bookmarkStart w:id="34" w:name="_Toc237258039"/>
+      <w:bookmarkStart w:name="_Toc384987413" w:id="33"/>
+      <w:bookmarkStart w:name="_Toc237258039" w:id="34"/>
       <w:bookmarkEnd w:id="22"/>
       <w:bookmarkEnd w:id="23"/>
       <w:bookmarkEnd w:id="24"/>
@@ -4786,13 +4794,13 @@
           <w:b/>
         </w:rPr>
       </w:pPr>
-      <w:bookmarkStart w:id="35" w:name="_Use_case_AHR-004a_–_UC01:_Manage_St"/>
-      <w:bookmarkStart w:id="36" w:name="_Use_case_AHR-004a_–_UC01:_Manage_St_1"/>
-      <w:bookmarkStart w:id="37" w:name="_Toc360108600"/>
-      <w:bookmarkStart w:id="38" w:name="_Toc384987414"/>
-      <w:bookmarkStart w:id="39" w:name="_Toc237258040"/>
-      <w:bookmarkStart w:id="40" w:name="_Ref255057459"/>
-      <w:bookmarkStart w:id="41" w:name="_Toc155610002"/>
+      <w:bookmarkStart w:name="_Use_case_AHR-004a_–_UC01:_Manage_St" w:id="35"/>
+      <w:bookmarkStart w:name="_Use_case_AHR-004a_–_UC01:_Manage_St_1" w:id="36"/>
+      <w:bookmarkStart w:name="_Toc360108600" w:id="37"/>
+      <w:bookmarkStart w:name="_Toc384987414" w:id="38"/>
+      <w:bookmarkStart w:name="_Toc237258040" w:id="39"/>
+      <w:bookmarkStart w:name="_Ref255057459" w:id="40"/>
+      <w:bookmarkStart w:name="_Toc155610002" w:id="41"/>
       <w:bookmarkEnd w:id="35"/>
       <w:bookmarkEnd w:id="36"/>
       <w:r>
@@ -4818,46 +4826,46 @@
         <w:ind w:left="907" w:right="0" w:hanging="547"/>
         <w:jc w:val="left"/>
         <w:rPr>
-          <w:rFonts w:ascii="Times New Roman" w:eastAsia="Times New Roman" w:hAnsi="Times New Roman" w:cs="Times New Roman"/>
+          <w:rFonts w:ascii="Times New Roman" w:hAnsi="Times New Roman" w:eastAsia="Times New Roman" w:cs="Times New Roman"/>
         </w:rPr>
       </w:pPr>
-      <w:bookmarkStart w:id="42" w:name="_Toc384987415"/>
-      <w:bookmarkStart w:id="43" w:name="_Toc237258041"/>
-      <w:bookmarkStart w:id="44" w:name="_Toc360108732"/>
+      <w:bookmarkStart w:name="_Toc384987415" w:id="42"/>
+      <w:bookmarkStart w:name="_Toc237258041" w:id="43"/>
+      <w:bookmarkStart w:name="_Toc360108732" w:id="44"/>
       <w:r>
         <w:rPr>
-          <w:rFonts w:ascii="Times New Roman" w:eastAsia="Times New Roman" w:hAnsi="Times New Roman" w:cs="Times New Roman"/>
+          <w:rFonts w:ascii="Times New Roman" w:hAnsi="Times New Roman" w:eastAsia="Times New Roman" w:cs="Times New Roman"/>
         </w:rPr>
         <w:t>Use case 1</w:t>
       </w:r>
       <w:bookmarkEnd w:id="42"/>
       <w:r>
         <w:rPr>
-          <w:rFonts w:ascii="Times New Roman" w:eastAsia="Times New Roman" w:hAnsi="Times New Roman" w:cs="Times New Roman"/>
+          <w:rFonts w:ascii="Times New Roman" w:hAnsi="Times New Roman" w:eastAsia="Times New Roman" w:cs="Times New Roman"/>
         </w:rPr>
         <w:t xml:space="preserve"> &lt;</w:t>
       </w:r>
       <w:r>
         <w:rPr>
-          <w:rFonts w:ascii="Times New Roman" w:eastAsia="Times New Roman" w:hAnsi="Times New Roman" w:cs="Times New Roman"/>
+          <w:rFonts w:ascii="Times New Roman" w:hAnsi="Times New Roman" w:eastAsia="Times New Roman" w:cs="Times New Roman"/>
         </w:rPr>
         <w:t xml:space="preserve">Báo cáo </w:t>
       </w:r>
       <w:r>
         <w:rPr>
-          <w:rFonts w:ascii="Times New Roman" w:eastAsia="Times New Roman" w:hAnsi="Times New Roman" w:cs="Times New Roman"/>
+          <w:rFonts w:ascii="Times New Roman" w:hAnsi="Times New Roman" w:eastAsia="Times New Roman" w:cs="Times New Roman"/>
         </w:rPr>
         <w:t>KPI</w:t>
       </w:r>
       <w:r>
         <w:rPr>
-          <w:rFonts w:ascii="Times New Roman" w:eastAsia="Times New Roman" w:hAnsi="Times New Roman" w:cs="Times New Roman"/>
+          <w:rFonts w:ascii="Times New Roman" w:hAnsi="Times New Roman" w:eastAsia="Times New Roman" w:cs="Times New Roman"/>
         </w:rPr>
         <w:t xml:space="preserve"> </w:t>
       </w:r>
       <w:r>
         <w:rPr>
-          <w:rFonts w:ascii="Times New Roman" w:eastAsia="Times New Roman" w:hAnsi="Times New Roman" w:cs="Times New Roman"/>
+          <w:rFonts w:ascii="Times New Roman" w:hAnsi="Times New Roman" w:eastAsia="Times New Roman" w:cs="Times New Roman"/>
         </w:rPr>
         <w:t>&gt;</w:t>
       </w:r>
@@ -4868,12 +4876,12 @@
         <w:tblW w:w="4743" w:type="pct"/>
         <w:tblInd w:w="475" w:type="dxa"/>
         <w:tblBorders>
-          <w:top w:val="single" w:sz="4" w:space="0" w:color="000000" w:themeColor="text1"/>
-          <w:left w:val="single" w:sz="4" w:space="0" w:color="000000" w:themeColor="text1"/>
-          <w:bottom w:val="single" w:sz="4" w:space="0" w:color="000000" w:themeColor="text1"/>
-          <w:right w:val="single" w:sz="4" w:space="0" w:color="000000" w:themeColor="text1"/>
-          <w:insideH w:val="single" w:sz="4" w:space="0" w:color="000000" w:themeColor="text1"/>
-          <w:insideV w:val="single" w:sz="4" w:space="0" w:color="000000" w:themeColor="text1"/>
+          <w:top w:val="single" w:color="000000" w:themeColor="text1" w:sz="4" w:space="0"/>
+          <w:left w:val="single" w:color="000000" w:themeColor="text1" w:sz="4" w:space="0"/>
+          <w:bottom w:val="single" w:color="000000" w:themeColor="text1" w:sz="4" w:space="0"/>
+          <w:right w:val="single" w:color="000000" w:themeColor="text1" w:sz="4" w:space="0"/>
+          <w:insideH w:val="single" w:color="000000" w:themeColor="text1" w:sz="4" w:space="0"/>
+          <w:insideV w:val="single" w:color="000000" w:themeColor="text1" w:sz="4" w:space="0"/>
         </w:tblBorders>
         <w:tblCellMar>
           <w:top w:w="29" w:type="dxa"/>
@@ -5222,12 +5230,12 @@
         <w:tblW w:w="9180" w:type="dxa"/>
         <w:tblInd w:w="475" w:type="dxa"/>
         <w:tblBorders>
-          <w:top w:val="single" w:sz="8" w:space="0" w:color="000000" w:themeColor="text1"/>
-          <w:left w:val="single" w:sz="8" w:space="0" w:color="000000" w:themeColor="text1"/>
-          <w:bottom w:val="single" w:sz="8" w:space="0" w:color="000000" w:themeColor="text1"/>
-          <w:right w:val="single" w:sz="8" w:space="0" w:color="000000" w:themeColor="text1"/>
-          <w:insideH w:val="single" w:sz="8" w:space="0" w:color="000000" w:themeColor="text1"/>
-          <w:insideV w:val="single" w:sz="8" w:space="0" w:color="000000" w:themeColor="text1"/>
+          <w:top w:val="single" w:color="000000" w:themeColor="text1" w:sz="8" w:space="0"/>
+          <w:left w:val="single" w:color="000000" w:themeColor="text1" w:sz="8" w:space="0"/>
+          <w:bottom w:val="single" w:color="000000" w:themeColor="text1" w:sz="8" w:space="0"/>
+          <w:right w:val="single" w:color="000000" w:themeColor="text1" w:sz="8" w:space="0"/>
+          <w:insideH w:val="single" w:color="000000" w:themeColor="text1" w:sz="8" w:space="0"/>
+          <w:insideV w:val="single" w:color="000000" w:themeColor="text1" w:sz="8" w:space="0"/>
         </w:tblBorders>
         <w:tblLayout w:type="fixed"/>
         <w:tblLook w:val="01E0" w:firstRow="1" w:lastRow="1" w:firstColumn="1" w:lastColumn="1" w:noHBand="0" w:noVBand="0"/>
@@ -5245,13 +5253,14 @@
           <w:tcPr>
             <w:cnfStyle w:val="001000000000" w:firstRow="0" w:lastRow="0" w:firstColumn="1" w:lastColumn="0" w:oddVBand="0" w:evenVBand="0" w:oddHBand="0" w:evenHBand="0" w:firstRowFirstColumn="0" w:firstRowLastColumn="0" w:lastRowFirstColumn="0" w:lastRowLastColumn="0"/>
             <w:tcW w:w="791" w:type="dxa"/>
+            <w:tcMar/>
           </w:tcPr>
           <w:p>
             <w:pPr>
               <w:ind w:left="-144" w:right="-144"/>
               <w:jc w:val="center"/>
               <w:rPr>
-                <w:rFonts w:ascii="Times New Roman" w:eastAsia="Times New Roman" w:hAnsi="Times New Roman" w:cs="Times New Roman"/>
+                <w:rFonts w:ascii="Times New Roman" w:hAnsi="Times New Roman" w:eastAsia="Times New Roman" w:cs="Times New Roman"/>
                 <w:sz w:val="24"/>
                 <w:szCs w:val="24"/>
                 <w:lang w:val="en-GB"/>
@@ -5259,12 +5268,11 @@
             </w:pPr>
             <w:r>
               <w:rPr>
-                <w:rFonts w:ascii="Times New Roman" w:eastAsia="Times New Roman" w:hAnsi="Times New Roman" w:cs="Times New Roman"/>
+                <w:rFonts w:ascii="Times New Roman" w:hAnsi="Times New Roman" w:eastAsia="Times New Roman" w:cs="Times New Roman"/>
                 <w:sz w:val="24"/>
                 <w:szCs w:val="24"/>
                 <w:lang w:val="en-GB"/>
               </w:rPr>
-              <w:lastRenderedPageBreak/>
               <w:t>Hoạt động</w:t>
             </w:r>
           </w:p>
@@ -5274,17 +5282,18 @@
             <w:cnfStyle w:val="000010000000" w:firstRow="0" w:lastRow="0" w:firstColumn="0" w:lastColumn="0" w:oddVBand="1" w:evenVBand="0" w:oddHBand="0" w:evenHBand="0" w:firstRowFirstColumn="0" w:firstRowLastColumn="0" w:lastRowFirstColumn="0" w:lastRowLastColumn="0"/>
             <w:tcW w:w="851" w:type="dxa"/>
             <w:tcBorders>
-              <w:top w:val="none" w:sz="0" w:space="0" w:color="auto"/>
-              <w:left w:val="none" w:sz="0" w:space="0" w:color="auto"/>
-              <w:right w:val="none" w:sz="0" w:space="0" w:color="auto"/>
+              <w:top w:val="none" w:color="auto" w:sz="0" w:space="0"/>
+              <w:left w:val="none" w:color="auto" w:sz="0" w:space="0"/>
+              <w:right w:val="none" w:color="auto" w:sz="0" w:space="0"/>
             </w:tcBorders>
+            <w:tcMar/>
           </w:tcPr>
           <w:p>
             <w:pPr>
               <w:ind w:left="-142" w:right="-320"/>
               <w:jc w:val="both"/>
               <w:rPr>
-                <w:rFonts w:ascii="Times New Roman" w:eastAsia="Times New Roman" w:hAnsi="Times New Roman" w:cs="Times New Roman"/>
+                <w:rFonts w:ascii="Times New Roman" w:hAnsi="Times New Roman" w:eastAsia="Times New Roman" w:cs="Times New Roman"/>
                 <w:sz w:val="24"/>
                 <w:szCs w:val="24"/>
                 <w:lang w:val="en-GB"/>
@@ -5292,7 +5301,7 @@
             </w:pPr>
             <w:r>
               <w:rPr>
-                <w:rFonts w:ascii="Times New Roman" w:eastAsia="Times New Roman" w:hAnsi="Times New Roman" w:cs="Times New Roman"/>
+                <w:rFonts w:ascii="Times New Roman" w:hAnsi="Times New Roman" w:eastAsia="Times New Roman" w:cs="Times New Roman"/>
                 <w:sz w:val="24"/>
                 <w:szCs w:val="24"/>
                 <w:lang w:val="en-GB"/>
@@ -5301,7 +5310,7 @@
             </w:r>
             <w:r>
               <w:rPr>
-                <w:rFonts w:ascii="Times New Roman" w:eastAsia="Times New Roman" w:hAnsi="Times New Roman" w:cs="Times New Roman"/>
+                <w:rFonts w:ascii="Times New Roman" w:hAnsi="Times New Roman" w:eastAsia="Times New Roman" w:cs="Times New Roman"/>
                 <w:sz w:val="24"/>
                 <w:szCs w:val="24"/>
                 <w:lang w:val="en-GB"/>
@@ -5314,13 +5323,14 @@
           <w:tcPr>
             <w:cnfStyle w:val="000100000000" w:firstRow="0" w:lastRow="0" w:firstColumn="0" w:lastColumn="1" w:oddVBand="0" w:evenVBand="0" w:oddHBand="0" w:evenHBand="0" w:firstRowFirstColumn="0" w:firstRowLastColumn="0" w:lastRowFirstColumn="0" w:lastRowLastColumn="0"/>
             <w:tcW w:w="7538" w:type="dxa"/>
+            <w:tcMar/>
           </w:tcPr>
           <w:p>
             <w:pPr>
               <w:ind w:left="-142" w:right="-320"/>
               <w:jc w:val="center"/>
               <w:rPr>
-                <w:rFonts w:ascii="Times New Roman" w:eastAsia="Times New Roman" w:hAnsi="Times New Roman" w:cs="Times New Roman"/>
+                <w:rFonts w:ascii="Times New Roman" w:hAnsi="Times New Roman" w:eastAsia="Times New Roman" w:cs="Times New Roman"/>
                 <w:sz w:val="24"/>
                 <w:szCs w:val="24"/>
                 <w:lang w:val="en-GB"/>
@@ -5328,7 +5338,7 @@
             </w:pPr>
             <w:r>
               <w:rPr>
-                <w:rFonts w:ascii="Times New Roman" w:eastAsia="Times New Roman" w:hAnsi="Times New Roman" w:cs="Times New Roman"/>
+                <w:rFonts w:ascii="Times New Roman" w:hAnsi="Times New Roman" w:eastAsia="Times New Roman" w:cs="Times New Roman"/>
                 <w:sz w:val="24"/>
                 <w:szCs w:val="24"/>
                 <w:lang w:val="en-GB"/>
@@ -5347,17 +5357,18 @@
             <w:cnfStyle w:val="001000000000" w:firstRow="0" w:lastRow="0" w:firstColumn="1" w:lastColumn="0" w:oddVBand="0" w:evenVBand="0" w:oddHBand="0" w:evenHBand="0" w:firstRowFirstColumn="0" w:firstRowLastColumn="0" w:lastRowFirstColumn="0" w:lastRowLastColumn="0"/>
             <w:tcW w:w="791" w:type="dxa"/>
             <w:tcBorders>
-              <w:top w:val="none" w:sz="0" w:space="0" w:color="auto"/>
-              <w:left w:val="none" w:sz="0" w:space="0" w:color="auto"/>
-              <w:bottom w:val="none" w:sz="0" w:space="0" w:color="auto"/>
+              <w:top w:val="none" w:color="auto" w:sz="0" w:space="0"/>
+              <w:left w:val="none" w:color="auto" w:sz="0" w:space="0"/>
+              <w:bottom w:val="none" w:color="auto" w:sz="0" w:space="0"/>
             </w:tcBorders>
+            <w:tcMar/>
           </w:tcPr>
           <w:p>
             <w:pPr>
               <w:ind w:left="-144" w:right="-144"/>
               <w:jc w:val="center"/>
               <w:rPr>
-                <w:rFonts w:ascii="Times New Roman" w:eastAsia="Times New Roman" w:hAnsi="Times New Roman" w:cs="Times New Roman"/>
+                <w:rFonts w:ascii="Times New Roman" w:hAnsi="Times New Roman" w:eastAsia="Times New Roman" w:cs="Times New Roman"/>
                 <w:sz w:val="24"/>
                 <w:szCs w:val="24"/>
                 <w:lang w:val="en-GB"/>
@@ -5370,18 +5381,19 @@
             <w:cnfStyle w:val="000010000000" w:firstRow="0" w:lastRow="0" w:firstColumn="0" w:lastColumn="0" w:oddVBand="1" w:evenVBand="0" w:oddHBand="0" w:evenHBand="0" w:firstRowFirstColumn="0" w:firstRowLastColumn="0" w:lastRowFirstColumn="0" w:lastRowLastColumn="0"/>
             <w:tcW w:w="851" w:type="dxa"/>
             <w:tcBorders>
-              <w:top w:val="none" w:sz="0" w:space="0" w:color="auto"/>
-              <w:left w:val="none" w:sz="0" w:space="0" w:color="auto"/>
-              <w:bottom w:val="none" w:sz="0" w:space="0" w:color="auto"/>
-              <w:right w:val="none" w:sz="0" w:space="0" w:color="auto"/>
+              <w:top w:val="none" w:color="auto" w:sz="0" w:space="0"/>
+              <w:left w:val="none" w:color="auto" w:sz="0" w:space="0"/>
+              <w:bottom w:val="none" w:color="auto" w:sz="0" w:space="0"/>
+              <w:right w:val="none" w:color="auto" w:sz="0" w:space="0"/>
             </w:tcBorders>
+            <w:tcMar/>
           </w:tcPr>
           <w:p>
             <w:pPr>
               <w:ind w:left="-144" w:right="-144"/>
               <w:jc w:val="center"/>
               <w:rPr>
-                <w:rFonts w:ascii="Times New Roman" w:eastAsia="Times New Roman" w:hAnsi="Times New Roman" w:cs="Times New Roman"/>
+                <w:rFonts w:ascii="Times New Roman" w:hAnsi="Times New Roman" w:eastAsia="Times New Roman" w:cs="Times New Roman"/>
                 <w:sz w:val="24"/>
                 <w:szCs w:val="24"/>
                 <w:lang w:val="en-GB"/>
@@ -5389,7 +5401,7 @@
             </w:pPr>
             <w:r>
               <w:rPr>
-                <w:rFonts w:ascii="Times New Roman" w:eastAsia="Times New Roman" w:hAnsi="Times New Roman" w:cs="Times New Roman"/>
+                <w:rFonts w:ascii="Times New Roman" w:hAnsi="Times New Roman" w:eastAsia="Times New Roman" w:cs="Times New Roman"/>
                 <w:sz w:val="24"/>
                 <w:szCs w:val="24"/>
                 <w:lang w:val="en-GB"/>
@@ -5403,16 +5415,17 @@
             <w:cnfStyle w:val="000100000000" w:firstRow="0" w:lastRow="0" w:firstColumn="0" w:lastColumn="1" w:oddVBand="0" w:evenVBand="0" w:oddHBand="0" w:evenHBand="0" w:firstRowFirstColumn="0" w:firstRowLastColumn="0" w:lastRowFirstColumn="0" w:lastRowLastColumn="0"/>
             <w:tcW w:w="7538" w:type="dxa"/>
             <w:tcBorders>
-              <w:top w:val="none" w:sz="0" w:space="0" w:color="auto"/>
-              <w:bottom w:val="none" w:sz="0" w:space="0" w:color="auto"/>
-              <w:right w:val="none" w:sz="0" w:space="0" w:color="auto"/>
+              <w:top w:val="none" w:color="auto" w:sz="0" w:space="0"/>
+              <w:bottom w:val="none" w:color="auto" w:sz="0" w:space="0"/>
+              <w:right w:val="none" w:color="auto" w:sz="0" w:space="0"/>
             </w:tcBorders>
+            <w:tcMar/>
           </w:tcPr>
           <w:p>
             <w:pPr>
               <w:ind w:right="-320"/>
               <w:rPr>
-                <w:rFonts w:ascii="Times New Roman" w:eastAsia="Times New Roman" w:hAnsi="Times New Roman" w:cs="Times New Roman"/>
+                <w:rFonts w:ascii="Times New Roman" w:hAnsi="Times New Roman" w:eastAsia="Times New Roman" w:cs="Times New Roman"/>
                 <w:bCs w:val="0"/>
                 <w:sz w:val="24"/>
                 <w:szCs w:val="24"/>
@@ -5421,7 +5434,7 @@
             </w:pPr>
             <w:r>
               <w:rPr>
-                <w:rFonts w:ascii="Times New Roman" w:eastAsia="Times New Roman" w:hAnsi="Times New Roman" w:cs="Times New Roman"/>
+                <w:rFonts w:ascii="Times New Roman" w:hAnsi="Times New Roman" w:eastAsia="Times New Roman" w:cs="Times New Roman"/>
                 <w:b/>
                 <w:sz w:val="24"/>
                 <w:szCs w:val="24"/>
@@ -5432,7 +5445,7 @@
             </w:r>
             <w:r>
               <w:rPr>
-                <w:rFonts w:ascii="Times New Roman" w:eastAsia="Times New Roman" w:hAnsi="Times New Roman" w:cs="Times New Roman"/>
+                <w:rFonts w:ascii="Times New Roman" w:hAnsi="Times New Roman" w:eastAsia="Times New Roman" w:cs="Times New Roman"/>
                 <w:sz w:val="24"/>
                 <w:szCs w:val="24"/>
                 <w:lang w:val="en-GB"/>
@@ -5450,7 +5463,7 @@
               <w:spacing w:line="360" w:lineRule="auto"/>
               <w:ind w:left="331" w:hanging="270"/>
               <w:rPr>
-                <w:rFonts w:ascii="Times New Roman" w:eastAsia="Times New Roman" w:hAnsi="Times New Roman" w:cs="Times New Roman"/>
+                <w:rFonts w:ascii="Times New Roman" w:hAnsi="Times New Roman" w:eastAsia="Times New Roman" w:cs="Times New Roman"/>
                 <w:sz w:val="24"/>
                 <w:szCs w:val="24"/>
                 <w:lang w:val="en-GB"/>
@@ -5468,7 +5481,7 @@
             </w:r>
             <w:r>
               <w:rPr>
-                <w:rFonts w:ascii="Times New Roman" w:eastAsia="Times New Roman" w:hAnsi="Times New Roman" w:cs="Times New Roman"/>
+                <w:rFonts w:ascii="Times New Roman" w:hAnsi="Times New Roman" w:eastAsia="Times New Roman" w:cs="Times New Roman"/>
                 <w:sz w:val="24"/>
                 <w:szCs w:val="24"/>
                 <w:lang w:val="en-GB"/>
@@ -5477,7 +5490,7 @@
             </w:r>
             <w:r>
               <w:rPr>
-                <w:rFonts w:ascii="Times New Roman" w:eastAsia="Times New Roman" w:hAnsi="Times New Roman" w:cs="Times New Roman"/>
+                <w:rFonts w:ascii="Times New Roman" w:hAnsi="Times New Roman" w:eastAsia="Times New Roman" w:cs="Times New Roman"/>
                 <w:sz w:val="24"/>
                 <w:szCs w:val="24"/>
                 <w:lang w:val="en-GB"/>
@@ -5740,7 +5753,7 @@
               <w:spacing w:line="360" w:lineRule="auto"/>
               <w:ind w:left="331" w:hanging="270"/>
               <w:rPr>
-                <w:rFonts w:ascii="Times New Roman" w:eastAsia="Times New Roman" w:hAnsi="Times New Roman" w:cs="Times New Roman"/>
+                <w:rFonts w:ascii="Times New Roman" w:hAnsi="Times New Roman" w:eastAsia="Times New Roman" w:cs="Times New Roman"/>
                 <w:sz w:val="24"/>
                 <w:szCs w:val="24"/>
                 <w:lang w:val="en-GB"/>
@@ -5775,13 +5788,14 @@
           <w:tcPr>
             <w:cnfStyle w:val="001000000000" w:firstRow="0" w:lastRow="0" w:firstColumn="1" w:lastColumn="0" w:oddVBand="0" w:evenVBand="0" w:oddHBand="0" w:evenHBand="0" w:firstRowFirstColumn="0" w:firstRowLastColumn="0" w:lastRowFirstColumn="0" w:lastRowLastColumn="0"/>
             <w:tcW w:w="791" w:type="dxa"/>
+            <w:tcMar/>
           </w:tcPr>
           <w:p>
             <w:pPr>
               <w:ind w:left="-144" w:right="-144"/>
               <w:jc w:val="center"/>
               <w:rPr>
-                <w:rFonts w:ascii="Times New Roman" w:eastAsia="Times New Roman" w:hAnsi="Times New Roman" w:cs="Times New Roman"/>
+                <w:rFonts w:ascii="Times New Roman" w:hAnsi="Times New Roman" w:eastAsia="Times New Roman" w:cs="Times New Roman"/>
                 <w:sz w:val="24"/>
                 <w:szCs w:val="24"/>
                 <w:lang w:val="en-GB"/>
@@ -5794,16 +5808,17 @@
             <w:cnfStyle w:val="000010000000" w:firstRow="0" w:lastRow="0" w:firstColumn="0" w:lastColumn="0" w:oddVBand="1" w:evenVBand="0" w:oddHBand="0" w:evenHBand="0" w:firstRowFirstColumn="0" w:firstRowLastColumn="0" w:lastRowFirstColumn="0" w:lastRowLastColumn="0"/>
             <w:tcW w:w="851" w:type="dxa"/>
             <w:tcBorders>
-              <w:left w:val="none" w:sz="0" w:space="0" w:color="auto"/>
-              <w:right w:val="none" w:sz="0" w:space="0" w:color="auto"/>
+              <w:left w:val="none" w:color="auto" w:sz="0" w:space="0"/>
+              <w:right w:val="none" w:color="auto" w:sz="0" w:space="0"/>
             </w:tcBorders>
+            <w:tcMar/>
           </w:tcPr>
           <w:p>
             <w:pPr>
               <w:ind w:left="-144" w:right="-144"/>
               <w:jc w:val="center"/>
               <w:rPr>
-                <w:rFonts w:ascii="Times New Roman" w:eastAsia="Times New Roman" w:hAnsi="Times New Roman" w:cs="Times New Roman"/>
+                <w:rFonts w:ascii="Times New Roman" w:hAnsi="Times New Roman" w:eastAsia="Times New Roman" w:cs="Times New Roman"/>
                 <w:sz w:val="24"/>
                 <w:szCs w:val="24"/>
                 <w:lang w:val="en-GB"/>
@@ -5811,7 +5826,7 @@
             </w:pPr>
             <w:r>
               <w:rPr>
-                <w:rFonts w:ascii="Times New Roman" w:eastAsia="Times New Roman" w:hAnsi="Times New Roman" w:cs="Times New Roman"/>
+                <w:rFonts w:ascii="Times New Roman" w:hAnsi="Times New Roman" w:eastAsia="Times New Roman" w:cs="Times New Roman"/>
                 <w:sz w:val="24"/>
                 <w:szCs w:val="24"/>
                 <w:lang w:val="en-GB"/>
@@ -5824,6 +5839,7 @@
           <w:tcPr>
             <w:cnfStyle w:val="000100000000" w:firstRow="0" w:lastRow="0" w:firstColumn="0" w:lastColumn="1" w:oddVBand="0" w:evenVBand="0" w:oddHBand="0" w:evenHBand="0" w:firstRowFirstColumn="0" w:firstRowLastColumn="0" w:lastRowFirstColumn="0" w:lastRowLastColumn="0"/>
             <w:tcW w:w="7538" w:type="dxa"/>
+            <w:tcMar/>
           </w:tcPr>
           <w:p>
             <w:pPr>
@@ -5876,6 +5892,7 @@
               <w:tc>
                 <w:tcPr>
                   <w:tcW w:w="2830" w:type="dxa"/>
+                  <w:tcMar/>
                 </w:tcPr>
                 <w:p>
                   <w:pPr>
@@ -5901,6 +5918,7 @@
               <w:tc>
                 <w:tcPr>
                   <w:tcW w:w="4541" w:type="dxa"/>
+                  <w:tcMar/>
                 </w:tcPr>
                 <w:p>
                   <w:pPr>
@@ -5940,6 +5958,7 @@
                 <w:tcPr>
                   <w:tcW w:w="7371" w:type="dxa"/>
                   <w:gridSpan w:val="2"/>
+                  <w:tcMar/>
                 </w:tcPr>
                 <w:p>
                   <w:pPr>
@@ -5990,6 +6009,7 @@
               <w:tc>
                 <w:tcPr>
                   <w:tcW w:w="2830" w:type="dxa"/>
+                  <w:tcMar/>
                 </w:tcPr>
                 <w:p>
                   <w:pPr>
@@ -6015,6 +6035,7 @@
               <w:tc>
                 <w:tcPr>
                   <w:tcW w:w="4541" w:type="dxa"/>
+                  <w:tcMar/>
                 </w:tcPr>
                 <w:p>
                   <w:pPr>
@@ -6041,6 +6062,7 @@
               <w:tc>
                 <w:tcPr>
                   <w:tcW w:w="2830" w:type="dxa"/>
+                  <w:tcMar/>
                 </w:tcPr>
                 <w:p>
                   <w:pPr>
@@ -6066,9 +6088,11 @@
               <w:tc>
                 <w:tcPr>
                   <w:tcW w:w="4541" w:type="dxa"/>
+                  <w:tcMar/>
                 </w:tcPr>
                 <w:p>
                   <w:pPr>
+                    <w:pStyle w:val="Normal"/>
                     <w:spacing w:line="360" w:lineRule="auto"/>
                     <w:ind w:right="175"/>
                     <w:jc w:val="left"/>
@@ -6130,6 +6154,43 @@
                       <w:rFonts w:eastAsia="Times New Roman"/>
                       <w:lang w:val="en-GB"/>
                     </w:rPr>
+                    <w:t>(b.</w:t>
+                  </w:r>
+                  <w:r>
+                    <w:rPr>
+                      <w:rFonts w:ascii="Times New Roman" w:hAnsi="Times New Roman" w:eastAsia="Times New Roman" w:cs="Times New Roman"/>
+                      <w:noProof w:val="0"/>
+                      <w:sz w:val="24"/>
+                      <w:szCs w:val="24"/>
+                      <w:lang w:val="en-GB"/>
+                    </w:rPr>
+                    <w:t>WORKSTEP in ('CreditCommittee', 'CreditApproval')</w:t>
+                  </w:r>
+                  <w:r>
+                    <w:rPr>
+                      <w:rFonts w:ascii="Times New Roman" w:hAnsi="Times New Roman" w:eastAsia="Times New Roman" w:cs="Times New Roman"/>
+                      <w:noProof w:val="0"/>
+                      <w:sz w:val="24"/>
+                      <w:szCs w:val="24"/>
+                      <w:lang w:val="en-GB"/>
+                    </w:rPr>
+                    <w:t xml:space="preserve"> and</w:t>
+                  </w:r>
+                  <w:r>
+                    <w:rPr>
+                      <w:rFonts w:ascii="Times New Roman" w:hAnsi="Times New Roman" w:eastAsia="Times New Roman" w:cs="Times New Roman"/>
+                      <w:noProof w:val="0"/>
+                      <w:sz w:val="24"/>
+                      <w:szCs w:val="24"/>
+                      <w:lang w:val="en-GB"/>
+                    </w:rPr>
+                    <w:t xml:space="preserve"> </w:t>
+                  </w:r>
+                  <w:r>
+                    <w:rPr>
+                      <w:rFonts w:eastAsia="Times New Roman"/>
+                      <w:lang w:val="en-GB"/>
+                    </w:rPr>
                     <w:t>b.</w:t>
                   </w:r>
                   <w:r>
@@ -6161,6 +6222,12 @@
                       <w:rFonts w:eastAsia="Times New Roman"/>
                     </w:rPr>
                     <w:t>'Reject')</w:t>
+                  </w:r>
+                  <w:r>
+                    <w:rPr>
+                      <w:rFonts w:eastAsia="Times New Roman"/>
+                    </w:rPr>
+                    <w:t>)</w:t>
                   </w:r>
                 </w:p>
                 <w:p>
@@ -6225,6 +6292,7 @@
               <w:tc>
                 <w:tcPr>
                   <w:tcW w:w="2830" w:type="dxa"/>
+                  <w:tcMar/>
                 </w:tcPr>
                 <w:p>
                   <w:pPr>
@@ -6250,6 +6318,7 @@
               <w:tc>
                 <w:tcPr>
                   <w:tcW w:w="4541" w:type="dxa"/>
+                  <w:tcMar/>
                 </w:tcPr>
                 <w:p>
                   <w:pPr>
@@ -6292,6 +6361,7 @@
               <w:tc>
                 <w:tcPr>
                   <w:tcW w:w="2830" w:type="dxa"/>
+                  <w:tcMar/>
                 </w:tcPr>
                 <w:p>
                   <w:pPr>
@@ -6317,6 +6387,7 @@
               <w:tc>
                 <w:tcPr>
                   <w:tcW w:w="4541" w:type="dxa"/>
+                  <w:tcMar/>
                 </w:tcPr>
                 <w:p>
                   <w:pPr>
@@ -6359,6 +6430,7 @@
               <w:tc>
                 <w:tcPr>
                   <w:tcW w:w="2830" w:type="dxa"/>
+                  <w:tcMar/>
                 </w:tcPr>
                 <w:p>
                   <w:pPr>
@@ -6384,6 +6456,7 @@
               <w:tc>
                 <w:tcPr>
                   <w:tcW w:w="4541" w:type="dxa"/>
+                  <w:tcMar/>
                 </w:tcPr>
                 <w:p>
                   <w:pPr>
@@ -6412,6 +6485,7 @@
               <w:tc>
                 <w:tcPr>
                   <w:tcW w:w="2830" w:type="dxa"/>
+                  <w:tcMar/>
                 </w:tcPr>
                 <w:p>
                   <w:pPr>
@@ -6436,6 +6510,7 @@
               <w:tc>
                 <w:tcPr>
                   <w:tcW w:w="4541" w:type="dxa"/>
+                  <w:tcMar/>
                 </w:tcPr>
                 <w:p>
                   <w:pPr>
@@ -6477,6 +6552,7 @@
               <w:tc>
                 <w:tcPr>
                   <w:tcW w:w="2830" w:type="dxa"/>
+                  <w:tcMar/>
                 </w:tcPr>
                 <w:p>
                   <w:pPr>
@@ -6501,6 +6577,7 @@
               <w:tc>
                 <w:tcPr>
                   <w:tcW w:w="4541" w:type="dxa"/>
+                  <w:tcMar/>
                 </w:tcPr>
                 <w:p>
                   <w:pPr>
@@ -6542,6 +6619,7 @@
               <w:tc>
                 <w:tcPr>
                   <w:tcW w:w="2830" w:type="dxa"/>
+                  <w:tcMar/>
                 </w:tcPr>
                 <w:p>
                   <w:pPr>
@@ -6553,7 +6631,6 @@
                     </w:rPr>
                   </w:pPr>
                   <w:r>
-                    <w:lastRenderedPageBreak/>
                     <w:t>SBLOS2.</w:t>
                   </w:r>
                   <w:r>
@@ -6567,6 +6644,7 @@
               <w:tc>
                 <w:tcPr>
                   <w:tcW w:w="4541" w:type="dxa"/>
+                  <w:tcMar/>
                 </w:tcPr>
                 <w:p>
                   <w:pPr>
@@ -6608,6 +6686,7 @@
               <w:tc>
                 <w:tcPr>
                   <w:tcW w:w="2830" w:type="dxa"/>
+                  <w:tcMar/>
                 </w:tcPr>
                 <w:p>
                   <w:pPr>
@@ -6629,6 +6708,7 @@
               <w:tc>
                 <w:tcPr>
                   <w:tcW w:w="4541" w:type="dxa"/>
+                  <w:tcMar/>
                 </w:tcPr>
                 <w:p>
                   <w:pPr>
@@ -6670,6 +6750,7 @@
               <w:tc>
                 <w:tcPr>
                   <w:tcW w:w="2830" w:type="dxa"/>
+                  <w:tcMar/>
                 </w:tcPr>
                 <w:p>
                   <w:pPr>
@@ -6691,6 +6772,7 @@
               <w:tc>
                 <w:tcPr>
                   <w:tcW w:w="4541" w:type="dxa"/>
+                  <w:tcMar/>
                 </w:tcPr>
                 <w:p>
                   <w:pPr>
@@ -6733,6 +6815,7 @@
               <w:tc>
                 <w:tcPr>
                   <w:tcW w:w="2830" w:type="dxa"/>
+                  <w:tcMar/>
                 </w:tcPr>
                 <w:p>
                   <w:pPr>
@@ -6772,6 +6855,7 @@
               <w:tc>
                 <w:tcPr>
                   <w:tcW w:w="4541" w:type="dxa"/>
+                  <w:tcMar/>
                   <w:vAlign w:val="center"/>
                 </w:tcPr>
                 <w:p>
@@ -7021,7 +7105,6 @@
                       <w:sz w:val="24"/>
                       <w:szCs w:val="24"/>
                     </w:rPr>
-                    <w:lastRenderedPageBreak/>
                     <w:t>SECONDARY_PRODUCTLINE</w:t>
                   </w:r>
                   <w:r>
@@ -7089,6 +7172,7 @@
               <w:tc>
                 <w:tcPr>
                   <w:tcW w:w="2830" w:type="dxa"/>
+                  <w:tcMar/>
                 </w:tcPr>
                 <w:p>
                   <w:pPr>
@@ -7097,7 +7181,6 @@
                     <w:jc w:val="left"/>
                   </w:pPr>
                   <w:r>
-                    <w:lastRenderedPageBreak/>
                     <w:t xml:space="preserve">BC5TAT - </w:t>
                   </w:r>
                   <w:r>
@@ -7117,6 +7200,7 @@
               <w:tc>
                 <w:tcPr>
                   <w:tcW w:w="4541" w:type="dxa"/>
+                  <w:tcMar/>
                   <w:vAlign w:val="bottom"/>
                 </w:tcPr>
                 <w:p>
@@ -7199,6 +7283,7 @@
                 <w:tcPr>
                   <w:tcW w:w="7371" w:type="dxa"/>
                   <w:gridSpan w:val="2"/>
+                  <w:tcMar/>
                 </w:tcPr>
                 <w:p>
                   <w:pPr>
@@ -7253,6 +7338,7 @@
               <w:tc>
                 <w:tcPr>
                   <w:tcW w:w="2830" w:type="dxa"/>
+                  <w:tcMar/>
                 </w:tcPr>
                 <w:p>
                   <w:pPr>
@@ -7277,6 +7363,7 @@
               <w:tc>
                 <w:tcPr>
                   <w:tcW w:w="4541" w:type="dxa"/>
+                  <w:tcMar/>
                 </w:tcPr>
                 <w:p>
                   <w:pPr>
@@ -7298,6 +7385,7 @@
               <w:tc>
                 <w:tcPr>
                   <w:tcW w:w="2830" w:type="dxa"/>
+                  <w:tcMar/>
                 </w:tcPr>
                 <w:p>
                   <w:pPr>
@@ -7322,9 +7410,11 @@
               <w:tc>
                 <w:tcPr>
                   <w:tcW w:w="4541" w:type="dxa"/>
+                  <w:tcMar/>
                 </w:tcPr>
                 <w:p>
                   <w:pPr>
+                    <w:pStyle w:val="Normal"/>
                     <w:spacing w:line="360" w:lineRule="auto"/>
                     <w:ind w:right="175"/>
                     <w:jc w:val="left"/>
@@ -7344,46 +7434,183 @@
                       <w:rFonts w:eastAsia="Times New Roman"/>
                       <w:lang w:val="en-GB"/>
                     </w:rPr>
-                    <w:t xml:space="preserve"> JOIN với điều kiện: a.WI</w:t>
+                    <w:t xml:space="preserve"> JOIN </w:t>
                   </w:r>
                   <w:r>
                     <w:rPr>
                       <w:rFonts w:eastAsia="Times New Roman"/>
                       <w:lang w:val="en-GB"/>
                     </w:rPr>
-                    <w:t>_</w:t>
+                    <w:t>với</w:t>
                   </w:r>
                   <w:r>
                     <w:rPr>
                       <w:rFonts w:eastAsia="Times New Roman"/>
                       <w:lang w:val="en-GB"/>
                     </w:rPr>
-                    <w:t xml:space="preserve">NAME = </w:t>
+                    <w:t xml:space="preserve"> </w:t>
                   </w:r>
                   <w:r>
                     <w:rPr>
                       <w:rFonts w:eastAsia="Times New Roman"/>
                       <w:lang w:val="en-GB"/>
                     </w:rPr>
-                    <w:t>b</w:t>
+                    <w:t>điều</w:t>
                   </w:r>
                   <w:r>
                     <w:rPr>
                       <w:rFonts w:eastAsia="Times New Roman"/>
                       <w:lang w:val="en-GB"/>
                     </w:rPr>
-                    <w:t>.WINAME</w:t>
+                    <w:t xml:space="preserve"> </w:t>
                   </w:r>
                   <w:r>
                     <w:rPr>
                       <w:rFonts w:eastAsia="Times New Roman"/>
                       <w:lang w:val="en-GB"/>
                     </w:rPr>
-                    <w:t xml:space="preserve"> and (b.</w:t>
+                    <w:t>kiện</w:t>
                   </w:r>
                   <w:r>
                     <w:rPr>
                       <w:rFonts w:eastAsia="Times New Roman"/>
+                      <w:lang w:val="en-GB"/>
+                    </w:rPr>
+                    <w:t xml:space="preserve">: </w:t>
+                  </w:r>
+                  <w:r>
+                    <w:rPr>
+                      <w:rFonts w:eastAsia="Times New Roman"/>
+                      <w:lang w:val="en-GB"/>
+                    </w:rPr>
+                    <w:t>a.WI</w:t>
+                  </w:r>
+                  <w:r>
+                    <w:rPr>
+                      <w:rFonts w:eastAsia="Times New Roman"/>
+                      <w:lang w:val="en-GB"/>
+                    </w:rPr>
+                    <w:t>_</w:t>
+                  </w:r>
+                  <w:r>
+                    <w:rPr>
+                      <w:rFonts w:eastAsia="Times New Roman"/>
+                      <w:lang w:val="en-GB"/>
+                    </w:rPr>
+                    <w:t>NAME</w:t>
+                  </w:r>
+                  <w:r>
+                    <w:rPr>
+                      <w:rFonts w:eastAsia="Times New Roman"/>
+                      <w:lang w:val="en-GB"/>
+                    </w:rPr>
+                    <w:t xml:space="preserve"> = </w:t>
+                  </w:r>
+                  <w:r>
+                    <w:rPr>
+                      <w:rFonts w:eastAsia="Times New Roman"/>
+                      <w:lang w:val="en-GB"/>
+                    </w:rPr>
+                    <w:t>b</w:t>
+                  </w:r>
+                  <w:r>
+                    <w:rPr>
+                      <w:rFonts w:eastAsia="Times New Roman"/>
+                      <w:lang w:val="en-GB"/>
+                    </w:rPr>
+                    <w:t>.WINAME</w:t>
+                  </w:r>
+                  <w:r>
+                    <w:rPr>
+                      <w:rFonts w:eastAsia="Times New Roman"/>
+                      <w:lang w:val="en-GB"/>
+                    </w:rPr>
+                    <w:t xml:space="preserve"> and (</w:t>
+                  </w:r>
+                  <w:r>
+                    <w:rPr>
+                      <w:rFonts w:eastAsia="Times New Roman"/>
+                      <w:lang w:val="en-GB"/>
+                    </w:rPr>
+                    <w:t>(</w:t>
+                  </w:r>
+                  <w:r>
+                    <w:rPr>
+                      <w:rFonts w:eastAsia="Times New Roman"/>
+                      <w:lang w:val="en-GB"/>
+                    </w:rPr>
+                    <w:t>b.</w:t>
+                  </w:r>
+                  <w:r>
+                    <w:rPr>
+                      <w:rFonts w:ascii="Times New Roman" w:hAnsi="Times New Roman" w:eastAsia="Times New Roman" w:cs="Times New Roman"/>
+                      <w:noProof w:val="0"/>
+                      <w:sz w:val="24"/>
+                      <w:szCs w:val="24"/>
+                      <w:lang w:val="en-GB"/>
+                    </w:rPr>
+                    <w:t>WORKSTEP</w:t>
+                  </w:r>
+                  <w:r>
+                    <w:rPr>
+                      <w:rFonts w:ascii="Times New Roman" w:hAnsi="Times New Roman" w:eastAsia="Times New Roman" w:cs="Times New Roman"/>
+                      <w:noProof w:val="0"/>
+                      <w:sz w:val="24"/>
+                      <w:szCs w:val="24"/>
+                      <w:lang w:val="en-GB"/>
+                    </w:rPr>
+                    <w:t xml:space="preserve"> in ('</w:t>
+                  </w:r>
+                  <w:r>
+                    <w:rPr>
+                      <w:rFonts w:ascii="Times New Roman" w:hAnsi="Times New Roman" w:eastAsia="Times New Roman" w:cs="Times New Roman"/>
+                      <w:noProof w:val="0"/>
+                      <w:sz w:val="24"/>
+                      <w:szCs w:val="24"/>
+                      <w:lang w:val="en-GB"/>
+                    </w:rPr>
+                    <w:t>CreditCommittee</w:t>
+                  </w:r>
+                  <w:r>
+                    <w:rPr>
+                      <w:rFonts w:ascii="Times New Roman" w:hAnsi="Times New Roman" w:eastAsia="Times New Roman" w:cs="Times New Roman"/>
+                      <w:noProof w:val="0"/>
+                      <w:sz w:val="24"/>
+                      <w:szCs w:val="24"/>
+                      <w:lang w:val="en-GB"/>
+                    </w:rPr>
+                    <w:t>', '</w:t>
+                  </w:r>
+                  <w:r>
+                    <w:rPr>
+                      <w:rFonts w:ascii="Times New Roman" w:hAnsi="Times New Roman" w:eastAsia="Times New Roman" w:cs="Times New Roman"/>
+                      <w:noProof w:val="0"/>
+                      <w:sz w:val="24"/>
+                      <w:szCs w:val="24"/>
+                      <w:lang w:val="en-GB"/>
+                    </w:rPr>
+                    <w:t>CreditApproval</w:t>
+                  </w:r>
+                  <w:r>
+                    <w:rPr>
+                      <w:rFonts w:ascii="Times New Roman" w:hAnsi="Times New Roman" w:eastAsia="Times New Roman" w:cs="Times New Roman"/>
+                      <w:noProof w:val="0"/>
+                      <w:sz w:val="24"/>
+                      <w:szCs w:val="24"/>
+                      <w:lang w:val="en-GB"/>
+                    </w:rPr>
+                    <w:t xml:space="preserve">') and </w:t>
+                  </w:r>
+                  <w:r>
+                    <w:rPr>
+                      <w:rFonts w:eastAsia="Times New Roman"/>
+                      <w:lang w:val="en-GB"/>
+                    </w:rPr>
+                    <w:t>b.</w:t>
+                  </w:r>
+                  <w:r>
+                    <w:rPr>
+                      <w:rFonts w:eastAsia="Times New Roman"/>
                     </w:rPr>
                     <w:t xml:space="preserve">DECISION </w:t>
                   </w:r>
@@ -7397,12 +7624,84 @@
                     <w:rPr>
                       <w:rFonts w:eastAsia="Times New Roman"/>
                     </w:rPr>
-                    <w:t xml:space="preserve"> ('Submit', 'Send To PostSanction','Submit To DisbursementMaker', 'Send To HOSupport'</w:t>
+                    <w:t xml:space="preserve"> ('Submit', 'Send </w:t>
                   </w:r>
                   <w:r>
                     <w:rPr>
                       <w:rFonts w:eastAsia="Times New Roman"/>
                     </w:rPr>
+                    <w:t>To</w:t>
+                  </w:r>
+                  <w:r>
+                    <w:rPr>
+                      <w:rFonts w:eastAsia="Times New Roman"/>
+                    </w:rPr>
+                    <w:t xml:space="preserve"> </w:t>
+                  </w:r>
+                  <w:r>
+                    <w:rPr>
+                      <w:rFonts w:eastAsia="Times New Roman"/>
+                    </w:rPr>
+                    <w:t>PostSanction</w:t>
+                  </w:r>
+                  <w:r>
+                    <w:rPr>
+                      <w:rFonts w:eastAsia="Times New Roman"/>
+                    </w:rPr>
+                    <w:t xml:space="preserve">','Submit </w:t>
+                  </w:r>
+                  <w:r>
+                    <w:rPr>
+                      <w:rFonts w:eastAsia="Times New Roman"/>
+                    </w:rPr>
+                    <w:t>To</w:t>
+                  </w:r>
+                  <w:r>
+                    <w:rPr>
+                      <w:rFonts w:eastAsia="Times New Roman"/>
+                    </w:rPr>
+                    <w:t xml:space="preserve"> </w:t>
+                  </w:r>
+                  <w:r>
+                    <w:rPr>
+                      <w:rFonts w:eastAsia="Times New Roman"/>
+                    </w:rPr>
+                    <w:t>DisbursementMaker</w:t>
+                  </w:r>
+                  <w:r>
+                    <w:rPr>
+                      <w:rFonts w:eastAsia="Times New Roman"/>
+                    </w:rPr>
+                    <w:t xml:space="preserve">', 'Send </w:t>
+                  </w:r>
+                  <w:r>
+                    <w:rPr>
+                      <w:rFonts w:eastAsia="Times New Roman"/>
+                    </w:rPr>
+                    <w:t>To</w:t>
+                  </w:r>
+                  <w:r>
+                    <w:rPr>
+                      <w:rFonts w:eastAsia="Times New Roman"/>
+                    </w:rPr>
+                    <w:t xml:space="preserve"> </w:t>
+                  </w:r>
+                  <w:r>
+                    <w:rPr>
+                      <w:rFonts w:eastAsia="Times New Roman"/>
+                    </w:rPr>
+                    <w:t>HOSupport</w:t>
+                  </w:r>
+                  <w:r>
+                    <w:rPr>
+                      <w:rFonts w:eastAsia="Times New Roman"/>
+                    </w:rPr>
+                    <w:t>'</w:t>
+                  </w:r>
+                  <w:r>
+                    <w:rPr>
+                      <w:rFonts w:eastAsia="Times New Roman"/>
+                    </w:rPr>
                     <w:t xml:space="preserve">, </w:t>
                   </w:r>
                   <w:r>
@@ -7410,6 +7709,12 @@
                       <w:rFonts w:eastAsia="Times New Roman"/>
                     </w:rPr>
                     <w:t>'Reject')</w:t>
+                  </w:r>
+                  <w:r>
+                    <w:rPr>
+                      <w:rFonts w:eastAsia="Times New Roman"/>
+                    </w:rPr>
+                    <w:t>)</w:t>
                   </w:r>
                 </w:p>
                 <w:p>
@@ -7473,6 +7778,7 @@
               <w:tc>
                 <w:tcPr>
                   <w:tcW w:w="2830" w:type="dxa"/>
+                  <w:tcMar/>
                 </w:tcPr>
                 <w:p>
                   <w:pPr>
@@ -7494,6 +7800,7 @@
               <w:tc>
                 <w:tcPr>
                   <w:tcW w:w="4541" w:type="dxa"/>
+                  <w:tcMar/>
                 </w:tcPr>
                 <w:p>
                   <w:pPr>
@@ -7563,6 +7870,7 @@
               <w:tc>
                 <w:tcPr>
                   <w:tcW w:w="2830" w:type="dxa"/>
+                  <w:tcMar/>
                 </w:tcPr>
                 <w:p>
                   <w:pPr>
@@ -7584,6 +7892,7 @@
               <w:tc>
                 <w:tcPr>
                   <w:tcW w:w="4541" w:type="dxa"/>
+                  <w:tcMar/>
                 </w:tcPr>
                 <w:p>
                   <w:pPr>
@@ -7647,6 +7956,7 @@
               <w:tc>
                 <w:tcPr>
                   <w:tcW w:w="2830" w:type="dxa"/>
+                  <w:tcMar/>
                 </w:tcPr>
                 <w:p>
                   <w:pPr>
@@ -7668,6 +7978,7 @@
               <w:tc>
                 <w:tcPr>
                   <w:tcW w:w="4541" w:type="dxa"/>
+                  <w:tcMar/>
                 </w:tcPr>
                 <w:p>
                   <w:pPr>
@@ -7737,6 +8048,7 @@
               <w:tc>
                 <w:tcPr>
                   <w:tcW w:w="2830" w:type="dxa"/>
+                  <w:tcMar/>
                 </w:tcPr>
                 <w:p>
                   <w:pPr>
@@ -7745,7 +8057,6 @@
                     <w:jc w:val="left"/>
                   </w:pPr>
                   <w:r>
-                    <w:lastRenderedPageBreak/>
                     <w:t>SBLOS2.</w:t>
                   </w:r>
                   <w:r>
@@ -7759,6 +8070,7 @@
               <w:tc>
                 <w:tcPr>
                   <w:tcW w:w="4541" w:type="dxa"/>
+                  <w:tcMar/>
                 </w:tcPr>
                 <w:p>
                   <w:pPr>
@@ -7828,6 +8140,7 @@
               <w:tc>
                 <w:tcPr>
                   <w:tcW w:w="2830" w:type="dxa"/>
+                  <w:tcMar/>
                 </w:tcPr>
                 <w:p>
                   <w:pPr>
@@ -7849,6 +8162,7 @@
               <w:tc>
                 <w:tcPr>
                   <w:tcW w:w="4541" w:type="dxa"/>
+                  <w:tcMar/>
                 </w:tcPr>
                 <w:p>
                   <w:pPr>
@@ -7918,6 +8232,7 @@
               <w:tc>
                 <w:tcPr>
                   <w:tcW w:w="2830" w:type="dxa"/>
+                  <w:tcMar/>
                 </w:tcPr>
                 <w:p>
                   <w:pPr>
@@ -7936,6 +8251,7 @@
               <w:tc>
                 <w:tcPr>
                   <w:tcW w:w="4541" w:type="dxa"/>
+                  <w:tcMar/>
                   <w:vAlign w:val="bottom"/>
                 </w:tcPr>
                 <w:p>
@@ -7960,9 +8276,6 @@
                     <w:t>LEFT JOIN với điều kiện:</w:t>
                   </w:r>
                   <w:r>
-                    <w:rPr>
-                      <w:color w:val="000000"/>
-                    </w:rPr>
                     <w:br/>
                   </w:r>
                   <w:r>
@@ -7975,9 +8288,6 @@
                     <w:t>c.CUST_GROUP IN ('MSME','SME','USME')</w:t>
                   </w:r>
                   <w:r>
-                    <w:rPr>
-                      <w:color w:val="FF0000"/>
-                    </w:rPr>
                     <w:br/>
                   </w:r>
                   <w:r>
@@ -7990,9 +8300,6 @@
                     <w:t>Và xét các điều kiện sau:</w:t>
                   </w:r>
                   <w:r>
-                    <w:rPr>
-                      <w:color w:val="000000"/>
-                    </w:rPr>
                     <w:br/>
                   </w:r>
                   <w:r>
@@ -8023,9 +8330,6 @@
                     <w:t xml:space="preserve">: </w:t>
                   </w:r>
                   <w:r>
-                    <w:rPr>
-                      <w:color w:val="000000"/>
-                    </w:rPr>
                     <w:br/>
                   </w:r>
                   <w:r>
@@ -8038,9 +8342,6 @@
                     <w:t>e.APP_GRP in ('A1', 'A2', 'B1', 'B2') tương ứng với file1."FLAG (APP_GRP)" = 'CGPD'</w:t>
                   </w:r>
                   <w:r>
-                    <w:rPr>
-                      <w:color w:val="000000"/>
-                    </w:rPr>
                     <w:br/>
                   </w:r>
                   <w:r>
@@ -8054,14 +8355,23 @@
                   </w:r>
                   <w:r>
                     <w:rPr>
-                      <w:color w:val="000000"/>
-                    </w:rPr>
-                    <w:t>APP_GRP in ('BOD', 'CC', 'SCC', 'RCC') tương ứng với file2."FLAG (APP_GRP)" = 'HDTD'</w:t>
-                  </w:r>
-                  <w:r>
-                    <w:rPr>
-                      <w:color w:val="000000"/>
-                    </w:rPr>
+                      <w:color w:val="000000" w:themeColor="text1" w:themeTint="FF" w:themeShade="FF"/>
+                    </w:rPr>
+                    <w:t>APP_GRP in ('BOD', 'CC', 'SCC', 'RCC') tương ứng với file</w:t>
+                  </w:r>
+                  <w:r>
+                    <w:rPr>
+                      <w:color w:val="000000" w:themeColor="text1" w:themeTint="FF" w:themeShade="FF"/>
+                    </w:rPr>
+                    <w:t>1</w:t>
+                  </w:r>
+                  <w:r>
+                    <w:rPr>
+                      <w:color w:val="000000" w:themeColor="text1" w:themeTint="FF" w:themeShade="FF"/>
+                    </w:rPr>
+                    <w:t>."FLAG (APP_GRP)" = 'HDTD'</w:t>
+                  </w:r>
+                  <w:r>
                     <w:br/>
                   </w:r>
                   <w:r>
@@ -8092,9 +8402,6 @@
                     <w:t>:</w:t>
                   </w:r>
                   <w:r>
-                    <w:rPr>
-                      <w:color w:val="000000"/>
-                    </w:rPr>
                     <w:br/>
                   </w:r>
                   <w:r>
@@ -8107,9 +8414,6 @@
                     <w:t>Xét file1."Have any deviation" = f.HAVE_ANY_DEVIATION</w:t>
                   </w:r>
                   <w:r>
-                    <w:rPr>
-                      <w:color w:val="000000"/>
-                    </w:rPr>
                     <w:br/>
                   </w:r>
                   <w:r>
@@ -8131,9 +8435,6 @@
                     <w:t>Product Line</w:t>
                   </w:r>
                   <w:r>
-                    <w:rPr>
-                      <w:color w:val="FF0000"/>
-                    </w:rPr>
                     <w:br/>
                   </w:r>
                   <w:r>
@@ -8146,9 +8447,6 @@
                     <w:t>3.1. g.CHANGE_REQUEST = 'Change Request' tương ứng với file1."Product Line" = 'Trường Change Request'</w:t>
                   </w:r>
                   <w:r>
-                    <w:rPr>
-                      <w:color w:val="000000"/>
-                    </w:rPr>
                     <w:br/>
                   </w:r>
                   <w:r>
@@ -8197,9 +8495,6 @@
                     <w:t xml:space="preserve"> file1."Product Line" = d.PRODUCT_LINE_NAME</w:t>
                   </w:r>
                   <w:r>
-                    <w:rPr>
-                      <w:color w:val="000000"/>
-                    </w:rPr>
                     <w:br/>
                   </w:r>
                   <w:r>
@@ -8230,9 +8525,6 @@
                     <w:t>:</w:t>
                   </w:r>
                   <w:r>
-                    <w:rPr>
-                      <w:color w:val="000000"/>
-                    </w:rPr>
                     <w:br/>
                   </w:r>
                   <w:r>
@@ -8285,6 +8577,7 @@
               <w:tc>
                 <w:tcPr>
                   <w:tcW w:w="2830" w:type="dxa"/>
+                  <w:tcMar/>
                 </w:tcPr>
                 <w:p>
                   <w:pPr>
@@ -8293,7 +8586,6 @@
                     <w:jc w:val="left"/>
                   </w:pPr>
                   <w:r>
-                    <w:lastRenderedPageBreak/>
                     <w:t>BC5TAT - sheet cam kết SLA TDKHDNL</w:t>
                   </w:r>
                   <w:r>
@@ -8304,6 +8596,7 @@
               <w:tc>
                 <w:tcPr>
                   <w:tcW w:w="4541" w:type="dxa"/>
+                  <w:tcMar/>
                   <w:vAlign w:val="bottom"/>
                 </w:tcPr>
                 <w:p>
@@ -8668,6 +8961,7 @@
               <w:tc>
                 <w:tcPr>
                   <w:tcW w:w="2830" w:type="dxa"/>
+                  <w:tcMar/>
                 </w:tcPr>
                 <w:p>
                   <w:pPr>
@@ -8686,6 +8980,7 @@
               <w:tc>
                 <w:tcPr>
                   <w:tcW w:w="4541" w:type="dxa"/>
+                  <w:tcMar/>
                   <w:vAlign w:val="bottom"/>
                 </w:tcPr>
                 <w:p>
@@ -8812,7 +9107,6 @@
                       <w:sz w:val="24"/>
                       <w:szCs w:val="24"/>
                     </w:rPr>
-                    <w:lastRenderedPageBreak/>
                     <w:t>d.PRODUCT_LINE_NAME</w:t>
                   </w:r>
                   <w:r>
@@ -8920,6 +9214,7 @@
                 <w:tcPr>
                   <w:tcW w:w="7371" w:type="dxa"/>
                   <w:gridSpan w:val="2"/>
+                  <w:tcMar/>
                 </w:tcPr>
                 <w:p>
                   <w:pPr>
@@ -8938,7 +9233,6 @@
                       <w:b/>
                       <w:bCs/>
                     </w:rPr>
-                    <w:lastRenderedPageBreak/>
                     <w:t>KPI Khối (RLOS)</w:t>
                   </w:r>
                 </w:p>
@@ -8951,6 +9245,7 @@
               <w:tc>
                 <w:tcPr>
                   <w:tcW w:w="2830" w:type="dxa"/>
+                  <w:tcMar/>
                 </w:tcPr>
                 <w:p>
                   <w:pPr>
@@ -8984,6 +9279,7 @@
               <w:tc>
                 <w:tcPr>
                   <w:tcW w:w="4541" w:type="dxa"/>
+                  <w:tcMar/>
                 </w:tcPr>
                 <w:p>
                   <w:pPr>
@@ -9004,6 +9300,7 @@
               <w:tc>
                 <w:tcPr>
                   <w:tcW w:w="2830" w:type="dxa"/>
+                  <w:tcMar/>
                   <w:vAlign w:val="bottom"/>
                 </w:tcPr>
                 <w:p>
@@ -9038,6 +9335,7 @@
               <w:tc>
                 <w:tcPr>
                   <w:tcW w:w="4541" w:type="dxa"/>
+                  <w:tcMar/>
                 </w:tcPr>
                 <w:p>
                   <w:pPr>
@@ -9107,6 +9405,7 @@
               <w:tc>
                 <w:tcPr>
                   <w:tcW w:w="2830" w:type="dxa"/>
+                  <w:tcMar/>
                   <w:vAlign w:val="bottom"/>
                 </w:tcPr>
                 <w:p>
@@ -9141,6 +9440,7 @@
               <w:tc>
                 <w:tcPr>
                   <w:tcW w:w="4541" w:type="dxa"/>
+                  <w:tcMar/>
                 </w:tcPr>
                 <w:p>
                   <w:pPr>
@@ -9224,6 +9524,7 @@
               <w:tc>
                 <w:tcPr>
                   <w:tcW w:w="2830" w:type="dxa"/>
+                  <w:tcMar/>
                   <w:vAlign w:val="center"/>
                 </w:tcPr>
                 <w:p>
@@ -9258,6 +9559,7 @@
               <w:tc>
                 <w:tcPr>
                   <w:tcW w:w="4541" w:type="dxa"/>
+                  <w:tcMar/>
                 </w:tcPr>
                 <w:p>
                   <w:pPr>
@@ -9341,6 +9643,7 @@
               <w:tc>
                 <w:tcPr>
                   <w:tcW w:w="2830" w:type="dxa"/>
+                  <w:tcMar/>
                   <w:vAlign w:val="center"/>
                 </w:tcPr>
                 <w:p>
@@ -9375,6 +9678,7 @@
               <w:tc>
                 <w:tcPr>
                   <w:tcW w:w="4541" w:type="dxa"/>
+                  <w:tcMar/>
                 </w:tcPr>
                 <w:p>
                   <w:pPr>
@@ -9458,6 +9762,7 @@
               <w:tc>
                 <w:tcPr>
                   <w:tcW w:w="2830" w:type="dxa"/>
+                  <w:tcMar/>
                   <w:vAlign w:val="bottom"/>
                 </w:tcPr>
                 <w:p>
@@ -9492,6 +9797,7 @@
               <w:tc>
                 <w:tcPr>
                   <w:tcW w:w="4541" w:type="dxa"/>
+                  <w:tcMar/>
                 </w:tcPr>
                 <w:p>
                   <w:pPr>
@@ -9519,19 +9825,49 @@
                     <w:rPr>
                       <w:rFonts w:eastAsia="Times New Roman"/>
                     </w:rPr>
-                    <w:t xml:space="preserve">.STEAM = </w:t>
+                    <w:t>.ST</w:t>
                   </w:r>
                   <w:r>
                     <w:rPr>
                       <w:rFonts w:eastAsia="Times New Roman"/>
                     </w:rPr>
+                    <w:t>R</w:t>
+                  </w:r>
+                  <w:r>
+                    <w:rPr>
+                      <w:rFonts w:eastAsia="Times New Roman"/>
+                    </w:rPr>
+                    <w:t xml:space="preserve">EAM = </w:t>
+                  </w:r>
+                  <w:r>
+                    <w:rPr>
+                      <w:rFonts w:eastAsia="Times New Roman"/>
+                    </w:rPr>
                     <w:t>f</w:t>
                   </w:r>
                   <w:r>
                     <w:rPr>
                       <w:rFonts w:eastAsia="Times New Roman"/>
                     </w:rPr>
-                    <w:t>.STEAM</w:t>
+                    <w:t>.</w:t>
+                  </w:r>
+                  <w:r>
+                    <w:rPr>
+                      <w:rFonts w:eastAsia="Times New Roman"/>
+                    </w:rPr>
+                    <w:t>ST</w:t>
+                  </w:r>
+                  <w:r>
+                    <w:rPr>
+                      <w:rFonts w:eastAsia="Times New Roman"/>
+                    </w:rPr>
+                    <w:t>R</w:t>
+                  </w:r>
+                  <w:r>
+                    <w:rPr>
+                      <w:rFonts w:eastAsia="Times New Roman"/>
+                    </w:rPr>
+                    <w:t>EAM</w:t>
                   </w:r>
                 </w:p>
               </w:tc>
@@ -9543,6 +9879,7 @@
               <w:tc>
                 <w:tcPr>
                   <w:tcW w:w="2830" w:type="dxa"/>
+                  <w:tcMar/>
                 </w:tcPr>
                 <w:p>
                   <w:pPr>
@@ -9576,6 +9913,7 @@
               <w:tc>
                 <w:tcPr>
                   <w:tcW w:w="4541" w:type="dxa"/>
+                  <w:tcMar/>
                 </w:tcPr>
                 <w:p>
                   <w:pPr>
@@ -9673,6 +10011,7 @@
                 <w:tcPr>
                   <w:tcW w:w="7371" w:type="dxa"/>
                   <w:gridSpan w:val="2"/>
+                  <w:tcMar/>
                   <w:vAlign w:val="center"/>
                 </w:tcPr>
                 <w:p>
@@ -9720,6 +10059,7 @@
               <w:tc>
                 <w:tcPr>
                   <w:tcW w:w="2830" w:type="dxa"/>
+                  <w:tcMar/>
                   <w:vAlign w:val="center"/>
                 </w:tcPr>
                 <w:p>
@@ -9754,6 +10094,7 @@
               <w:tc>
                 <w:tcPr>
                   <w:tcW w:w="4541" w:type="dxa"/>
+                  <w:tcMar/>
                 </w:tcPr>
                 <w:p>
                   <w:pPr>
@@ -9774,6 +10115,7 @@
               <w:tc>
                 <w:tcPr>
                   <w:tcW w:w="2830" w:type="dxa"/>
+                  <w:tcMar/>
                   <w:vAlign w:val="center"/>
                 </w:tcPr>
                 <w:p>
@@ -9808,6 +10150,7 @@
               <w:tc>
                 <w:tcPr>
                   <w:tcW w:w="4541" w:type="dxa"/>
+                  <w:tcMar/>
                 </w:tcPr>
                 <w:p>
                   <w:pPr>
@@ -9852,6 +10195,7 @@
               <w:tc>
                 <w:tcPr>
                   <w:tcW w:w="2830" w:type="dxa"/>
+                  <w:tcMar/>
                   <w:vAlign w:val="center"/>
                 </w:tcPr>
                 <w:p>
@@ -9886,6 +10230,7 @@
               <w:tc>
                 <w:tcPr>
                   <w:tcW w:w="4541" w:type="dxa"/>
+                  <w:tcMar/>
                 </w:tcPr>
                 <w:p>
                   <w:pPr>
@@ -9943,6 +10288,7 @@
               <w:tc>
                 <w:tcPr>
                   <w:tcW w:w="2830" w:type="dxa"/>
+                  <w:tcMar/>
                   <w:vAlign w:val="center"/>
                 </w:tcPr>
                 <w:p>
@@ -9958,7 +10304,6 @@
                     <w:rPr>
                       <w:color w:val="000000"/>
                     </w:rPr>
-                    <w:lastRenderedPageBreak/>
                     <w:t>SBLOS2.</w:t>
                   </w:r>
                   <w:r>
@@ -9978,6 +10323,7 @@
               <w:tc>
                 <w:tcPr>
                   <w:tcW w:w="4541" w:type="dxa"/>
+                  <w:tcMar/>
                 </w:tcPr>
                 <w:p>
                   <w:pPr>
@@ -10031,6 +10377,7 @@
               <w:tc>
                 <w:tcPr>
                   <w:tcW w:w="2830" w:type="dxa"/>
+                  <w:tcMar/>
                 </w:tcPr>
                 <w:p>
                   <w:pPr>
@@ -10064,6 +10411,7 @@
               <w:tc>
                 <w:tcPr>
                   <w:tcW w:w="4541" w:type="dxa"/>
+                  <w:tcMar/>
                 </w:tcPr>
                 <w:p>
                   <w:pPr>
@@ -10228,6 +10576,7 @@
               <w:tc>
                 <w:tcPr>
                   <w:tcW w:w="2830" w:type="dxa"/>
+                  <w:tcMar/>
                 </w:tcPr>
                 <w:p>
                   <w:pPr>
@@ -10261,6 +10610,7 @@
               <w:tc>
                 <w:tcPr>
                   <w:tcW w:w="4541" w:type="dxa"/>
+                  <w:tcMar/>
                 </w:tcPr>
                 <w:p>
                   <w:pPr>
@@ -10355,6 +10705,7 @@
               <w:tc>
                 <w:tcPr>
                   <w:tcW w:w="2830" w:type="dxa"/>
+                  <w:tcMar/>
                 </w:tcPr>
                 <w:p>
                   <w:pPr>
@@ -10388,6 +10739,7 @@
               <w:tc>
                 <w:tcPr>
                   <w:tcW w:w="4541" w:type="dxa"/>
+                  <w:tcMar/>
                 </w:tcPr>
                 <w:p>
                   <w:pPr>
@@ -10502,6 +10854,7 @@
               <w:tc>
                 <w:tcPr>
                   <w:tcW w:w="2830" w:type="dxa"/>
+                  <w:tcMar/>
                 </w:tcPr>
                 <w:p>
                   <w:pPr>
@@ -10523,6 +10876,7 @@
               <w:tc>
                 <w:tcPr>
                   <w:tcW w:w="4541" w:type="dxa"/>
+                  <w:tcMar/>
                 </w:tcPr>
                 <w:p>
                   <w:pPr>
@@ -10561,82 +10915,11 @@
                 </w:p>
               </w:tc>
             </w:tr>
-            <w:tr>
-              <w:trPr>
-                <w:trHeight w:val="284"/>
-              </w:trPr>
-              <w:tc>
-                <w:tcPr>
-                  <w:tcW w:w="2830" w:type="dxa"/>
-                </w:tcPr>
-                <w:p>
-                  <w:pPr>
-                    <w:spacing w:line="360" w:lineRule="auto"/>
-                    <w:ind w:right="34"/>
-                    <w:jc w:val="left"/>
-                  </w:pPr>
-                  <w:r>
-                    <w:t>SBLOS2.</w:t>
-                  </w:r>
-                  <w:r>
-                    <w:t>NG_SB_CLOS_APPROVAL</w:t>
-                  </w:r>
-                  <w:r>
-                    <w:t xml:space="preserve"> (i)</w:t>
-                  </w:r>
-                </w:p>
-              </w:tc>
-              <w:tc>
-                <w:tcPr>
-                  <w:tcW w:w="4541" w:type="dxa"/>
-                </w:tcPr>
-                <w:p>
-                  <w:pPr>
-                    <w:spacing w:line="360" w:lineRule="auto"/>
-                    <w:ind w:right="175"/>
-                    <w:jc w:val="left"/>
-                    <w:rPr>
-                      <w:rFonts w:eastAsia="Times New Roman"/>
-                      <w:lang w:val="en-GB"/>
-                    </w:rPr>
-                  </w:pPr>
-                  <w:r>
-                    <w:rPr>
-                      <w:rFonts w:eastAsia="Times New Roman"/>
-                      <w:lang w:val="en-GB"/>
-                    </w:rPr>
-                    <w:t>LEFT JOIN với điều kiện:</w:t>
-                  </w:r>
-                </w:p>
-                <w:p>
-                  <w:pPr>
-                    <w:spacing w:line="360" w:lineRule="auto"/>
-                    <w:ind w:right="175"/>
-                    <w:jc w:val="left"/>
-                    <w:rPr>
-                      <w:rFonts w:eastAsia="Times New Roman"/>
-                      <w:lang w:val="en-GB"/>
-                    </w:rPr>
-                  </w:pPr>
-                  <w:r>
-                    <w:rPr>
-                      <w:rFonts w:eastAsia="Times New Roman"/>
-                    </w:rPr>
-                    <w:t>a.WINAME = i.WI_NAME</w:t>
-                  </w:r>
-                </w:p>
-              </w:tc>
-            </w:tr>
           </w:tbl>
           <w:p>
             <w:pPr>
-              <w:spacing w:line="360" w:lineRule="auto"/>
-              <w:rPr>
-                <w:rFonts w:ascii="Times New Roman" w:eastAsia="Times New Roman" w:hAnsi="Times New Roman" w:cs="Times New Roman"/>
-                <w:sz w:val="24"/>
-                <w:szCs w:val="24"/>
-                <w:lang w:val="en-GB"/>
-              </w:rPr>
+              <w:pStyle w:val="Normal"/>
+              <w:spacing w:line="360" w:lineRule="auto"/>
             </w:pPr>
           </w:p>
         </w:tc>
@@ -10650,17 +10933,18 @@
             <w:cnfStyle w:val="001000000000" w:firstRow="0" w:lastRow="0" w:firstColumn="1" w:lastColumn="0" w:oddVBand="0" w:evenVBand="0" w:oddHBand="0" w:evenHBand="0" w:firstRowFirstColumn="0" w:firstRowLastColumn="0" w:lastRowFirstColumn="0" w:lastRowLastColumn="0"/>
             <w:tcW w:w="791" w:type="dxa"/>
             <w:tcBorders>
-              <w:top w:val="none" w:sz="0" w:space="0" w:color="auto"/>
-              <w:left w:val="none" w:sz="0" w:space="0" w:color="auto"/>
-              <w:bottom w:val="none" w:sz="0" w:space="0" w:color="auto"/>
+              <w:top w:val="none" w:color="auto" w:sz="0" w:space="0"/>
+              <w:left w:val="none" w:color="auto" w:sz="0" w:space="0"/>
+              <w:bottom w:val="none" w:color="auto" w:sz="0" w:space="0"/>
             </w:tcBorders>
+            <w:tcMar/>
           </w:tcPr>
           <w:p>
             <w:pPr>
               <w:ind w:left="-144" w:right="-144"/>
               <w:jc w:val="center"/>
               <w:rPr>
-                <w:rFonts w:ascii="Times New Roman" w:eastAsia="Times New Roman" w:hAnsi="Times New Roman" w:cs="Times New Roman"/>
+                <w:rFonts w:ascii="Times New Roman" w:hAnsi="Times New Roman" w:eastAsia="Times New Roman" w:cs="Times New Roman"/>
                 <w:sz w:val="24"/>
                 <w:szCs w:val="24"/>
                 <w:lang w:val="en-GB"/>
@@ -10673,18 +10957,19 @@
             <w:cnfStyle w:val="000010000000" w:firstRow="0" w:lastRow="0" w:firstColumn="0" w:lastColumn="0" w:oddVBand="1" w:evenVBand="0" w:oddHBand="0" w:evenHBand="0" w:firstRowFirstColumn="0" w:firstRowLastColumn="0" w:lastRowFirstColumn="0" w:lastRowLastColumn="0"/>
             <w:tcW w:w="851" w:type="dxa"/>
             <w:tcBorders>
-              <w:top w:val="none" w:sz="0" w:space="0" w:color="auto"/>
-              <w:left w:val="none" w:sz="0" w:space="0" w:color="auto"/>
-              <w:bottom w:val="none" w:sz="0" w:space="0" w:color="auto"/>
-              <w:right w:val="none" w:sz="0" w:space="0" w:color="auto"/>
+              <w:top w:val="none" w:color="auto" w:sz="0" w:space="0"/>
+              <w:left w:val="none" w:color="auto" w:sz="0" w:space="0"/>
+              <w:bottom w:val="none" w:color="auto" w:sz="0" w:space="0"/>
+              <w:right w:val="none" w:color="auto" w:sz="0" w:space="0"/>
             </w:tcBorders>
+            <w:tcMar/>
           </w:tcPr>
           <w:p>
             <w:pPr>
               <w:ind w:left="-144" w:right="-144"/>
               <w:jc w:val="center"/>
               <w:rPr>
-                <w:rFonts w:ascii="Times New Roman" w:eastAsia="Times New Roman" w:hAnsi="Times New Roman" w:cs="Times New Roman"/>
+                <w:rFonts w:ascii="Times New Roman" w:hAnsi="Times New Roman" w:eastAsia="Times New Roman" w:cs="Times New Roman"/>
                 <w:sz w:val="24"/>
                 <w:szCs w:val="24"/>
                 <w:lang w:val="en-GB"/>
@@ -10692,7 +10977,7 @@
             </w:pPr>
             <w:r>
               <w:rPr>
-                <w:rFonts w:ascii="Times New Roman" w:eastAsia="Times New Roman" w:hAnsi="Times New Roman" w:cs="Times New Roman"/>
+                <w:rFonts w:ascii="Times New Roman" w:hAnsi="Times New Roman" w:eastAsia="Times New Roman" w:cs="Times New Roman"/>
                 <w:sz w:val="24"/>
                 <w:szCs w:val="24"/>
                 <w:lang w:val="en-GB"/>
@@ -10706,10 +10991,11 @@
             <w:cnfStyle w:val="000100000000" w:firstRow="0" w:lastRow="0" w:firstColumn="0" w:lastColumn="1" w:oddVBand="0" w:evenVBand="0" w:oddHBand="0" w:evenHBand="0" w:firstRowFirstColumn="0" w:firstRowLastColumn="0" w:lastRowFirstColumn="0" w:lastRowLastColumn="0"/>
             <w:tcW w:w="7538" w:type="dxa"/>
             <w:tcBorders>
-              <w:top w:val="none" w:sz="0" w:space="0" w:color="auto"/>
-              <w:bottom w:val="none" w:sz="0" w:space="0" w:color="auto"/>
-              <w:right w:val="none" w:sz="0" w:space="0" w:color="auto"/>
+              <w:top w:val="none" w:color="auto" w:sz="0" w:space="0"/>
+              <w:bottom w:val="none" w:color="auto" w:sz="0" w:space="0"/>
+              <w:right w:val="none" w:color="auto" w:sz="0" w:space="0"/>
             </w:tcBorders>
+            <w:tcMar/>
           </w:tcPr>
           <w:p>
             <w:pPr>
@@ -10764,8 +11050,8 @@
           <w:b/>
         </w:rPr>
       </w:pPr>
-      <w:bookmarkStart w:id="45" w:name="_Toc384987416"/>
-      <w:bookmarkStart w:id="46" w:name="_Toc360108733"/>
+      <w:bookmarkStart w:name="_Toc384987416" w:id="45"/>
+      <w:bookmarkStart w:name="_Toc360108733" w:id="46"/>
       <w:bookmarkEnd w:id="40"/>
       <w:bookmarkEnd w:id="41"/>
       <w:bookmarkEnd w:id="44"/>
@@ -10788,6 +11074,7 @@
         <w:tc>
           <w:tcPr>
             <w:tcW w:w="838" w:type="dxa"/>
+            <w:tcMar/>
           </w:tcPr>
           <w:p>
             <w:pPr>
@@ -10812,6 +11099,7 @@
         <w:tc>
           <w:tcPr>
             <w:tcW w:w="1559" w:type="dxa"/>
+            <w:tcMar/>
           </w:tcPr>
           <w:p>
             <w:pPr>
@@ -10836,6 +11124,7 @@
         <w:tc>
           <w:tcPr>
             <w:tcW w:w="1417" w:type="dxa"/>
+            <w:tcMar/>
           </w:tcPr>
           <w:p>
             <w:pPr>
@@ -10860,6 +11149,7 @@
         <w:tc>
           <w:tcPr>
             <w:tcW w:w="5670" w:type="dxa"/>
+            <w:tcMar/>
           </w:tcPr>
           <w:p>
             <w:pPr>
@@ -10887,6 +11177,7 @@
           <w:tcPr>
             <w:tcW w:w="9484" w:type="dxa"/>
             <w:gridSpan w:val="4"/>
+            <w:tcMar/>
           </w:tcPr>
           <w:p>
             <w:pPr>
@@ -10929,6 +11220,7 @@
         <w:tc>
           <w:tcPr>
             <w:tcW w:w="838" w:type="dxa"/>
+            <w:tcMar/>
           </w:tcPr>
           <w:p>
             <w:pPr>
@@ -10945,6 +11237,7 @@
         <w:tc>
           <w:tcPr>
             <w:tcW w:w="1559" w:type="dxa"/>
+            <w:tcMar/>
           </w:tcPr>
           <w:p>
             <w:pPr>
@@ -10963,6 +11256,7 @@
         <w:tc>
           <w:tcPr>
             <w:tcW w:w="1417" w:type="dxa"/>
+            <w:tcMar/>
           </w:tcPr>
           <w:p>
             <w:pPr>
@@ -10977,6 +11271,7 @@
         <w:tc>
           <w:tcPr>
             <w:tcW w:w="5670" w:type="dxa"/>
+            <w:tcMar/>
           </w:tcPr>
           <w:p>
             <w:pPr>
@@ -11064,7 +11359,6 @@
               <w:t xml:space="preserve">WORKSTEP in ('CreditCommittee', 'CreditApproval') và DECISION in </w:t>
             </w:r>
             <w:r>
-              <w:lastRenderedPageBreak/>
               <w:t>('Send To HOSupport', 'Reject', 'Submit', 'Send To PostSanction', 'Submit To DisbursementMaker')</w:t>
             </w:r>
           </w:p>
@@ -11162,6 +11456,7 @@
         <w:tc>
           <w:tcPr>
             <w:tcW w:w="838" w:type="dxa"/>
+            <w:tcMar/>
           </w:tcPr>
           <w:p>
             <w:pPr>
@@ -11181,6 +11476,7 @@
         <w:tc>
           <w:tcPr>
             <w:tcW w:w="1559" w:type="dxa"/>
+            <w:tcMar/>
           </w:tcPr>
           <w:p>
             <w:pPr>
@@ -11199,6 +11495,7 @@
         <w:tc>
           <w:tcPr>
             <w:tcW w:w="1417" w:type="dxa"/>
+            <w:tcMar/>
           </w:tcPr>
           <w:p>
             <w:pPr>
@@ -11216,6 +11513,7 @@
         <w:tc>
           <w:tcPr>
             <w:tcW w:w="5670" w:type="dxa"/>
+            <w:tcMar/>
           </w:tcPr>
           <w:p>
             <w:pPr>
@@ -11232,6 +11530,7 @@
         <w:tc>
           <w:tcPr>
             <w:tcW w:w="838" w:type="dxa"/>
+            <w:tcMar/>
           </w:tcPr>
           <w:p>
             <w:pPr>
@@ -11251,6 +11550,7 @@
         <w:tc>
           <w:tcPr>
             <w:tcW w:w="1559" w:type="dxa"/>
+            <w:tcMar/>
           </w:tcPr>
           <w:p>
             <w:pPr>
@@ -11269,6 +11569,7 @@
         <w:tc>
           <w:tcPr>
             <w:tcW w:w="1417" w:type="dxa"/>
+            <w:tcMar/>
           </w:tcPr>
           <w:p>
             <w:pPr>
@@ -11286,6 +11587,7 @@
         <w:tc>
           <w:tcPr>
             <w:tcW w:w="5670" w:type="dxa"/>
+            <w:tcMar/>
           </w:tcPr>
           <w:p>
             <w:pPr>
@@ -11653,6 +11955,7 @@
         <w:tc>
           <w:tcPr>
             <w:tcW w:w="838" w:type="dxa"/>
+            <w:tcMar/>
           </w:tcPr>
           <w:p>
             <w:pPr>
@@ -11672,6 +11975,7 @@
         <w:tc>
           <w:tcPr>
             <w:tcW w:w="1559" w:type="dxa"/>
+            <w:tcMar/>
           </w:tcPr>
           <w:p>
             <w:pPr>
@@ -11690,6 +11994,7 @@
         <w:tc>
           <w:tcPr>
             <w:tcW w:w="1417" w:type="dxa"/>
+            <w:tcMar/>
           </w:tcPr>
           <w:p>
             <w:pPr>
@@ -11707,6 +12012,7 @@
         <w:tc>
           <w:tcPr>
             <w:tcW w:w="5670" w:type="dxa"/>
+            <w:tcMar/>
           </w:tcPr>
           <w:p>
             <w:pPr>
@@ -11836,7 +12142,6 @@
               <w:rPr>
                 <w:rFonts w:eastAsia="Calibri"/>
               </w:rPr>
-              <w:lastRenderedPageBreak/>
               <w:t>file2.</w:t>
             </w:r>
             <w:r>
@@ -11882,6 +12187,7 @@
         <w:tc>
           <w:tcPr>
             <w:tcW w:w="838" w:type="dxa"/>
+            <w:tcMar/>
           </w:tcPr>
           <w:p>
             <w:pPr>
@@ -11901,6 +12207,7 @@
         <w:tc>
           <w:tcPr>
             <w:tcW w:w="1559" w:type="dxa"/>
+            <w:tcMar/>
           </w:tcPr>
           <w:p>
             <w:pPr>
@@ -11919,6 +12226,7 @@
         <w:tc>
           <w:tcPr>
             <w:tcW w:w="1417" w:type="dxa"/>
+            <w:tcMar/>
           </w:tcPr>
           <w:p>
             <w:pPr>
@@ -11936,6 +12244,7 @@
         <w:tc>
           <w:tcPr>
             <w:tcW w:w="5670" w:type="dxa"/>
+            <w:tcMar/>
           </w:tcPr>
           <w:p>
             <w:pPr>
@@ -11943,21 +12252,27 @@
               <w:jc w:val="left"/>
               <w:rPr>
                 <w:rFonts w:eastAsia="Calibri"/>
-                <w:b/>
-                <w:bCs/>
-              </w:rPr>
-            </w:pPr>
-            <w:r>
-              <w:rPr>
-                <w:rFonts w:eastAsia="Calibri"/>
-              </w:rPr>
-              <w:t>+ Nếu</w:t>
-            </w:r>
-            <w:r>
-              <w:rPr>
-                <w:rFonts w:eastAsia="Calibri"/>
-                <w:b/>
-                <w:bCs/>
+                <w:b w:val="1"/>
+                <w:bCs w:val="1"/>
+              </w:rPr>
+            </w:pPr>
+            <w:r>
+              <w:rPr>
+                <w:rFonts w:eastAsia="Calibri"/>
+              </w:rPr>
+              <w:t xml:space="preserve">+ </w:t>
+            </w:r>
+            <w:r>
+              <w:rPr>
+                <w:rFonts w:eastAsia="Calibri"/>
+              </w:rPr>
+              <w:t>Nếu</w:t>
+            </w:r>
+            <w:r>
+              <w:rPr>
+                <w:rFonts w:eastAsia="Calibri"/>
+                <w:b w:val="1"/>
+                <w:bCs w:val="1"/>
               </w:rPr>
               <w:t xml:space="preserve"> VOLUME </w:t>
             </w:r>
@@ -11965,21 +12280,41 @@
               <w:rPr>
                 <w:rFonts w:eastAsia="Calibri"/>
               </w:rPr>
-              <w:t>không NULL lấy:</w:t>
-            </w:r>
-            <w:r>
-              <w:rPr>
-                <w:rFonts w:eastAsia="Calibri"/>
-                <w:b/>
-                <w:bCs/>
+              <w:t>không</w:t>
+            </w:r>
+            <w:r>
+              <w:rPr>
+                <w:rFonts w:eastAsia="Calibri"/>
+              </w:rPr>
+              <w:t xml:space="preserve"> NULL </w:t>
+            </w:r>
+            <w:r>
+              <w:rPr>
+                <w:rFonts w:eastAsia="Calibri"/>
+              </w:rPr>
+              <w:t>lấy</w:t>
+            </w:r>
+            <w:r>
+              <w:rPr>
+                <w:rFonts w:eastAsia="Calibri"/>
+              </w:rPr>
+              <w:t>:</w:t>
+            </w:r>
+            <w:r>
+              <w:rPr>
+                <w:rFonts w:eastAsia="Calibri"/>
+                <w:b w:val="1"/>
+                <w:bCs w:val="1"/>
               </w:rPr>
               <w:t xml:space="preserve"> </w:t>
             </w:r>
-            <w:r>
-              <w:rPr>
-                <w:rFonts w:eastAsia="Calibri"/>
-                <w:b/>
-                <w:bCs/>
+            <w:commentRangeStart w:id="271670007"/>
+            <w:commentRangeStart w:id="1864048217"/>
+            <w:r>
+              <w:rPr>
+                <w:rFonts w:eastAsia="Calibri"/>
+                <w:b w:val="1"/>
+                <w:bCs w:val="1"/>
               </w:rPr>
               <w:t>POINT</w:t>
             </w:r>
@@ -11987,15 +12322,49 @@
               <w:rPr>
                 <w:rFonts w:eastAsia="Calibri"/>
               </w:rPr>
-              <w:t>*8/</w:t>
-            </w:r>
-            <w:r>
-              <w:rPr>
-                <w:rFonts w:eastAsia="Calibri"/>
-                <w:b/>
-                <w:bCs/>
+              <w:t>/</w:t>
+            </w:r>
+            <w:r>
+              <w:rPr>
+                <w:rFonts w:eastAsia="Calibri"/>
+              </w:rPr>
+              <w:t>(</w:t>
+            </w:r>
+            <w:r>
+              <w:rPr>
+                <w:rFonts w:eastAsia="Calibri"/>
+              </w:rPr>
+              <w:t>8*</w:t>
+            </w:r>
+            <w:r>
+              <w:rPr>
+                <w:rFonts w:eastAsia="Calibri"/>
+                <w:b w:val="1"/>
+                <w:bCs w:val="1"/>
               </w:rPr>
               <w:t>VOLUME</w:t>
+            </w:r>
+            <w:r>
+              <w:rPr>
+                <w:rFonts w:eastAsia="Calibri"/>
+                <w:b w:val="1"/>
+                <w:bCs w:val="1"/>
+              </w:rPr>
+              <w:t>)</w:t>
+            </w:r>
+            <w:commentRangeEnd w:id="271670007"/>
+            <w:r>
+              <w:rPr>
+                <w:rStyle w:val="CommentReference"/>
+              </w:rPr>
+              <w:commentReference w:id="271670007"/>
+            </w:r>
+            <w:commentRangeEnd w:id="1864048217"/>
+            <w:r>
+              <w:rPr>
+                <w:rStyle w:val="CommentReference"/>
+              </w:rPr>
+              <w:commentReference w:id="1864048217"/>
             </w:r>
           </w:p>
           <w:p>
@@ -12047,6 +12416,7 @@
         <w:tc>
           <w:tcPr>
             <w:tcW w:w="838" w:type="dxa"/>
+            <w:tcMar/>
           </w:tcPr>
           <w:p>
             <w:pPr>
@@ -12067,6 +12437,7 @@
         <w:tc>
           <w:tcPr>
             <w:tcW w:w="1559" w:type="dxa"/>
+            <w:tcMar/>
           </w:tcPr>
           <w:p>
             <w:pPr>
@@ -12085,6 +12456,7 @@
         <w:tc>
           <w:tcPr>
             <w:tcW w:w="1417" w:type="dxa"/>
+            <w:tcMar/>
           </w:tcPr>
           <w:p>
             <w:pPr>
@@ -12102,6 +12474,7 @@
         <w:tc>
           <w:tcPr>
             <w:tcW w:w="5670" w:type="dxa"/>
+            <w:tcMar/>
           </w:tcPr>
           <w:p>
             <w:pPr>
@@ -12190,13 +12563,25 @@
               <w:rPr>
                 <w:rFonts w:eastAsia="Calibri"/>
               </w:rPr>
-              <w:t xml:space="preserve">+ Nếu số lượng dòng (count_tsdb) = 2 gán giá trị </w:t>
-            </w:r>
-            <w:r>
-              <w:rPr>
-                <w:rFonts w:eastAsia="Calibri"/>
-                <w:b/>
-                <w:bCs/>
+              <w:t xml:space="preserve">+ Nếu số lượng dòng (count_tsdb) </w:t>
+            </w:r>
+            <w:r>
+              <w:rPr>
+                <w:rFonts w:eastAsia="Calibri"/>
+              </w:rPr>
+              <w:t>&gt;</w:t>
+            </w:r>
+            <w:r>
+              <w:rPr>
+                <w:rFonts w:eastAsia="Calibri"/>
+              </w:rPr>
+              <w:t xml:space="preserve">= 2 gán giá trị </w:t>
+            </w:r>
+            <w:r>
+              <w:rPr>
+                <w:rFonts w:eastAsia="Calibri"/>
+                <w:b w:val="1"/>
+                <w:bCs w:val="1"/>
               </w:rPr>
               <w:t>'YES'</w:t>
             </w:r>
@@ -12236,6 +12621,7 @@
         <w:tc>
           <w:tcPr>
             <w:tcW w:w="838" w:type="dxa"/>
+            <w:tcMar/>
           </w:tcPr>
           <w:p>
             <w:pPr>
@@ -12256,6 +12642,7 @@
         <w:tc>
           <w:tcPr>
             <w:tcW w:w="1559" w:type="dxa"/>
+            <w:tcMar/>
           </w:tcPr>
           <w:p>
             <w:pPr>
@@ -12274,6 +12661,7 @@
         <w:tc>
           <w:tcPr>
             <w:tcW w:w="1417" w:type="dxa"/>
+            <w:tcMar/>
           </w:tcPr>
           <w:p>
             <w:pPr>
@@ -12291,6 +12679,7 @@
         <w:tc>
           <w:tcPr>
             <w:tcW w:w="5670" w:type="dxa"/>
+            <w:tcMar/>
           </w:tcPr>
           <w:p>
             <w:pPr>
@@ -12694,7 +13083,6 @@
               <w:rPr>
                 <w:rFonts w:eastAsia="Calibri"/>
               </w:rPr>
-              <w:lastRenderedPageBreak/>
               <w:t xml:space="preserve">Trường hợp còn lại gán giá trị </w:t>
             </w:r>
             <w:r>
@@ -12712,6 +13100,7 @@
         <w:tc>
           <w:tcPr>
             <w:tcW w:w="838" w:type="dxa"/>
+            <w:tcMar/>
           </w:tcPr>
           <w:p>
             <w:pPr>
@@ -12732,6 +13121,7 @@
         <w:tc>
           <w:tcPr>
             <w:tcW w:w="1559" w:type="dxa"/>
+            <w:tcMar/>
           </w:tcPr>
           <w:p>
             <w:pPr>
@@ -12754,6 +13144,7 @@
         <w:tc>
           <w:tcPr>
             <w:tcW w:w="1417" w:type="dxa"/>
+            <w:tcMar/>
           </w:tcPr>
           <w:p>
             <w:pPr>
@@ -12774,6 +13165,7 @@
         <w:tc>
           <w:tcPr>
             <w:tcW w:w="5670" w:type="dxa"/>
+            <w:tcMar/>
           </w:tcPr>
           <w:p>
             <w:pPr>
@@ -13002,6 +13394,7 @@
         <w:tc>
           <w:tcPr>
             <w:tcW w:w="838" w:type="dxa"/>
+            <w:tcMar/>
           </w:tcPr>
           <w:p>
             <w:pPr>
@@ -13022,6 +13415,7 @@
         <w:tc>
           <w:tcPr>
             <w:tcW w:w="1559" w:type="dxa"/>
+            <w:tcMar/>
           </w:tcPr>
           <w:p>
             <w:pPr>
@@ -13044,6 +13438,7 @@
         <w:tc>
           <w:tcPr>
             <w:tcW w:w="1417" w:type="dxa"/>
+            <w:tcMar/>
           </w:tcPr>
           <w:p>
             <w:pPr>
@@ -13064,6 +13459,7 @@
         <w:tc>
           <w:tcPr>
             <w:tcW w:w="5670" w:type="dxa"/>
+            <w:tcMar/>
           </w:tcPr>
           <w:p>
             <w:pPr>
@@ -13173,6 +13569,7 @@
         <w:tc>
           <w:tcPr>
             <w:tcW w:w="838" w:type="dxa"/>
+            <w:tcMar/>
           </w:tcPr>
           <w:p>
             <w:pPr>
@@ -13193,6 +13590,7 @@
         <w:tc>
           <w:tcPr>
             <w:tcW w:w="1559" w:type="dxa"/>
+            <w:tcMar/>
           </w:tcPr>
           <w:p>
             <w:pPr>
@@ -13215,6 +13613,7 @@
         <w:tc>
           <w:tcPr>
             <w:tcW w:w="1417" w:type="dxa"/>
+            <w:tcMar/>
           </w:tcPr>
           <w:p>
             <w:pPr>
@@ -13235,6 +13634,7 @@
         <w:tc>
           <w:tcPr>
             <w:tcW w:w="5670" w:type="dxa"/>
+            <w:tcMar/>
           </w:tcPr>
           <w:p>
             <w:pPr>
@@ -13348,6 +13748,7 @@
           <w:tcPr>
             <w:tcW w:w="9484" w:type="dxa"/>
             <w:gridSpan w:val="4"/>
+            <w:tcMar/>
           </w:tcPr>
           <w:p>
             <w:pPr>
@@ -13374,6 +13775,7 @@
         <w:tc>
           <w:tcPr>
             <w:tcW w:w="838" w:type="dxa"/>
+            <w:tcMar/>
           </w:tcPr>
           <w:p>
             <w:pPr>
@@ -13394,6 +13796,7 @@
         <w:tc>
           <w:tcPr>
             <w:tcW w:w="1559" w:type="dxa"/>
+            <w:tcMar/>
           </w:tcPr>
           <w:p>
             <w:pPr>
@@ -13416,6 +13819,7 @@
         <w:tc>
           <w:tcPr>
             <w:tcW w:w="1417" w:type="dxa"/>
+            <w:tcMar/>
           </w:tcPr>
           <w:p>
             <w:pPr>
@@ -13436,6 +13840,7 @@
         <w:tc>
           <w:tcPr>
             <w:tcW w:w="5670" w:type="dxa"/>
+            <w:tcMar/>
           </w:tcPr>
           <w:p>
             <w:pPr>
@@ -13578,7 +13983,6 @@
               <w:rPr>
                 <w:color w:val="000000"/>
               </w:rPr>
-              <w:lastRenderedPageBreak/>
               <w:t xml:space="preserve">Ngày thoát bước cuối cùng của </w:t>
             </w:r>
             <w:r>
@@ -13612,6 +14016,7 @@
         <w:tc>
           <w:tcPr>
             <w:tcW w:w="838" w:type="dxa"/>
+            <w:tcMar/>
           </w:tcPr>
           <w:p>
             <w:pPr>
@@ -13632,6 +14037,7 @@
         <w:tc>
           <w:tcPr>
             <w:tcW w:w="1559" w:type="dxa"/>
+            <w:tcMar/>
           </w:tcPr>
           <w:p>
             <w:pPr>
@@ -13654,6 +14060,7 @@
         <w:tc>
           <w:tcPr>
             <w:tcW w:w="1417" w:type="dxa"/>
+            <w:tcMar/>
           </w:tcPr>
           <w:p>
             <w:pPr>
@@ -13674,6 +14081,7 @@
         <w:tc>
           <w:tcPr>
             <w:tcW w:w="5670" w:type="dxa"/>
+            <w:tcMar/>
           </w:tcPr>
           <w:p>
             <w:pPr>
@@ -13693,6 +14101,7 @@
         <w:tc>
           <w:tcPr>
             <w:tcW w:w="838" w:type="dxa"/>
+            <w:tcMar/>
           </w:tcPr>
           <w:p>
             <w:pPr>
@@ -13713,6 +14122,7 @@
         <w:tc>
           <w:tcPr>
             <w:tcW w:w="1559" w:type="dxa"/>
+            <w:tcMar/>
           </w:tcPr>
           <w:p>
             <w:pPr>
@@ -13735,6 +14145,7 @@
         <w:tc>
           <w:tcPr>
             <w:tcW w:w="1417" w:type="dxa"/>
+            <w:tcMar/>
           </w:tcPr>
           <w:p>
             <w:pPr>
@@ -13756,6 +14167,7 @@
         <w:tc>
           <w:tcPr>
             <w:tcW w:w="5670" w:type="dxa"/>
+            <w:tcMar/>
           </w:tcPr>
           <w:p>
             <w:pPr>
@@ -14056,6 +14468,7 @@
         <w:tc>
           <w:tcPr>
             <w:tcW w:w="838" w:type="dxa"/>
+            <w:tcMar/>
           </w:tcPr>
           <w:p>
             <w:pPr>
@@ -14076,6 +14489,7 @@
         <w:tc>
           <w:tcPr>
             <w:tcW w:w="1559" w:type="dxa"/>
+            <w:tcMar/>
           </w:tcPr>
           <w:p>
             <w:pPr>
@@ -14098,6 +14512,7 @@
         <w:tc>
           <w:tcPr>
             <w:tcW w:w="1417" w:type="dxa"/>
+            <w:tcMar/>
           </w:tcPr>
           <w:p>
             <w:pPr>
@@ -14119,6 +14534,7 @@
         <w:tc>
           <w:tcPr>
             <w:tcW w:w="5670" w:type="dxa"/>
+            <w:tcMar/>
           </w:tcPr>
           <w:p>
             <w:pPr>
@@ -14395,7 +14811,6 @@
               <w:rPr>
                 <w:rFonts w:eastAsia="Calibri"/>
               </w:rPr>
-              <w:lastRenderedPageBreak/>
               <w:t>NVL(file1.</w:t>
             </w:r>
             <w:r>
@@ -14447,6 +14862,7 @@
         <w:tc>
           <w:tcPr>
             <w:tcW w:w="838" w:type="dxa"/>
+            <w:tcMar/>
           </w:tcPr>
           <w:p>
             <w:pPr>
@@ -14467,6 +14883,7 @@
         <w:tc>
           <w:tcPr>
             <w:tcW w:w="1559" w:type="dxa"/>
+            <w:tcMar/>
           </w:tcPr>
           <w:p>
             <w:pPr>
@@ -14489,6 +14906,7 @@
         <w:tc>
           <w:tcPr>
             <w:tcW w:w="1417" w:type="dxa"/>
+            <w:tcMar/>
           </w:tcPr>
           <w:p>
             <w:pPr>
@@ -14509,6 +14927,7 @@
         <w:tc>
           <w:tcPr>
             <w:tcW w:w="5670" w:type="dxa"/>
+            <w:tcMar/>
           </w:tcPr>
           <w:p>
             <w:pPr>
@@ -14516,21 +14935,27 @@
               <w:jc w:val="left"/>
               <w:rPr>
                 <w:rFonts w:eastAsia="Calibri"/>
-                <w:b/>
-                <w:bCs/>
-              </w:rPr>
-            </w:pPr>
-            <w:r>
-              <w:rPr>
-                <w:rFonts w:eastAsia="Calibri"/>
-              </w:rPr>
-              <w:t>+ Nếu</w:t>
-            </w:r>
-            <w:r>
-              <w:rPr>
-                <w:rFonts w:eastAsia="Calibri"/>
-                <w:b/>
-                <w:bCs/>
+                <w:b w:val="1"/>
+                <w:bCs w:val="1"/>
+              </w:rPr>
+            </w:pPr>
+            <w:r>
+              <w:rPr>
+                <w:rFonts w:eastAsia="Calibri"/>
+              </w:rPr>
+              <w:t xml:space="preserve">+ </w:t>
+            </w:r>
+            <w:r>
+              <w:rPr>
+                <w:rFonts w:eastAsia="Calibri"/>
+              </w:rPr>
+              <w:t>Nếu</w:t>
+            </w:r>
+            <w:r>
+              <w:rPr>
+                <w:rFonts w:eastAsia="Calibri"/>
+                <w:b w:val="1"/>
+                <w:bCs w:val="1"/>
               </w:rPr>
               <w:t xml:space="preserve"> VOLUME </w:t>
             </w:r>
@@ -14538,29 +14963,91 @@
               <w:rPr>
                 <w:rFonts w:eastAsia="Calibri"/>
               </w:rPr>
-              <w:t>không NULL lấy:</w:t>
-            </w:r>
-            <w:r>
-              <w:rPr>
-                <w:rFonts w:eastAsia="Calibri"/>
-                <w:b/>
-                <w:bCs/>
-              </w:rPr>
-              <w:t xml:space="preserve"> POINT</w:t>
-            </w:r>
-            <w:r>
-              <w:rPr>
-                <w:rFonts w:eastAsia="Calibri"/>
-              </w:rPr>
-              <w:t>*8/</w:t>
-            </w:r>
-            <w:r>
-              <w:rPr>
-                <w:rFonts w:eastAsia="Calibri"/>
-                <w:b/>
-                <w:bCs/>
+              <w:t>không</w:t>
+            </w:r>
+            <w:r>
+              <w:rPr>
+                <w:rFonts w:eastAsia="Calibri"/>
+              </w:rPr>
+              <w:t xml:space="preserve"> NULL </w:t>
+            </w:r>
+            <w:r>
+              <w:rPr>
+                <w:rFonts w:eastAsia="Calibri"/>
+              </w:rPr>
+              <w:t>lấy</w:t>
+            </w:r>
+            <w:r>
+              <w:rPr>
+                <w:rFonts w:eastAsia="Calibri"/>
+              </w:rPr>
+              <w:t>:</w:t>
+            </w:r>
+            <w:r>
+              <w:rPr>
+                <w:rFonts w:eastAsia="Calibri"/>
+                <w:b w:val="1"/>
+                <w:bCs w:val="1"/>
+              </w:rPr>
+              <w:t xml:space="preserve"> </w:t>
+            </w:r>
+            <w:commentRangeStart w:id="729070264"/>
+            <w:commentRangeStart w:id="907238521"/>
+            <w:r>
+              <w:rPr>
+                <w:rFonts w:eastAsia="Calibri"/>
+                <w:b w:val="1"/>
+                <w:bCs w:val="1"/>
+              </w:rPr>
+              <w:t>POINT</w:t>
+            </w:r>
+            <w:r>
+              <w:rPr>
+                <w:rFonts w:eastAsia="Calibri"/>
+              </w:rPr>
+              <w:t>/</w:t>
+            </w:r>
+            <w:r>
+              <w:rPr>
+                <w:rFonts w:eastAsia="Calibri"/>
+              </w:rPr>
+              <w:t>(</w:t>
+            </w:r>
+            <w:r>
+              <w:rPr>
+                <w:rFonts w:eastAsia="Calibri"/>
+              </w:rPr>
+              <w:t>8*</w:t>
+            </w:r>
+            <w:r>
+              <w:rPr>
+                <w:rFonts w:eastAsia="Calibri"/>
+                <w:b w:val="1"/>
+                <w:bCs w:val="1"/>
               </w:rPr>
               <w:t>VOLUME</w:t>
+            </w:r>
+            <w:r>
+              <w:rPr>
+                <w:rFonts w:eastAsia="Calibri"/>
+                <w:b w:val="1"/>
+                <w:bCs w:val="1"/>
+              </w:rPr>
+              <w:t>)</w:t>
+            </w:r>
+            <w:commentRangeEnd w:id="729070264"/>
+            <w:r>
+              <w:rPr>
+                <w:rStyle w:val="CommentReference"/>
+              </w:rPr>
+              <w:commentReference w:id="729070264"/>
+            </w:r>
+            <w:commentRangeEnd w:id="907238521"/>
+            <w:r>
+              <w:rPr>
+                <w:rStyle w:val="CommentReference"/>
+              </w:rPr>
+              <w:commentReference w:id="907238521"/>
             </w:r>
           </w:p>
           <w:p>
@@ -14613,6 +15100,7 @@
           <w:tcPr>
             <w:tcW w:w="9484" w:type="dxa"/>
             <w:gridSpan w:val="4"/>
+            <w:tcMar/>
           </w:tcPr>
           <w:p>
             <w:pPr>
@@ -14639,6 +15127,7 @@
         <w:tc>
           <w:tcPr>
             <w:tcW w:w="838" w:type="dxa"/>
+            <w:tcMar/>
           </w:tcPr>
           <w:p>
             <w:pPr>
@@ -14659,6 +15148,7 @@
         <w:tc>
           <w:tcPr>
             <w:tcW w:w="1559" w:type="dxa"/>
+            <w:tcMar/>
           </w:tcPr>
           <w:p>
             <w:pPr>
@@ -14681,6 +15171,7 @@
         <w:tc>
           <w:tcPr>
             <w:tcW w:w="1417" w:type="dxa"/>
+            <w:tcMar/>
           </w:tcPr>
           <w:p>
             <w:pPr>
@@ -14701,6 +15192,7 @@
         <w:tc>
           <w:tcPr>
             <w:tcW w:w="5670" w:type="dxa"/>
+            <w:tcMar/>
           </w:tcPr>
           <w:p>
             <w:pPr>
@@ -14744,6 +15236,7 @@
         <w:tc>
           <w:tcPr>
             <w:tcW w:w="838" w:type="dxa"/>
+            <w:tcMar/>
           </w:tcPr>
           <w:p>
             <w:pPr>
@@ -14764,6 +15257,7 @@
         <w:tc>
           <w:tcPr>
             <w:tcW w:w="1559" w:type="dxa"/>
+            <w:tcMar/>
           </w:tcPr>
           <w:p>
             <w:pPr>
@@ -14786,6 +15280,7 @@
         <w:tc>
           <w:tcPr>
             <w:tcW w:w="1417" w:type="dxa"/>
+            <w:tcMar/>
           </w:tcPr>
           <w:p>
             <w:pPr>
@@ -14806,6 +15301,7 @@
         <w:tc>
           <w:tcPr>
             <w:tcW w:w="5670" w:type="dxa"/>
+            <w:tcMar/>
           </w:tcPr>
           <w:p>
             <w:pPr>
@@ -15282,7 +15778,6 @@
               <w:rPr>
                 <w:color w:val="000000"/>
               </w:rPr>
-              <w:lastRenderedPageBreak/>
               <w:t>'UnderwriterMaker'</w:t>
             </w:r>
             <w:r>
@@ -15795,6 +16290,11 @@
                 <w:color w:val="000000"/>
               </w:rPr>
               <w:br/>
+            </w:r>
+            <w:r>
+              <w:rPr>
+                <w:color w:val="000000"/>
+              </w:rPr>
               <w:t xml:space="preserve">MIN(CASE WHEN </w:t>
             </w:r>
             <w:r>
@@ -15824,6 +16324,11 @@
                 <w:color w:val="000000"/>
               </w:rPr>
               <w:br/>
+            </w:r>
+            <w:r>
+              <w:rPr>
+                <w:color w:val="000000"/>
+              </w:rPr>
               <w:t xml:space="preserve"> AND </w:t>
             </w:r>
             <w:r>
@@ -15990,7 +16495,6 @@
               <w:rPr>
                 <w:rFonts w:eastAsia="Calibri"/>
               </w:rPr>
-              <w:lastRenderedPageBreak/>
               <w:t>'Send To PostSanction', 'Send To HOSupport', 'Reject', 'Submit To DisbursementMaker'))</w:t>
             </w:r>
             <w:r>
@@ -16658,48 +17162,64 @@
             <w:r>
               <w:rPr>
                 <w:rFonts w:eastAsia="Calibri"/>
-                <w:b/>
-                <w:bCs/>
+                <w:b w:val="1"/>
+                <w:bCs w:val="1"/>
+              </w:rPr>
+              <w:t>(</w:t>
+            </w:r>
+            <w:r>
+              <w:rPr>
+                <w:rFonts w:eastAsia="Calibri"/>
+                <w:b w:val="1"/>
+                <w:bCs w:val="1"/>
               </w:rPr>
               <w:t>AVG</w:t>
             </w:r>
             <w:r>
               <w:rPr>
                 <w:rFonts w:eastAsia="Calibri"/>
-                <w:b/>
-                <w:bCs/>
+                <w:b w:val="1"/>
+                <w:bCs w:val="1"/>
               </w:rPr>
               <w:t>_</w:t>
             </w:r>
             <w:r>
               <w:rPr>
                 <w:rFonts w:eastAsia="Calibri"/>
-                <w:b/>
-                <w:bCs/>
+                <w:b w:val="1"/>
+                <w:bCs w:val="1"/>
               </w:rPr>
               <w:t>TAT_UNSEC</w:t>
             </w:r>
             <w:r>
               <w:rPr>
                 <w:rFonts w:eastAsia="Calibri"/>
-                <w:b/>
-                <w:bCs/>
+                <w:b w:val="1"/>
+                <w:bCs w:val="1"/>
               </w:rPr>
               <w:t xml:space="preserve"> + AVG_</w:t>
             </w:r>
             <w:r>
               <w:rPr>
                 <w:rFonts w:eastAsia="Calibri"/>
-                <w:b/>
-                <w:bCs/>
+                <w:b w:val="1"/>
+                <w:bCs w:val="1"/>
               </w:rPr>
               <w:t>TAT_SEC</w:t>
             </w:r>
             <w:r>
               <w:rPr>
                 <w:rFonts w:eastAsia="Calibri"/>
-                <w:b/>
-                <w:bCs/>
+                <w:b w:val="1"/>
+                <w:bCs w:val="1"/>
+              </w:rPr>
+              <w:t>)</w:t>
+            </w:r>
+            <w:r>
+              <w:rPr>
+                <w:rFonts w:eastAsia="Calibri"/>
+                <w:b w:val="1"/>
+                <w:bCs w:val="1"/>
               </w:rPr>
               <w:t>/2</w:t>
             </w:r>
@@ -16716,6 +17236,7 @@
         <w:tc>
           <w:tcPr>
             <w:tcW w:w="838" w:type="dxa"/>
+            <w:tcMar/>
           </w:tcPr>
           <w:p>
             <w:pPr>
@@ -16736,6 +17257,7 @@
         <w:tc>
           <w:tcPr>
             <w:tcW w:w="1559" w:type="dxa"/>
+            <w:tcMar/>
           </w:tcPr>
           <w:p>
             <w:pPr>
@@ -16758,6 +17280,7 @@
         <w:tc>
           <w:tcPr>
             <w:tcW w:w="1417" w:type="dxa"/>
+            <w:tcMar/>
           </w:tcPr>
           <w:p>
             <w:pPr>
@@ -16778,6 +17301,7 @@
         <w:tc>
           <w:tcPr>
             <w:tcW w:w="5670" w:type="dxa"/>
+            <w:tcMar/>
           </w:tcPr>
           <w:p>
             <w:pPr>
@@ -16956,7 +17480,6 @@
               <w:rPr>
                 <w:rFonts w:eastAsia="Calibri"/>
               </w:rPr>
-              <w:lastRenderedPageBreak/>
               <w:t>STEP07_APPROVER_WK_TAT</w:t>
             </w:r>
             <w:r>
@@ -17656,7 +18179,6 @@
               <w:rPr>
                 <w:rFonts w:eastAsia="Calibri"/>
               </w:rPr>
-              <w:lastRenderedPageBreak/>
               <w:t>get_business_minute(</w:t>
             </w:r>
             <w:r>
@@ -17955,6 +18477,11 @@
                 <w:color w:val="000000"/>
               </w:rPr>
               <w:br/>
+            </w:r>
+            <w:r>
+              <w:rPr>
+                <w:color w:val="000000"/>
+              </w:rPr>
               <w:t xml:space="preserve">MIN(CASE WHEN </w:t>
             </w:r>
             <w:r>
@@ -17984,6 +18511,11 @@
                 <w:color w:val="000000"/>
               </w:rPr>
               <w:br/>
+            </w:r>
+            <w:r>
+              <w:rPr>
+                <w:color w:val="000000"/>
+              </w:rPr>
               <w:t xml:space="preserve"> AND </w:t>
             </w:r>
             <w:r>
@@ -18201,6 +18733,7 @@
         <w:tc>
           <w:tcPr>
             <w:tcW w:w="838" w:type="dxa"/>
+            <w:tcMar/>
           </w:tcPr>
           <w:p>
             <w:pPr>
@@ -18221,6 +18754,7 @@
         <w:tc>
           <w:tcPr>
             <w:tcW w:w="1559" w:type="dxa"/>
+            <w:tcMar/>
           </w:tcPr>
           <w:p>
             <w:pPr>
@@ -18243,6 +18777,7 @@
         <w:tc>
           <w:tcPr>
             <w:tcW w:w="1417" w:type="dxa"/>
+            <w:tcMar/>
           </w:tcPr>
           <w:p>
             <w:pPr>
@@ -18263,6 +18798,7 @@
         <w:tc>
           <w:tcPr>
             <w:tcW w:w="5670" w:type="dxa"/>
+            <w:tcMar/>
           </w:tcPr>
           <w:p>
             <w:pPr>
@@ -18313,6 +18849,7 @@
         <w:tc>
           <w:tcPr>
             <w:tcW w:w="838" w:type="dxa"/>
+            <w:tcMar/>
           </w:tcPr>
           <w:p>
             <w:pPr>
@@ -18333,6 +18870,7 @@
         <w:tc>
           <w:tcPr>
             <w:tcW w:w="1559" w:type="dxa"/>
+            <w:tcMar/>
           </w:tcPr>
           <w:p>
             <w:pPr>
@@ -18355,6 +18893,7 @@
         <w:tc>
           <w:tcPr>
             <w:tcW w:w="1417" w:type="dxa"/>
+            <w:tcMar/>
           </w:tcPr>
           <w:p>
             <w:pPr>
@@ -18375,6 +18914,7 @@
         <w:tc>
           <w:tcPr>
             <w:tcW w:w="5670" w:type="dxa"/>
+            <w:tcMar/>
             <w:vAlign w:val="center"/>
           </w:tcPr>
           <w:p>
@@ -18473,6 +19013,7 @@
         <w:tc>
           <w:tcPr>
             <w:tcW w:w="838" w:type="dxa"/>
+            <w:tcMar/>
           </w:tcPr>
           <w:p>
             <w:pPr>
@@ -18493,6 +19034,7 @@
         <w:tc>
           <w:tcPr>
             <w:tcW w:w="1559" w:type="dxa"/>
+            <w:tcMar/>
           </w:tcPr>
           <w:p>
             <w:pPr>
@@ -18515,6 +19057,7 @@
         <w:tc>
           <w:tcPr>
             <w:tcW w:w="1417" w:type="dxa"/>
+            <w:tcMar/>
           </w:tcPr>
           <w:p>
             <w:pPr>
@@ -18535,6 +19078,7 @@
         <w:tc>
           <w:tcPr>
             <w:tcW w:w="5670" w:type="dxa"/>
+            <w:tcMar/>
             <w:vAlign w:val="center"/>
           </w:tcPr>
           <w:p>
@@ -18613,6 +19157,7 @@
         <w:tc>
           <w:tcPr>
             <w:tcW w:w="838" w:type="dxa"/>
+            <w:tcMar/>
           </w:tcPr>
           <w:p>
             <w:pPr>
@@ -18633,6 +19178,7 @@
         <w:tc>
           <w:tcPr>
             <w:tcW w:w="1559" w:type="dxa"/>
+            <w:tcMar/>
           </w:tcPr>
           <w:p>
             <w:pPr>
@@ -18655,6 +19201,7 @@
         <w:tc>
           <w:tcPr>
             <w:tcW w:w="1417" w:type="dxa"/>
+            <w:tcMar/>
           </w:tcPr>
           <w:p>
             <w:pPr>
@@ -18675,6 +19222,7 @@
         <w:tc>
           <w:tcPr>
             <w:tcW w:w="5670" w:type="dxa"/>
+            <w:tcMar/>
           </w:tcPr>
           <w:p>
             <w:pPr>
@@ -18837,7 +19385,25 @@
               <w:rPr>
                 <w:rFonts w:eastAsia="Calibri"/>
               </w:rPr>
-              <w:t xml:space="preserve">Điều kiện </w:t>
+              <w:t>Điều</w:t>
+            </w:r>
+            <w:r>
+              <w:rPr>
+                <w:rFonts w:eastAsia="Calibri"/>
+              </w:rPr>
+              <w:t xml:space="preserve"> </w:t>
+            </w:r>
+            <w:r>
+              <w:rPr>
+                <w:rFonts w:eastAsia="Calibri"/>
+              </w:rPr>
+              <w:t>kiện</w:t>
+            </w:r>
+            <w:r>
+              <w:rPr>
+                <w:rFonts w:eastAsia="Calibri"/>
+              </w:rPr>
+              <w:t xml:space="preserve"> </w:t>
             </w:r>
             <w:r>
               <w:rPr>
@@ -18860,8 +19426,85 @@
             <w:r>
               <w:rPr>
                 <w:rFonts w:eastAsia="Calibri"/>
-                <w:b/>
-                <w:bCs/>
+                <w:b w:val="1"/>
+                <w:bCs w:val="1"/>
+              </w:rPr>
+              <w:t>t.</w:t>
+            </w:r>
+            <w:r>
+              <w:rPr>
+                <w:rFonts w:ascii="Times New Roman" w:hAnsi="Times New Roman" w:eastAsia="Times New Roman" w:cs="Times New Roman"/>
+                <w:b w:val="1"/>
+                <w:bCs w:val="1"/>
+                <w:noProof w:val="0"/>
+                <w:sz w:val="24"/>
+                <w:szCs w:val="24"/>
+                <w:lang w:val="en-US"/>
+              </w:rPr>
+              <w:t>WORKSTEP</w:t>
+            </w:r>
+            <w:r>
+              <w:rPr>
+                <w:rFonts w:ascii="Times New Roman" w:hAnsi="Times New Roman" w:eastAsia="Times New Roman" w:cs="Times New Roman"/>
+                <w:noProof w:val="0"/>
+                <w:sz w:val="24"/>
+                <w:szCs w:val="24"/>
+                <w:lang w:val="en-US"/>
+              </w:rPr>
+              <w:t xml:space="preserve"> in ('</w:t>
+            </w:r>
+            <w:r>
+              <w:rPr>
+                <w:rFonts w:ascii="Times New Roman" w:hAnsi="Times New Roman" w:eastAsia="Times New Roman" w:cs="Times New Roman"/>
+                <w:noProof w:val="0"/>
+                <w:sz w:val="24"/>
+                <w:szCs w:val="24"/>
+                <w:lang w:val="en-US"/>
+              </w:rPr>
+              <w:t>CreditCommittee</w:t>
+            </w:r>
+            <w:r>
+              <w:rPr>
+                <w:rFonts w:ascii="Times New Roman" w:hAnsi="Times New Roman" w:eastAsia="Times New Roman" w:cs="Times New Roman"/>
+                <w:noProof w:val="0"/>
+                <w:sz w:val="24"/>
+                <w:szCs w:val="24"/>
+                <w:lang w:val="en-US"/>
+              </w:rPr>
+              <w:t>', '</w:t>
+            </w:r>
+            <w:r>
+              <w:rPr>
+                <w:rFonts w:ascii="Times New Roman" w:hAnsi="Times New Roman" w:eastAsia="Times New Roman" w:cs="Times New Roman"/>
+                <w:noProof w:val="0"/>
+                <w:sz w:val="24"/>
+                <w:szCs w:val="24"/>
+                <w:lang w:val="en-US"/>
+              </w:rPr>
+              <w:t>CreditApproval</w:t>
+            </w:r>
+            <w:r>
+              <w:rPr>
+                <w:rFonts w:ascii="Times New Roman" w:hAnsi="Times New Roman" w:eastAsia="Times New Roman" w:cs="Times New Roman"/>
+                <w:noProof w:val="0"/>
+                <w:sz w:val="24"/>
+                <w:szCs w:val="24"/>
+                <w:lang w:val="en-US"/>
+              </w:rPr>
+              <w:t>') and</w:t>
+            </w:r>
+            <w:r>
+              <w:rPr>
+                <w:noProof w:val="0"/>
+                <w:lang w:val="en-US"/>
+              </w:rPr>
+              <w:t xml:space="preserve"> </w:t>
+            </w:r>
+            <w:r>
+              <w:rPr>
+                <w:rFonts w:eastAsia="Calibri"/>
+                <w:b w:val="1"/>
+                <w:bCs w:val="1"/>
               </w:rPr>
               <w:t>t.DECISION</w:t>
             </w:r>
@@ -18869,7 +19512,85 @@
               <w:rPr>
                 <w:rFonts w:eastAsia="Calibri"/>
               </w:rPr>
-              <w:t xml:space="preserve"> in ('Submit', 'Send To PostSanction','Submit To DisbursementMaker', 'Send To HOSupport') </w:t>
+              <w:t xml:space="preserve"> in ('Submit', 'Send </w:t>
+            </w:r>
+            <w:r>
+              <w:rPr>
+                <w:rFonts w:eastAsia="Calibri"/>
+              </w:rPr>
+              <w:t>To</w:t>
+            </w:r>
+            <w:r>
+              <w:rPr>
+                <w:rFonts w:eastAsia="Calibri"/>
+              </w:rPr>
+              <w:t xml:space="preserve"> </w:t>
+            </w:r>
+            <w:r>
+              <w:rPr>
+                <w:rFonts w:eastAsia="Calibri"/>
+              </w:rPr>
+              <w:t>PostSanction</w:t>
+            </w:r>
+            <w:r>
+              <w:rPr>
+                <w:rFonts w:eastAsia="Calibri"/>
+              </w:rPr>
+              <w:t xml:space="preserve">','Submit </w:t>
+            </w:r>
+            <w:r>
+              <w:rPr>
+                <w:rFonts w:eastAsia="Calibri"/>
+              </w:rPr>
+              <w:t>To</w:t>
+            </w:r>
+            <w:r>
+              <w:rPr>
+                <w:rFonts w:eastAsia="Calibri"/>
+              </w:rPr>
+              <w:t xml:space="preserve"> </w:t>
+            </w:r>
+            <w:r>
+              <w:rPr>
+                <w:rFonts w:eastAsia="Calibri"/>
+              </w:rPr>
+              <w:t>DisbursementMaker</w:t>
+            </w:r>
+            <w:r>
+              <w:rPr>
+                <w:rFonts w:eastAsia="Calibri"/>
+              </w:rPr>
+              <w:t xml:space="preserve">', 'Send </w:t>
+            </w:r>
+            <w:r>
+              <w:rPr>
+                <w:rFonts w:eastAsia="Calibri"/>
+              </w:rPr>
+              <w:t>To</w:t>
+            </w:r>
+            <w:r>
+              <w:rPr>
+                <w:rFonts w:eastAsia="Calibri"/>
+              </w:rPr>
+              <w:t xml:space="preserve"> </w:t>
+            </w:r>
+            <w:r>
+              <w:rPr>
+                <w:rFonts w:eastAsia="Calibri"/>
+              </w:rPr>
+              <w:t>HOSupport</w:t>
+            </w:r>
+            <w:r>
+              <w:rPr>
+                <w:rFonts w:eastAsia="Calibri"/>
+              </w:rPr>
+              <w:t>')</w:t>
+            </w:r>
+            <w:r>
+              <w:rPr>
+                <w:rFonts w:eastAsia="Calibri"/>
+              </w:rPr>
+              <w:t>)</w:t>
             </w:r>
           </w:p>
           <w:p>
@@ -18886,13 +19607,71 @@
               <w:rPr>
                 <w:rFonts w:eastAsia="Calibri"/>
               </w:rPr>
-              <w:t xml:space="preserve">or </w:t>
-            </w:r>
-            <w:r>
-              <w:rPr>
-                <w:rFonts w:eastAsia="Calibri"/>
-                <w:b/>
-                <w:bCs/>
+              <w:t>o</w:t>
+            </w:r>
+            <w:r>
+              <w:rPr>
+                <w:rFonts w:eastAsia="Calibri"/>
+              </w:rPr>
+              <w:t xml:space="preserve">r </w:t>
+            </w:r>
+            <w:r>
+              <w:rPr>
+                <w:rFonts w:eastAsia="Calibri"/>
+              </w:rPr>
+              <w:t>(</w:t>
+            </w:r>
+            <w:r>
+              <w:rPr>
+                <w:rFonts w:eastAsia="Calibri"/>
+                <w:b w:val="1"/>
+                <w:bCs w:val="1"/>
+              </w:rPr>
+              <w:t>t.</w:t>
+            </w:r>
+            <w:r>
+              <w:rPr>
+                <w:rFonts w:ascii="Times New Roman" w:hAnsi="Times New Roman" w:eastAsia="Times New Roman" w:cs="Times New Roman"/>
+                <w:b w:val="1"/>
+                <w:bCs w:val="1"/>
+                <w:noProof w:val="0"/>
+                <w:sz w:val="24"/>
+                <w:szCs w:val="24"/>
+                <w:lang w:val="en-US"/>
+              </w:rPr>
+              <w:t>WORKSTEP</w:t>
+            </w:r>
+            <w:r>
+              <w:rPr>
+                <w:rFonts w:ascii="Times New Roman" w:hAnsi="Times New Roman" w:eastAsia="Times New Roman" w:cs="Times New Roman"/>
+                <w:noProof w:val="0"/>
+                <w:sz w:val="24"/>
+                <w:szCs w:val="24"/>
+                <w:lang w:val="en-US"/>
+              </w:rPr>
+              <w:t xml:space="preserve"> in ('CreditCommittee', 'CreditApproval')</w:t>
+            </w:r>
+            <w:r>
+              <w:rPr>
+                <w:rFonts w:ascii="Times New Roman" w:hAnsi="Times New Roman" w:eastAsia="Times New Roman" w:cs="Times New Roman"/>
+                <w:noProof w:val="0"/>
+                <w:sz w:val="24"/>
+                <w:szCs w:val="24"/>
+                <w:lang w:val="en-US"/>
+              </w:rPr>
+              <w:t xml:space="preserve"> and</w:t>
+            </w:r>
+            <w:r>
+              <w:rPr>
+                <w:rFonts w:eastAsia="Calibri"/>
+              </w:rPr>
+              <w:t xml:space="preserve"> </w:t>
+            </w:r>
+            <w:r>
+              <w:rPr>
+                <w:rFonts w:eastAsia="Calibri"/>
+                <w:b w:val="1"/>
+                <w:bCs w:val="1"/>
               </w:rPr>
               <w:t>t.DECISION</w:t>
             </w:r>
@@ -18901,6 +19680,12 @@
                 <w:rFonts w:eastAsia="Calibri"/>
               </w:rPr>
               <w:t xml:space="preserve"> = 'Reject' </w:t>
+            </w:r>
+            <w:r>
+              <w:rPr>
+                <w:rFonts w:eastAsia="Calibri"/>
+              </w:rPr>
+              <w:t>)</w:t>
             </w:r>
           </w:p>
           <w:p>
@@ -19152,6 +19937,7 @@
         <w:tc>
           <w:tcPr>
             <w:tcW w:w="838" w:type="dxa"/>
+            <w:tcMar/>
           </w:tcPr>
           <w:p>
             <w:pPr>
@@ -19172,6 +19958,7 @@
         <w:tc>
           <w:tcPr>
             <w:tcW w:w="1559" w:type="dxa"/>
+            <w:tcMar/>
           </w:tcPr>
           <w:p>
             <w:pPr>
@@ -19194,6 +19981,7 @@
         <w:tc>
           <w:tcPr>
             <w:tcW w:w="1417" w:type="dxa"/>
+            <w:tcMar/>
           </w:tcPr>
           <w:p>
             <w:pPr>
@@ -19214,6 +20002,7 @@
         <w:tc>
           <w:tcPr>
             <w:tcW w:w="5670" w:type="dxa"/>
+            <w:tcMar/>
           </w:tcPr>
           <w:p>
             <w:pPr>
@@ -19272,6 +20061,7 @@
         <w:tc>
           <w:tcPr>
             <w:tcW w:w="838" w:type="dxa"/>
+            <w:tcMar/>
           </w:tcPr>
           <w:p>
             <w:pPr>
@@ -19292,6 +20082,7 @@
         <w:tc>
           <w:tcPr>
             <w:tcW w:w="1559" w:type="dxa"/>
+            <w:tcMar/>
           </w:tcPr>
           <w:p>
             <w:pPr>
@@ -19314,6 +20105,7 @@
         <w:tc>
           <w:tcPr>
             <w:tcW w:w="1417" w:type="dxa"/>
+            <w:tcMar/>
           </w:tcPr>
           <w:p>
             <w:pPr>
@@ -19333,7 +20125,6 @@
               <w:rPr>
                 <w:color w:val="000000"/>
               </w:rPr>
-              <w:lastRenderedPageBreak/>
               <w:t>duyệt RLOS</w:t>
             </w:r>
           </w:p>
@@ -19341,6 +20132,7 @@
         <w:tc>
           <w:tcPr>
             <w:tcW w:w="5670" w:type="dxa"/>
+            <w:tcMar/>
           </w:tcPr>
           <w:p>
             <w:pPr>
@@ -19354,7 +20146,6 @@
               <w:rPr>
                 <w:rFonts w:eastAsia="Calibri"/>
               </w:rPr>
-              <w:lastRenderedPageBreak/>
               <w:t>NG_SB_RLOS_ENTRY_EXIT</w:t>
             </w:r>
             <w:r>
@@ -19403,7 +20194,6 @@
               <w:rPr>
                 <w:color w:val="000000"/>
               </w:rPr>
-              <w:lastRenderedPageBreak/>
               <w:t xml:space="preserve">NG_SB_RLOS_APPLICANT_GENERAL </w:t>
             </w:r>
             <w:r>
@@ -19833,13 +20623,7 @@
               <w:rPr>
                 <w:rFonts w:eastAsia="Calibri"/>
               </w:rPr>
-              <w:t>Trạng thái phê duyệt: Chỉ lấy hồ sơ đã phê duyệt thành công</w:t>
-            </w:r>
-            <w:r>
-              <w:rPr>
-                <w:rFonts w:eastAsia="Calibri"/>
-              </w:rPr>
-              <w:t>:</w:t>
+              <w:t>Trạng</w:t>
             </w:r>
             <w:r>
               <w:rPr>
@@ -19850,8 +20634,236 @@
             <w:r>
               <w:rPr>
                 <w:rFonts w:eastAsia="Calibri"/>
-                <w:b/>
-                <w:bCs/>
+              </w:rPr>
+              <w:t>thái</w:t>
+            </w:r>
+            <w:r>
+              <w:rPr>
+                <w:rFonts w:eastAsia="Calibri"/>
+              </w:rPr>
+              <w:t xml:space="preserve"> </w:t>
+            </w:r>
+            <w:r>
+              <w:rPr>
+                <w:rFonts w:eastAsia="Calibri"/>
+              </w:rPr>
+              <w:t>phê</w:t>
+            </w:r>
+            <w:r>
+              <w:rPr>
+                <w:rFonts w:eastAsia="Calibri"/>
+              </w:rPr>
+              <w:t xml:space="preserve"> </w:t>
+            </w:r>
+            <w:r>
+              <w:rPr>
+                <w:rFonts w:eastAsia="Calibri"/>
+              </w:rPr>
+              <w:t>duyệt</w:t>
+            </w:r>
+            <w:r>
+              <w:rPr>
+                <w:rFonts w:eastAsia="Calibri"/>
+              </w:rPr>
+              <w:t xml:space="preserve">: </w:t>
+            </w:r>
+            <w:r>
+              <w:rPr>
+                <w:rFonts w:eastAsia="Calibri"/>
+              </w:rPr>
+              <w:t>Chỉ</w:t>
+            </w:r>
+            <w:r>
+              <w:rPr>
+                <w:rFonts w:eastAsia="Calibri"/>
+              </w:rPr>
+              <w:t xml:space="preserve"> </w:t>
+            </w:r>
+            <w:r>
+              <w:rPr>
+                <w:rFonts w:eastAsia="Calibri"/>
+              </w:rPr>
+              <w:t>lấy</w:t>
+            </w:r>
+            <w:r>
+              <w:rPr>
+                <w:rFonts w:eastAsia="Calibri"/>
+              </w:rPr>
+              <w:t xml:space="preserve"> </w:t>
+            </w:r>
+            <w:r>
+              <w:rPr>
+                <w:rFonts w:eastAsia="Calibri"/>
+              </w:rPr>
+              <w:t>hồ</w:t>
+            </w:r>
+            <w:r>
+              <w:rPr>
+                <w:rFonts w:eastAsia="Calibri"/>
+              </w:rPr>
+              <w:t xml:space="preserve"> </w:t>
+            </w:r>
+            <w:r>
+              <w:rPr>
+                <w:rFonts w:eastAsia="Calibri"/>
+              </w:rPr>
+              <w:t>sơ</w:t>
+            </w:r>
+            <w:r>
+              <w:rPr>
+                <w:rFonts w:eastAsia="Calibri"/>
+              </w:rPr>
+              <w:t xml:space="preserve"> </w:t>
+            </w:r>
+            <w:r>
+              <w:rPr>
+                <w:rFonts w:eastAsia="Calibri"/>
+              </w:rPr>
+              <w:t>đã</w:t>
+            </w:r>
+            <w:r>
+              <w:rPr>
+                <w:rFonts w:eastAsia="Calibri"/>
+              </w:rPr>
+              <w:t xml:space="preserve"> </w:t>
+            </w:r>
+            <w:r>
+              <w:rPr>
+                <w:rFonts w:eastAsia="Calibri"/>
+              </w:rPr>
+              <w:t>phê</w:t>
+            </w:r>
+            <w:r>
+              <w:rPr>
+                <w:rFonts w:eastAsia="Calibri"/>
+              </w:rPr>
+              <w:t xml:space="preserve"> </w:t>
+            </w:r>
+            <w:r>
+              <w:rPr>
+                <w:rFonts w:eastAsia="Calibri"/>
+              </w:rPr>
+              <w:t>duyệt</w:t>
+            </w:r>
+            <w:r>
+              <w:rPr>
+                <w:rFonts w:eastAsia="Calibri"/>
+              </w:rPr>
+              <w:t xml:space="preserve"> </w:t>
+            </w:r>
+            <w:r>
+              <w:rPr>
+                <w:rFonts w:eastAsia="Calibri"/>
+              </w:rPr>
+              <w:t>thành</w:t>
+            </w:r>
+            <w:r>
+              <w:rPr>
+                <w:rFonts w:eastAsia="Calibri"/>
+              </w:rPr>
+              <w:t xml:space="preserve"> </w:t>
+            </w:r>
+            <w:r>
+              <w:rPr>
+                <w:rFonts w:eastAsia="Calibri"/>
+              </w:rPr>
+              <w:t>công</w:t>
+            </w:r>
+            <w:r>
+              <w:rPr>
+                <w:rFonts w:eastAsia="Calibri"/>
+              </w:rPr>
+              <w:t xml:space="preserve">: </w:t>
+            </w:r>
+            <w:r>
+              <w:rPr>
+                <w:rFonts w:eastAsia="Calibri"/>
+                <w:b w:val="1"/>
+                <w:bCs w:val="1"/>
+              </w:rPr>
+              <w:t>a</w:t>
+            </w:r>
+            <w:r>
+              <w:rPr>
+                <w:rFonts w:eastAsia="Calibri"/>
+                <w:b w:val="1"/>
+                <w:bCs w:val="1"/>
+              </w:rPr>
+              <w:t>.</w:t>
+            </w:r>
+            <w:r>
+              <w:rPr>
+                <w:rFonts w:ascii="Times New Roman" w:hAnsi="Times New Roman" w:eastAsia="Times New Roman" w:cs="Times New Roman"/>
+                <w:b w:val="1"/>
+                <w:bCs w:val="1"/>
+                <w:noProof w:val="0"/>
+                <w:sz w:val="24"/>
+                <w:szCs w:val="24"/>
+                <w:lang w:val="en-US"/>
+              </w:rPr>
+              <w:t>WORKSTEP</w:t>
+            </w:r>
+            <w:r>
+              <w:rPr>
+                <w:rFonts w:ascii="Times New Roman" w:hAnsi="Times New Roman" w:eastAsia="Times New Roman" w:cs="Times New Roman"/>
+                <w:noProof w:val="0"/>
+                <w:sz w:val="24"/>
+                <w:szCs w:val="24"/>
+                <w:lang w:val="en-US"/>
+              </w:rPr>
+              <w:t xml:space="preserve"> in ('</w:t>
+            </w:r>
+            <w:r>
+              <w:rPr>
+                <w:rFonts w:ascii="Times New Roman" w:hAnsi="Times New Roman" w:eastAsia="Times New Roman" w:cs="Times New Roman"/>
+                <w:noProof w:val="0"/>
+                <w:sz w:val="24"/>
+                <w:szCs w:val="24"/>
+                <w:lang w:val="en-US"/>
+              </w:rPr>
+              <w:t>CreditCommittee</w:t>
+            </w:r>
+            <w:r>
+              <w:rPr>
+                <w:rFonts w:ascii="Times New Roman" w:hAnsi="Times New Roman" w:eastAsia="Times New Roman" w:cs="Times New Roman"/>
+                <w:noProof w:val="0"/>
+                <w:sz w:val="24"/>
+                <w:szCs w:val="24"/>
+                <w:lang w:val="en-US"/>
+              </w:rPr>
+              <w:t>', '</w:t>
+            </w:r>
+            <w:r>
+              <w:rPr>
+                <w:rFonts w:ascii="Times New Roman" w:hAnsi="Times New Roman" w:eastAsia="Times New Roman" w:cs="Times New Roman"/>
+                <w:noProof w:val="0"/>
+                <w:sz w:val="24"/>
+                <w:szCs w:val="24"/>
+                <w:lang w:val="en-US"/>
+              </w:rPr>
+              <w:t>CreditApproval</w:t>
+            </w:r>
+            <w:r>
+              <w:rPr>
+                <w:rFonts w:ascii="Times New Roman" w:hAnsi="Times New Roman" w:eastAsia="Times New Roman" w:cs="Times New Roman"/>
+                <w:noProof w:val="0"/>
+                <w:sz w:val="24"/>
+                <w:szCs w:val="24"/>
+                <w:lang w:val="en-US"/>
+              </w:rPr>
+              <w:t>') and</w:t>
+            </w:r>
+            <w:r>
+              <w:rPr>
+                <w:rFonts w:eastAsia="Calibri"/>
+              </w:rPr>
+              <w:t xml:space="preserve"> </w:t>
+            </w:r>
+            <w:r>
+              <w:rPr>
+                <w:rFonts w:eastAsia="Calibri"/>
+                <w:b w:val="1"/>
+                <w:bCs w:val="1"/>
               </w:rPr>
               <w:t>a.DECISION</w:t>
             </w:r>
@@ -19859,7 +20871,79 @@
               <w:rPr>
                 <w:rFonts w:eastAsia="Calibri"/>
               </w:rPr>
-              <w:t xml:space="preserve"> IN ('Submit', 'Send To PostSanction','Submit To DisbursementMaker', 'Send To HOSupport')</w:t>
+              <w:t xml:space="preserve"> IN ('Submit', 'Send </w:t>
+            </w:r>
+            <w:r>
+              <w:rPr>
+                <w:rFonts w:eastAsia="Calibri"/>
+              </w:rPr>
+              <w:t>To</w:t>
+            </w:r>
+            <w:r>
+              <w:rPr>
+                <w:rFonts w:eastAsia="Calibri"/>
+              </w:rPr>
+              <w:t xml:space="preserve"> </w:t>
+            </w:r>
+            <w:r>
+              <w:rPr>
+                <w:rFonts w:eastAsia="Calibri"/>
+              </w:rPr>
+              <w:t>PostSanction</w:t>
+            </w:r>
+            <w:r>
+              <w:rPr>
+                <w:rFonts w:eastAsia="Calibri"/>
+              </w:rPr>
+              <w:t xml:space="preserve">','Submit </w:t>
+            </w:r>
+            <w:r>
+              <w:rPr>
+                <w:rFonts w:eastAsia="Calibri"/>
+              </w:rPr>
+              <w:t>To</w:t>
+            </w:r>
+            <w:r>
+              <w:rPr>
+                <w:rFonts w:eastAsia="Calibri"/>
+              </w:rPr>
+              <w:t xml:space="preserve"> </w:t>
+            </w:r>
+            <w:r>
+              <w:rPr>
+                <w:rFonts w:eastAsia="Calibri"/>
+              </w:rPr>
+              <w:t>DisbursementMaker</w:t>
+            </w:r>
+            <w:r>
+              <w:rPr>
+                <w:rFonts w:eastAsia="Calibri"/>
+              </w:rPr>
+              <w:t xml:space="preserve">', 'Send </w:t>
+            </w:r>
+            <w:r>
+              <w:rPr>
+                <w:rFonts w:eastAsia="Calibri"/>
+              </w:rPr>
+              <w:t>To</w:t>
+            </w:r>
+            <w:r>
+              <w:rPr>
+                <w:rFonts w:eastAsia="Calibri"/>
+              </w:rPr>
+              <w:t xml:space="preserve"> </w:t>
+            </w:r>
+            <w:r>
+              <w:rPr>
+                <w:rFonts w:eastAsia="Calibri"/>
+              </w:rPr>
+              <w:t>HOSupport</w:t>
+            </w:r>
+            <w:r>
+              <w:rPr>
+                <w:rFonts w:eastAsia="Calibri"/>
+              </w:rPr>
+              <w:t>')</w:t>
             </w:r>
           </w:p>
           <w:p>
@@ -20131,7 +21215,6 @@
               <w:rPr>
                 <w:rFonts w:eastAsia="Calibri"/>
               </w:rPr>
-              <w:lastRenderedPageBreak/>
               <w:t xml:space="preserve">+ </w:t>
             </w:r>
             <w:r>
@@ -20311,6 +21394,7 @@
         <w:tc>
           <w:tcPr>
             <w:tcW w:w="838" w:type="dxa"/>
+            <w:tcMar/>
           </w:tcPr>
           <w:p>
             <w:pPr>
@@ -20331,6 +21415,7 @@
         <w:tc>
           <w:tcPr>
             <w:tcW w:w="1559" w:type="dxa"/>
+            <w:tcMar/>
           </w:tcPr>
           <w:p>
             <w:pPr>
@@ -20353,6 +21438,7 @@
         <w:tc>
           <w:tcPr>
             <w:tcW w:w="1417" w:type="dxa"/>
+            <w:tcMar/>
           </w:tcPr>
           <w:p>
             <w:pPr>
@@ -20373,6 +21459,7 @@
         <w:tc>
           <w:tcPr>
             <w:tcW w:w="5670" w:type="dxa"/>
+            <w:tcMar/>
           </w:tcPr>
           <w:p>
             <w:pPr>
@@ -20792,7 +21879,7 @@
               <w:rPr>
                 <w:rFonts w:eastAsia="Calibri"/>
               </w:rPr>
-              <w:t>Trạng thái phê duyệt: Chỉ lấy hồ sơ đã phê duyệt thành công:</w:t>
+              <w:t>Trạng</w:t>
             </w:r>
             <w:r>
               <w:rPr>
@@ -20803,8 +21890,234 @@
             <w:r>
               <w:rPr>
                 <w:rFonts w:eastAsia="Calibri"/>
-                <w:b/>
-                <w:bCs/>
+              </w:rPr>
+              <w:t>thái</w:t>
+            </w:r>
+            <w:r>
+              <w:rPr>
+                <w:rFonts w:eastAsia="Calibri"/>
+              </w:rPr>
+              <w:t xml:space="preserve"> </w:t>
+            </w:r>
+            <w:r>
+              <w:rPr>
+                <w:rFonts w:eastAsia="Calibri"/>
+              </w:rPr>
+              <w:t>phê</w:t>
+            </w:r>
+            <w:r>
+              <w:rPr>
+                <w:rFonts w:eastAsia="Calibri"/>
+              </w:rPr>
+              <w:t xml:space="preserve"> </w:t>
+            </w:r>
+            <w:r>
+              <w:rPr>
+                <w:rFonts w:eastAsia="Calibri"/>
+              </w:rPr>
+              <w:t>duyệt</w:t>
+            </w:r>
+            <w:r>
+              <w:rPr>
+                <w:rFonts w:eastAsia="Calibri"/>
+              </w:rPr>
+              <w:t xml:space="preserve">: </w:t>
+            </w:r>
+            <w:r>
+              <w:rPr>
+                <w:rFonts w:eastAsia="Calibri"/>
+              </w:rPr>
+              <w:t>Chỉ</w:t>
+            </w:r>
+            <w:r>
+              <w:rPr>
+                <w:rFonts w:eastAsia="Calibri"/>
+              </w:rPr>
+              <w:t xml:space="preserve"> </w:t>
+            </w:r>
+            <w:r>
+              <w:rPr>
+                <w:rFonts w:eastAsia="Calibri"/>
+              </w:rPr>
+              <w:t>lấy</w:t>
+            </w:r>
+            <w:r>
+              <w:rPr>
+                <w:rFonts w:eastAsia="Calibri"/>
+              </w:rPr>
+              <w:t xml:space="preserve"> </w:t>
+            </w:r>
+            <w:r>
+              <w:rPr>
+                <w:rFonts w:eastAsia="Calibri"/>
+              </w:rPr>
+              <w:t>hồ</w:t>
+            </w:r>
+            <w:r>
+              <w:rPr>
+                <w:rFonts w:eastAsia="Calibri"/>
+              </w:rPr>
+              <w:t xml:space="preserve"> </w:t>
+            </w:r>
+            <w:r>
+              <w:rPr>
+                <w:rFonts w:eastAsia="Calibri"/>
+              </w:rPr>
+              <w:t>sơ</w:t>
+            </w:r>
+            <w:r>
+              <w:rPr>
+                <w:rFonts w:eastAsia="Calibri"/>
+              </w:rPr>
+              <w:t xml:space="preserve"> </w:t>
+            </w:r>
+            <w:r>
+              <w:rPr>
+                <w:rFonts w:eastAsia="Calibri"/>
+              </w:rPr>
+              <w:t>đã</w:t>
+            </w:r>
+            <w:r>
+              <w:rPr>
+                <w:rFonts w:eastAsia="Calibri"/>
+              </w:rPr>
+              <w:t xml:space="preserve"> </w:t>
+            </w:r>
+            <w:r>
+              <w:rPr>
+                <w:rFonts w:eastAsia="Calibri"/>
+              </w:rPr>
+              <w:t>phê</w:t>
+            </w:r>
+            <w:r>
+              <w:rPr>
+                <w:rFonts w:eastAsia="Calibri"/>
+              </w:rPr>
+              <w:t xml:space="preserve"> </w:t>
+            </w:r>
+            <w:r>
+              <w:rPr>
+                <w:rFonts w:eastAsia="Calibri"/>
+              </w:rPr>
+              <w:t>duyệt</w:t>
+            </w:r>
+            <w:r>
+              <w:rPr>
+                <w:rFonts w:eastAsia="Calibri"/>
+              </w:rPr>
+              <w:t xml:space="preserve"> </w:t>
+            </w:r>
+            <w:r>
+              <w:rPr>
+                <w:rFonts w:eastAsia="Calibri"/>
+              </w:rPr>
+              <w:t>thành</w:t>
+            </w:r>
+            <w:r>
+              <w:rPr>
+                <w:rFonts w:eastAsia="Calibri"/>
+              </w:rPr>
+              <w:t xml:space="preserve"> </w:t>
+            </w:r>
+            <w:r>
+              <w:rPr>
+                <w:rFonts w:eastAsia="Calibri"/>
+              </w:rPr>
+              <w:t>công</w:t>
+            </w:r>
+            <w:r>
+              <w:rPr>
+                <w:rFonts w:eastAsia="Calibri"/>
+              </w:rPr>
+              <w:t>:</w:t>
+            </w:r>
+            <w:r>
+              <w:rPr>
+                <w:rFonts w:eastAsia="Calibri"/>
+              </w:rPr>
+              <w:t xml:space="preserve"> </w:t>
+            </w:r>
+            <w:r>
+              <w:rPr>
+                <w:rFonts w:eastAsia="Calibri"/>
+              </w:rPr>
+              <w:t>a</w:t>
+            </w:r>
+            <w:r>
+              <w:rPr>
+                <w:rFonts w:eastAsia="Calibri"/>
+                <w:b w:val="1"/>
+                <w:bCs w:val="1"/>
+              </w:rPr>
+              <w:t>.</w:t>
+            </w:r>
+            <w:r>
+              <w:rPr>
+                <w:rFonts w:ascii="Times New Roman" w:hAnsi="Times New Roman" w:eastAsia="Times New Roman" w:cs="Times New Roman"/>
+                <w:b w:val="1"/>
+                <w:bCs w:val="1"/>
+                <w:noProof w:val="0"/>
+                <w:sz w:val="24"/>
+                <w:szCs w:val="24"/>
+                <w:lang w:val="en-US"/>
+              </w:rPr>
+              <w:t>WORKSTEP</w:t>
+            </w:r>
+            <w:r>
+              <w:rPr>
+                <w:rFonts w:ascii="Times New Roman" w:hAnsi="Times New Roman" w:eastAsia="Times New Roman" w:cs="Times New Roman"/>
+                <w:noProof w:val="0"/>
+                <w:sz w:val="24"/>
+                <w:szCs w:val="24"/>
+                <w:lang w:val="en-US"/>
+              </w:rPr>
+              <w:t xml:space="preserve"> in ('</w:t>
+            </w:r>
+            <w:r>
+              <w:rPr>
+                <w:rFonts w:ascii="Times New Roman" w:hAnsi="Times New Roman" w:eastAsia="Times New Roman" w:cs="Times New Roman"/>
+                <w:noProof w:val="0"/>
+                <w:sz w:val="24"/>
+                <w:szCs w:val="24"/>
+                <w:lang w:val="en-US"/>
+              </w:rPr>
+              <w:t>CreditCommittee</w:t>
+            </w:r>
+            <w:r>
+              <w:rPr>
+                <w:rFonts w:ascii="Times New Roman" w:hAnsi="Times New Roman" w:eastAsia="Times New Roman" w:cs="Times New Roman"/>
+                <w:noProof w:val="0"/>
+                <w:sz w:val="24"/>
+                <w:szCs w:val="24"/>
+                <w:lang w:val="en-US"/>
+              </w:rPr>
+              <w:t>', '</w:t>
+            </w:r>
+            <w:r>
+              <w:rPr>
+                <w:rFonts w:ascii="Times New Roman" w:hAnsi="Times New Roman" w:eastAsia="Times New Roman" w:cs="Times New Roman"/>
+                <w:noProof w:val="0"/>
+                <w:sz w:val="24"/>
+                <w:szCs w:val="24"/>
+                <w:lang w:val="en-US"/>
+              </w:rPr>
+              <w:t>CreditApproval</w:t>
+            </w:r>
+            <w:r>
+              <w:rPr>
+                <w:rFonts w:ascii="Times New Roman" w:hAnsi="Times New Roman" w:eastAsia="Times New Roman" w:cs="Times New Roman"/>
+                <w:noProof w:val="0"/>
+                <w:sz w:val="24"/>
+                <w:szCs w:val="24"/>
+                <w:lang w:val="en-US"/>
+              </w:rPr>
+              <w:t xml:space="preserve">') and </w:t>
+            </w:r>
+            <w:r>
+              <w:rPr>
+                <w:rFonts w:eastAsia="Calibri"/>
+                <w:b w:val="1"/>
+                <w:bCs w:val="1"/>
               </w:rPr>
               <w:t>a.DECISION</w:t>
             </w:r>
@@ -20934,7 +22247,6 @@
               <w:rPr>
                 <w:rFonts w:eastAsia="Calibri"/>
               </w:rPr>
-              <w:lastRenderedPageBreak/>
               <w:t xml:space="preserve">Ngày phê duyệt </w:t>
             </w:r>
             <w:r>
@@ -21288,6 +22600,7 @@
         <w:tc>
           <w:tcPr>
             <w:tcW w:w="838" w:type="dxa"/>
+            <w:tcMar/>
           </w:tcPr>
           <w:p>
             <w:pPr>
@@ -21308,6 +22621,7 @@
         <w:tc>
           <w:tcPr>
             <w:tcW w:w="1559" w:type="dxa"/>
+            <w:tcMar/>
           </w:tcPr>
           <w:p>
             <w:pPr>
@@ -21330,6 +22644,7 @@
         <w:tc>
           <w:tcPr>
             <w:tcW w:w="1417" w:type="dxa"/>
+            <w:tcMar/>
           </w:tcPr>
           <w:p>
             <w:pPr>
@@ -21350,6 +22665,7 @@
         <w:tc>
           <w:tcPr>
             <w:tcW w:w="5670" w:type="dxa"/>
+            <w:tcMar/>
           </w:tcPr>
           <w:p>
             <w:pPr>
@@ -21420,6 +22736,7 @@
         <w:tc>
           <w:tcPr>
             <w:tcW w:w="838" w:type="dxa"/>
+            <w:tcMar/>
           </w:tcPr>
           <w:p>
             <w:pPr>
@@ -21440,6 +22757,7 @@
         <w:tc>
           <w:tcPr>
             <w:tcW w:w="1559" w:type="dxa"/>
+            <w:tcMar/>
           </w:tcPr>
           <w:p>
             <w:pPr>
@@ -21462,6 +22780,7 @@
         <w:tc>
           <w:tcPr>
             <w:tcW w:w="1417" w:type="dxa"/>
+            <w:tcMar/>
           </w:tcPr>
           <w:p>
             <w:pPr>
@@ -21482,6 +22801,7 @@
         <w:tc>
           <w:tcPr>
             <w:tcW w:w="5670" w:type="dxa"/>
+            <w:tcMar/>
           </w:tcPr>
           <w:p>
             <w:pPr>
@@ -21772,7 +23092,6 @@
               <w:rPr>
                 <w:rFonts w:eastAsia="Calibri"/>
               </w:rPr>
-              <w:lastRenderedPageBreak/>
               <w:t xml:space="preserve">WHEN </w:t>
             </w:r>
             <w:r>
@@ -21891,8 +23210,8 @@
             <w:r>
               <w:rPr>
                 <w:rFonts w:eastAsia="Calibri"/>
-                <w:b/>
-                <w:bCs/>
+                <w:b w:val="1"/>
+                <w:bCs w:val="1"/>
               </w:rPr>
               <w:t>a.WORKSTEP</w:t>
             </w:r>
@@ -21900,21 +23219,31 @@
               <w:rPr>
                 <w:rFonts w:eastAsia="Calibri"/>
               </w:rPr>
-              <w:t xml:space="preserve"> IN ('CreditApproval', 'CreditCommittee') AND </w:t>
-            </w:r>
-            <w:r>
-              <w:rPr>
-                <w:rFonts w:eastAsia="Calibri"/>
-                <w:b/>
-                <w:bCs/>
-              </w:rPr>
-              <w:t>a.DECISION</w:t>
-            </w:r>
-            <w:r>
-              <w:rPr>
-                <w:rFonts w:eastAsia="Calibri"/>
-              </w:rPr>
-              <w:t xml:space="preserve"> IN ('Submit', 'Send To PostSanction', 'Send To HOSupport', 'Reject')</w:t>
+              <w:t xml:space="preserve"> IN ('</w:t>
+            </w:r>
+            <w:r>
+              <w:rPr>
+                <w:rFonts w:eastAsia="Calibri"/>
+              </w:rPr>
+              <w:t>CreditApproval</w:t>
+            </w:r>
+            <w:r>
+              <w:rPr>
+                <w:rFonts w:eastAsia="Calibri"/>
+              </w:rPr>
+              <w:t>', '</w:t>
+            </w:r>
+            <w:r>
+              <w:rPr>
+                <w:rFonts w:eastAsia="Calibri"/>
+              </w:rPr>
+              <w:t>CreditCommittee</w:t>
+            </w:r>
+            <w:r>
+              <w:rPr>
+                <w:rFonts w:eastAsia="Calibri"/>
+              </w:rPr>
+              <w:t>')</w:t>
             </w:r>
           </w:p>
           <w:p>
@@ -22066,13 +23395,91 @@
               <w:rPr>
                 <w:rFonts w:eastAsia="Calibri"/>
               </w:rPr>
-              <w:t xml:space="preserve">Chỉ lấy các hồ sơ </w:t>
-            </w:r>
-            <w:r>
-              <w:rPr>
-                <w:rFonts w:eastAsia="Calibri"/>
-              </w:rPr>
-              <w:t xml:space="preserve">có trạng thái </w:t>
+              <w:t xml:space="preserve">Chỉ </w:t>
+            </w:r>
+            <w:r>
+              <w:rPr>
+                <w:rFonts w:eastAsia="Calibri"/>
+              </w:rPr>
+              <w:t>lấy</w:t>
+            </w:r>
+            <w:r>
+              <w:rPr>
+                <w:rFonts w:eastAsia="Calibri"/>
+              </w:rPr>
+              <w:t xml:space="preserve"> </w:t>
+            </w:r>
+            <w:r>
+              <w:rPr>
+                <w:rFonts w:eastAsia="Calibri"/>
+              </w:rPr>
+              <w:t>các</w:t>
+            </w:r>
+            <w:r>
+              <w:rPr>
+                <w:rFonts w:eastAsia="Calibri"/>
+              </w:rPr>
+              <w:t xml:space="preserve"> </w:t>
+            </w:r>
+            <w:r>
+              <w:rPr>
+                <w:rFonts w:eastAsia="Calibri"/>
+              </w:rPr>
+              <w:t>hồ</w:t>
+            </w:r>
+            <w:r>
+              <w:rPr>
+                <w:rFonts w:eastAsia="Calibri"/>
+              </w:rPr>
+              <w:t xml:space="preserve"> </w:t>
+            </w:r>
+            <w:r>
+              <w:rPr>
+                <w:rFonts w:eastAsia="Calibri"/>
+              </w:rPr>
+              <w:t>sơ</w:t>
+            </w:r>
+            <w:r>
+              <w:rPr>
+                <w:rFonts w:eastAsia="Calibri"/>
+              </w:rPr>
+              <w:t xml:space="preserve"> </w:t>
+            </w:r>
+            <w:r>
+              <w:rPr>
+                <w:rFonts w:eastAsia="Calibri"/>
+              </w:rPr>
+              <w:t>có</w:t>
+            </w:r>
+            <w:r>
+              <w:rPr>
+                <w:rFonts w:eastAsia="Calibri"/>
+              </w:rPr>
+              <w:t xml:space="preserve"> </w:t>
+            </w:r>
+            <w:r>
+              <w:rPr>
+                <w:rFonts w:eastAsia="Calibri"/>
+              </w:rPr>
+              <w:t>trạng</w:t>
+            </w:r>
+            <w:r>
+              <w:rPr>
+                <w:rFonts w:eastAsia="Calibri"/>
+              </w:rPr>
+              <w:t xml:space="preserve"> </w:t>
+            </w:r>
+            <w:r>
+              <w:rPr>
+                <w:rFonts w:eastAsia="Calibri"/>
+              </w:rPr>
+              <w:t>thái</w:t>
+            </w:r>
+            <w:r>
+              <w:rPr>
+                <w:rFonts w:eastAsia="Calibri"/>
+              </w:rPr>
+              <w:t xml:space="preserve"> </w:t>
             </w:r>
             <w:r>
               <w:rPr>
@@ -22094,25 +23501,143 @@
             </w:r>
             <w:r>
               <w:rPr>
-                <w:b/>
-                <w:bCs/>
-                <w:color w:val="000000"/>
+                <w:rFonts w:eastAsia="Calibri"/>
+                <w:b w:val="1"/>
+                <w:bCs w:val="1"/>
+              </w:rPr>
+              <w:t>a</w:t>
+            </w:r>
+            <w:r>
+              <w:rPr>
+                <w:rFonts w:eastAsia="Calibri"/>
+                <w:b w:val="1"/>
+                <w:bCs w:val="1"/>
+              </w:rPr>
+              <w:t>.</w:t>
+            </w:r>
+            <w:r>
+              <w:rPr>
+                <w:rFonts w:ascii="Times New Roman" w:hAnsi="Times New Roman" w:eastAsia="Times New Roman" w:cs="Times New Roman"/>
+                <w:b w:val="1"/>
+                <w:bCs w:val="1"/>
+                <w:noProof w:val="0"/>
+                <w:sz w:val="24"/>
+                <w:szCs w:val="24"/>
+                <w:lang w:val="en-US"/>
+              </w:rPr>
+              <w:t>WORKSTEP</w:t>
+            </w:r>
+            <w:r>
+              <w:rPr>
+                <w:rFonts w:ascii="Times New Roman" w:hAnsi="Times New Roman" w:eastAsia="Times New Roman" w:cs="Times New Roman"/>
+                <w:noProof w:val="0"/>
+                <w:sz w:val="24"/>
+                <w:szCs w:val="24"/>
+                <w:lang w:val="en-US"/>
+              </w:rPr>
+              <w:t xml:space="preserve"> in ('CreditCommittee', 'CreditApproval') and </w:t>
+            </w:r>
+            <w:r>
+              <w:rPr>
+                <w:b w:val="1"/>
+                <w:bCs w:val="1"/>
+                <w:color w:val="000000" w:themeColor="text1" w:themeTint="FF" w:themeShade="FF"/>
               </w:rPr>
               <w:t>a.</w:t>
             </w:r>
             <w:r>
               <w:rPr>
-                <w:b/>
-                <w:bCs/>
-                <w:color w:val="000000"/>
-              </w:rPr>
-              <w:t xml:space="preserve">decision </w:t>
-            </w:r>
-            <w:r>
-              <w:rPr>
-                <w:color w:val="000000"/>
-              </w:rPr>
-              <w:t>IN ('Submit', 'Send To PostSanction','Submit To DisbursementMaker', 'Send To HOSupport')</w:t>
+                <w:b w:val="1"/>
+                <w:bCs w:val="1"/>
+                <w:color w:val="000000" w:themeColor="text1" w:themeTint="FF" w:themeShade="FF"/>
+              </w:rPr>
+              <w:t>decision</w:t>
+            </w:r>
+            <w:r>
+              <w:rPr>
+                <w:b w:val="1"/>
+                <w:bCs w:val="1"/>
+                <w:color w:val="000000" w:themeColor="text1" w:themeTint="FF" w:themeShade="FF"/>
+              </w:rPr>
+              <w:t xml:space="preserve"> </w:t>
+            </w:r>
+            <w:r>
+              <w:rPr>
+                <w:color w:val="000000" w:themeColor="text1" w:themeTint="FF" w:themeShade="FF"/>
+              </w:rPr>
+              <w:t xml:space="preserve">IN ('Submit', 'Send </w:t>
+            </w:r>
+            <w:r>
+              <w:rPr>
+                <w:color w:val="000000" w:themeColor="text1" w:themeTint="FF" w:themeShade="FF"/>
+              </w:rPr>
+              <w:t>To</w:t>
+            </w:r>
+            <w:r>
+              <w:rPr>
+                <w:color w:val="000000" w:themeColor="text1" w:themeTint="FF" w:themeShade="FF"/>
+              </w:rPr>
+              <w:t xml:space="preserve"> </w:t>
+            </w:r>
+            <w:r>
+              <w:rPr>
+                <w:color w:val="000000" w:themeColor="text1" w:themeTint="FF" w:themeShade="FF"/>
+              </w:rPr>
+              <w:t>PostSanction</w:t>
+            </w:r>
+            <w:r>
+              <w:rPr>
+                <w:color w:val="000000" w:themeColor="text1" w:themeTint="FF" w:themeShade="FF"/>
+              </w:rPr>
+              <w:t xml:space="preserve">','Submit </w:t>
+            </w:r>
+            <w:r>
+              <w:rPr>
+                <w:color w:val="000000" w:themeColor="text1" w:themeTint="FF" w:themeShade="FF"/>
+              </w:rPr>
+              <w:t>To</w:t>
+            </w:r>
+            <w:r>
+              <w:rPr>
+                <w:color w:val="000000" w:themeColor="text1" w:themeTint="FF" w:themeShade="FF"/>
+              </w:rPr>
+              <w:t xml:space="preserve"> </w:t>
+            </w:r>
+            <w:r>
+              <w:rPr>
+                <w:color w:val="000000" w:themeColor="text1" w:themeTint="FF" w:themeShade="FF"/>
+              </w:rPr>
+              <w:t>DisbursementMaker</w:t>
+            </w:r>
+            <w:r>
+              <w:rPr>
+                <w:color w:val="000000" w:themeColor="text1" w:themeTint="FF" w:themeShade="FF"/>
+              </w:rPr>
+              <w:t xml:space="preserve">', 'Send </w:t>
+            </w:r>
+            <w:r>
+              <w:rPr>
+                <w:color w:val="000000" w:themeColor="text1" w:themeTint="FF" w:themeShade="FF"/>
+              </w:rPr>
+              <w:t>To</w:t>
+            </w:r>
+            <w:r>
+              <w:rPr>
+                <w:color w:val="000000" w:themeColor="text1" w:themeTint="FF" w:themeShade="FF"/>
+              </w:rPr>
+              <w:t xml:space="preserve"> </w:t>
+            </w:r>
+            <w:r>
+              <w:rPr>
+                <w:color w:val="000000" w:themeColor="text1" w:themeTint="FF" w:themeShade="FF"/>
+              </w:rPr>
+              <w:t>HOSupport</w:t>
+            </w:r>
+            <w:r>
+              <w:rPr>
+                <w:color w:val="000000" w:themeColor="text1" w:themeTint="FF" w:themeShade="FF"/>
+              </w:rPr>
+              <w:t>')</w:t>
             </w:r>
           </w:p>
           <w:p>
@@ -22234,31 +23759,37 @@
               <w:rPr>
                 <w:rFonts w:eastAsia="Calibri"/>
               </w:rPr>
-              <w:t xml:space="preserve">COUNT(DISTINCT </w:t>
-            </w:r>
-            <w:r>
-              <w:rPr>
-                <w:rFonts w:eastAsia="Calibri"/>
-                <w:b/>
-                <w:bCs/>
+              <w:t>COUNT(</w:t>
+            </w:r>
+            <w:r>
+              <w:rPr>
+                <w:rFonts w:eastAsia="Calibri"/>
+              </w:rPr>
+              <w:t xml:space="preserve">DISTINCT </w:t>
+            </w:r>
+            <w:r>
+              <w:rPr>
+                <w:rFonts w:eastAsia="Calibri"/>
+                <w:b w:val="1"/>
+                <w:bCs w:val="1"/>
               </w:rPr>
               <w:t>a</w:t>
             </w:r>
             <w:r>
               <w:rPr>
                 <w:rFonts w:eastAsia="Calibri"/>
-                <w:b/>
-                <w:bCs/>
+                <w:b w:val="1"/>
+                <w:bCs w:val="1"/>
               </w:rPr>
               <w:t>.</w:t>
             </w:r>
             <w:r>
               <w:rPr>
                 <w:rFonts w:eastAsia="Calibri"/>
-                <w:b/>
-                <w:bCs/>
-              </w:rPr>
-              <w:t>WI_NAME</w:t>
+                <w:b w:val="1"/>
+                <w:bCs w:val="1"/>
+              </w:rPr>
+              <w:t>WINAME</w:t>
             </w:r>
             <w:r>
               <w:rPr>
@@ -22303,31 +23834,37 @@
               <w:rPr>
                 <w:rFonts w:eastAsia="Calibri"/>
               </w:rPr>
-              <w:t xml:space="preserve">COUNT(DISTINCT </w:t>
-            </w:r>
-            <w:r>
-              <w:rPr>
-                <w:rFonts w:eastAsia="Calibri"/>
-                <w:b/>
-                <w:bCs/>
+              <w:t>COUNT(</w:t>
+            </w:r>
+            <w:r>
+              <w:rPr>
+                <w:rFonts w:eastAsia="Calibri"/>
+              </w:rPr>
+              <w:t xml:space="preserve">DISTINCT </w:t>
+            </w:r>
+            <w:r>
+              <w:rPr>
+                <w:rFonts w:eastAsia="Calibri"/>
+                <w:b w:val="1"/>
+                <w:bCs w:val="1"/>
               </w:rPr>
               <w:t>a</w:t>
             </w:r>
             <w:r>
               <w:rPr>
                 <w:rFonts w:eastAsia="Calibri"/>
-                <w:b/>
-                <w:bCs/>
+                <w:b w:val="1"/>
+                <w:bCs w:val="1"/>
               </w:rPr>
               <w:t>.</w:t>
             </w:r>
             <w:r>
               <w:rPr>
                 <w:rFonts w:eastAsia="Calibri"/>
-                <w:b/>
-                <w:bCs/>
-              </w:rPr>
-              <w:t>WI_NAME</w:t>
+                <w:b w:val="1"/>
+                <w:bCs w:val="1"/>
+              </w:rPr>
+              <w:t>WINAME</w:t>
             </w:r>
             <w:r>
               <w:rPr>
@@ -22411,6 +23948,7 @@
         <w:tc>
           <w:tcPr>
             <w:tcW w:w="838" w:type="dxa"/>
+            <w:tcMar/>
           </w:tcPr>
           <w:p>
             <w:pPr>
@@ -22431,6 +23969,7 @@
         <w:tc>
           <w:tcPr>
             <w:tcW w:w="1559" w:type="dxa"/>
+            <w:tcMar/>
           </w:tcPr>
           <w:p>
             <w:pPr>
@@ -22453,6 +23992,7 @@
         <w:tc>
           <w:tcPr>
             <w:tcW w:w="1417" w:type="dxa"/>
+            <w:tcMar/>
           </w:tcPr>
           <w:p>
             <w:pPr>
@@ -22473,6 +24013,7 @@
         <w:tc>
           <w:tcPr>
             <w:tcW w:w="5670" w:type="dxa"/>
+            <w:tcMar/>
           </w:tcPr>
           <w:p>
             <w:pPr>
@@ -22631,7 +24172,6 @@
               <w:rPr>
                 <w:rFonts w:eastAsia="Calibri"/>
               </w:rPr>
-              <w:lastRenderedPageBreak/>
               <w:t>1. Nhóm 1</w:t>
             </w:r>
             <w:r>
@@ -22892,8 +24432,8 @@
             <w:r>
               <w:rPr>
                 <w:rFonts w:eastAsia="Calibri"/>
-                <w:b/>
-                <w:bCs/>
+                <w:b w:val="1"/>
+                <w:bCs w:val="1"/>
               </w:rPr>
               <w:t>a.WORKSTEP</w:t>
             </w:r>
@@ -22901,21 +24441,31 @@
               <w:rPr>
                 <w:rFonts w:eastAsia="Calibri"/>
               </w:rPr>
-              <w:t xml:space="preserve"> IN ('CreditApproval', 'CreditCommittee') AND </w:t>
-            </w:r>
-            <w:r>
-              <w:rPr>
-                <w:rFonts w:eastAsia="Calibri"/>
-                <w:b/>
-                <w:bCs/>
-              </w:rPr>
-              <w:t>a.DECISION</w:t>
-            </w:r>
-            <w:r>
-              <w:rPr>
-                <w:rFonts w:eastAsia="Calibri"/>
-              </w:rPr>
-              <w:t xml:space="preserve"> IN ('Submit', 'Send To PostSanction', 'Send To HOSupport', 'Reject')</w:t>
+              <w:t xml:space="preserve"> IN ('</w:t>
+            </w:r>
+            <w:r>
+              <w:rPr>
+                <w:rFonts w:eastAsia="Calibri"/>
+              </w:rPr>
+              <w:t>CreditApproval</w:t>
+            </w:r>
+            <w:r>
+              <w:rPr>
+                <w:rFonts w:eastAsia="Calibri"/>
+              </w:rPr>
+              <w:t>', '</w:t>
+            </w:r>
+            <w:r>
+              <w:rPr>
+                <w:rFonts w:eastAsia="Calibri"/>
+              </w:rPr>
+              <w:t>CreditCommittee</w:t>
+            </w:r>
+            <w:r>
+              <w:rPr>
+                <w:rFonts w:eastAsia="Calibri"/>
+              </w:rPr>
+              <w:t>')</w:t>
             </w:r>
           </w:p>
           <w:p>
@@ -23079,21 +24629,188 @@
               <w:rPr>
                 <w:rFonts w:eastAsia="Calibri"/>
               </w:rPr>
-              <w:t xml:space="preserve">: </w:t>
-            </w:r>
-            <w:r>
-              <w:rPr>
-                <w:b/>
-                <w:bCs/>
-                <w:color w:val="000000"/>
-              </w:rPr>
-              <w:t xml:space="preserve">a.decision </w:t>
-            </w:r>
-            <w:r>
-              <w:rPr>
-                <w:color w:val="000000"/>
-              </w:rPr>
-              <w:t>IN ('Submit', 'Send To PostSanction','Submit To DisbursementMaker', 'Send To HOSupport')</w:t>
+              <w:t>:</w:t>
+            </w:r>
+          </w:p>
+          <w:p>
+            <w:pPr>
+              <w:pStyle w:val="ListParagraph"/>
+              <w:spacing w:line="360" w:lineRule="auto"/>
+              <w:ind w:left="360"/>
+              <w:jc w:val="left"/>
+              <w:rPr>
+                <w:rFonts w:eastAsia="Calibri"/>
+              </w:rPr>
+            </w:pPr>
+            <w:r>
+              <w:rPr>
+                <w:rFonts w:eastAsia="Calibri"/>
+                <w:b w:val="1"/>
+                <w:bCs w:val="1"/>
+              </w:rPr>
+              <w:t>a.</w:t>
+            </w:r>
+            <w:r>
+              <w:rPr>
+                <w:rFonts w:ascii="Times New Roman" w:hAnsi="Times New Roman" w:eastAsia="Times New Roman" w:cs="Times New Roman"/>
+                <w:b w:val="1"/>
+                <w:bCs w:val="1"/>
+                <w:noProof w:val="0"/>
+                <w:sz w:val="24"/>
+                <w:szCs w:val="24"/>
+                <w:lang w:val="en-US"/>
+              </w:rPr>
+              <w:t>WORKSTEP</w:t>
+            </w:r>
+            <w:r>
+              <w:rPr>
+                <w:rFonts w:ascii="Times New Roman" w:hAnsi="Times New Roman" w:eastAsia="Times New Roman" w:cs="Times New Roman"/>
+                <w:noProof w:val="0"/>
+                <w:sz w:val="24"/>
+                <w:szCs w:val="24"/>
+                <w:lang w:val="en-US"/>
+              </w:rPr>
+              <w:t xml:space="preserve"> in ('</w:t>
+            </w:r>
+            <w:r>
+              <w:rPr>
+                <w:rFonts w:ascii="Times New Roman" w:hAnsi="Times New Roman" w:eastAsia="Times New Roman" w:cs="Times New Roman"/>
+                <w:noProof w:val="0"/>
+                <w:sz w:val="24"/>
+                <w:szCs w:val="24"/>
+                <w:lang w:val="en-US"/>
+              </w:rPr>
+              <w:t>CreditCommittee</w:t>
+            </w:r>
+            <w:r>
+              <w:rPr>
+                <w:rFonts w:ascii="Times New Roman" w:hAnsi="Times New Roman" w:eastAsia="Times New Roman" w:cs="Times New Roman"/>
+                <w:noProof w:val="0"/>
+                <w:sz w:val="24"/>
+                <w:szCs w:val="24"/>
+                <w:lang w:val="en-US"/>
+              </w:rPr>
+              <w:t>', '</w:t>
+            </w:r>
+            <w:r>
+              <w:rPr>
+                <w:rFonts w:ascii="Times New Roman" w:hAnsi="Times New Roman" w:eastAsia="Times New Roman" w:cs="Times New Roman"/>
+                <w:noProof w:val="0"/>
+                <w:sz w:val="24"/>
+                <w:szCs w:val="24"/>
+                <w:lang w:val="en-US"/>
+              </w:rPr>
+              <w:t>CreditApproval</w:t>
+            </w:r>
+            <w:r>
+              <w:rPr>
+                <w:rFonts w:ascii="Times New Roman" w:hAnsi="Times New Roman" w:eastAsia="Times New Roman" w:cs="Times New Roman"/>
+                <w:noProof w:val="0"/>
+                <w:sz w:val="24"/>
+                <w:szCs w:val="24"/>
+                <w:lang w:val="en-US"/>
+              </w:rPr>
+              <w:t>') and</w:t>
+            </w:r>
+            <w:r>
+              <w:rPr>
+                <w:rFonts w:eastAsia="Calibri"/>
+              </w:rPr>
+              <w:t xml:space="preserve"> </w:t>
+            </w:r>
+            <w:r>
+              <w:rPr>
+                <w:b w:val="1"/>
+                <w:bCs w:val="1"/>
+                <w:color w:val="000000" w:themeColor="text1" w:themeTint="FF" w:themeShade="FF"/>
+              </w:rPr>
+              <w:t>a.decision</w:t>
+            </w:r>
+            <w:r>
+              <w:rPr>
+                <w:b w:val="1"/>
+                <w:bCs w:val="1"/>
+                <w:color w:val="000000" w:themeColor="text1" w:themeTint="FF" w:themeShade="FF"/>
+              </w:rPr>
+              <w:t xml:space="preserve"> </w:t>
+            </w:r>
+            <w:r>
+              <w:rPr>
+                <w:color w:val="000000" w:themeColor="text1" w:themeTint="FF" w:themeShade="FF"/>
+              </w:rPr>
+              <w:t xml:space="preserve">IN ('Submit', 'Send </w:t>
+            </w:r>
+            <w:r>
+              <w:rPr>
+                <w:color w:val="000000" w:themeColor="text1" w:themeTint="FF" w:themeShade="FF"/>
+              </w:rPr>
+              <w:t>To</w:t>
+            </w:r>
+            <w:r>
+              <w:rPr>
+                <w:color w:val="000000" w:themeColor="text1" w:themeTint="FF" w:themeShade="FF"/>
+              </w:rPr>
+              <w:t xml:space="preserve"> </w:t>
+            </w:r>
+            <w:r>
+              <w:rPr>
+                <w:color w:val="000000" w:themeColor="text1" w:themeTint="FF" w:themeShade="FF"/>
+              </w:rPr>
+              <w:t>PostSanction</w:t>
+            </w:r>
+            <w:r>
+              <w:rPr>
+                <w:color w:val="000000" w:themeColor="text1" w:themeTint="FF" w:themeShade="FF"/>
+              </w:rPr>
+              <w:t xml:space="preserve">','Submit </w:t>
+            </w:r>
+            <w:r>
+              <w:rPr>
+                <w:color w:val="000000" w:themeColor="text1" w:themeTint="FF" w:themeShade="FF"/>
+              </w:rPr>
+              <w:t>To</w:t>
+            </w:r>
+            <w:r>
+              <w:rPr>
+                <w:color w:val="000000" w:themeColor="text1" w:themeTint="FF" w:themeShade="FF"/>
+              </w:rPr>
+              <w:t xml:space="preserve"> </w:t>
+            </w:r>
+            <w:r>
+              <w:rPr>
+                <w:color w:val="000000" w:themeColor="text1" w:themeTint="FF" w:themeShade="FF"/>
+              </w:rPr>
+              <w:t>DisbursementMaker</w:t>
+            </w:r>
+            <w:r>
+              <w:rPr>
+                <w:color w:val="000000" w:themeColor="text1" w:themeTint="FF" w:themeShade="FF"/>
+              </w:rPr>
+              <w:t xml:space="preserve">', 'Send </w:t>
+            </w:r>
+            <w:r>
+              <w:rPr>
+                <w:color w:val="000000" w:themeColor="text1" w:themeTint="FF" w:themeShade="FF"/>
+              </w:rPr>
+              <w:t>To</w:t>
+            </w:r>
+            <w:r>
+              <w:rPr>
+                <w:color w:val="000000" w:themeColor="text1" w:themeTint="FF" w:themeShade="FF"/>
+              </w:rPr>
+              <w:t xml:space="preserve"> </w:t>
+            </w:r>
+            <w:r>
+              <w:rPr>
+                <w:color w:val="000000" w:themeColor="text1" w:themeTint="FF" w:themeShade="FF"/>
+              </w:rPr>
+              <w:t>HOSupport</w:t>
+            </w:r>
+            <w:r>
+              <w:rPr>
+                <w:color w:val="000000" w:themeColor="text1" w:themeTint="FF" w:themeShade="FF"/>
+              </w:rPr>
+              <w:t>')</w:t>
             </w:r>
           </w:p>
           <w:p>
@@ -23302,7 +25019,6 @@
               <w:rPr>
                 <w:rFonts w:eastAsia="Calibri"/>
               </w:rPr>
-              <w:lastRenderedPageBreak/>
               <w:t xml:space="preserve">+ </w:t>
             </w:r>
             <w:r>
@@ -23426,7 +25142,7 @@
             </w:pPr>
             <w:r>
               <w:rPr>
-                <w:color w:val="000000"/>
+                <w:color w:val="000000" w:themeColor="text1" w:themeTint="FF" w:themeShade="FF"/>
               </w:rPr>
               <w:t xml:space="preserve">+ SLGN (Nhóm 1) = </w:t>
             </w:r>
@@ -23444,25 +25160,25 @@
             </w:r>
             <w:r>
               <w:rPr>
-                <w:b/>
-                <w:bCs/>
-                <w:color w:val="000000"/>
+                <w:b w:val="1"/>
+                <w:bCs w:val="1"/>
+                <w:color w:val="000000" w:themeColor="text1" w:themeTint="FF" w:themeShade="FF"/>
               </w:rPr>
               <w:t>contract_list_ld</w:t>
             </w:r>
             <w:r>
               <w:rPr>
-                <w:b/>
-                <w:bCs/>
-                <w:color w:val="000000"/>
+                <w:b w:val="1"/>
+                <w:bCs w:val="1"/>
+                <w:color w:val="000000" w:themeColor="text1" w:themeTint="FF" w:themeShade="FF"/>
               </w:rPr>
               <w:t xml:space="preserve">, </w:t>
             </w:r>
             <w:r>
               <w:rPr>
-                <w:b/>
-                <w:bCs/>
-                <w:color w:val="000000"/>
+                <w:b w:val="1"/>
+                <w:bCs w:val="1"/>
+                <w:color w:val="000000" w:themeColor="text1" w:themeTint="FF" w:themeShade="FF"/>
               </w:rPr>
               <w:t>contract_list_md</w:t>
             </w:r>
@@ -23476,6 +25192,12 @@
               <w:rPr>
                 <w:rFonts w:eastAsia="Calibri"/>
               </w:rPr>
+              <w:t>)</w:t>
+            </w:r>
+            <w:r>
+              <w:rPr>
+                <w:rFonts w:eastAsia="Calibri"/>
+              </w:rPr>
               <w:t xml:space="preserve"> (Số lượng hồ sơ giải ngân thuộc nhóm 1)</w:t>
             </w:r>
           </w:p>
@@ -23489,13 +25211,13 @@
             </w:pPr>
             <w:r>
               <w:rPr>
-                <w:color w:val="000000"/>
+                <w:color w:val="000000" w:themeColor="text1" w:themeTint="FF" w:themeShade="FF"/>
               </w:rPr>
               <w:t xml:space="preserve">+ SLGN (Nhóm </w:t>
             </w:r>
             <w:r>
               <w:rPr>
-                <w:color w:val="000000"/>
+                <w:color w:val="000000" w:themeColor="text1" w:themeTint="FF" w:themeShade="FF"/>
               </w:rPr>
               <w:t xml:space="preserve">2) = </w:t>
             </w:r>
@@ -23513,27 +25235,33 @@
             </w:r>
             <w:r>
               <w:rPr>
-                <w:b/>
-                <w:bCs/>
-                <w:color w:val="000000"/>
+                <w:b w:val="1"/>
+                <w:bCs w:val="1"/>
+                <w:color w:val="000000" w:themeColor="text1" w:themeTint="FF" w:themeShade="FF"/>
               </w:rPr>
               <w:t>contract_list_ld</w:t>
             </w:r>
             <w:r>
               <w:rPr>
-                <w:b/>
-                <w:bCs/>
-                <w:color w:val="000000"/>
+                <w:b w:val="1"/>
+                <w:bCs w:val="1"/>
+                <w:color w:val="000000" w:themeColor="text1" w:themeTint="FF" w:themeShade="FF"/>
               </w:rPr>
               <w:t xml:space="preserve">, </w:t>
             </w:r>
             <w:r>
               <w:rPr>
-                <w:b/>
-                <w:bCs/>
-                <w:color w:val="000000"/>
+                <w:b w:val="1"/>
+                <w:bCs w:val="1"/>
+                <w:color w:val="000000" w:themeColor="text1" w:themeTint="FF" w:themeShade="FF"/>
               </w:rPr>
               <w:t>contract_list_md</w:t>
+            </w:r>
+            <w:r>
+              <w:rPr>
+                <w:rFonts w:eastAsia="Calibri"/>
+              </w:rPr>
+              <w:t>)</w:t>
             </w:r>
             <w:r>
               <w:rPr>
@@ -23645,6 +25373,7 @@
         <w:tc>
           <w:tcPr>
             <w:tcW w:w="838" w:type="dxa"/>
+            <w:tcMar/>
           </w:tcPr>
           <w:p>
             <w:pPr>
@@ -23665,6 +25394,7 @@
         <w:tc>
           <w:tcPr>
             <w:tcW w:w="1559" w:type="dxa"/>
+            <w:tcMar/>
           </w:tcPr>
           <w:p>
             <w:pPr>
@@ -23687,6 +25417,7 @@
         <w:tc>
           <w:tcPr>
             <w:tcW w:w="1417" w:type="dxa"/>
+            <w:tcMar/>
           </w:tcPr>
           <w:p>
             <w:pPr>
@@ -23707,6 +25438,7 @@
         <w:tc>
           <w:tcPr>
             <w:tcW w:w="5670" w:type="dxa"/>
+            <w:tcMar/>
           </w:tcPr>
           <w:p>
             <w:pPr>
@@ -23733,6 +25465,7 @@
         <w:tc>
           <w:tcPr>
             <w:tcW w:w="838" w:type="dxa"/>
+            <w:tcMar/>
           </w:tcPr>
           <w:p>
             <w:pPr>
@@ -23753,6 +25486,7 @@
         <w:tc>
           <w:tcPr>
             <w:tcW w:w="1559" w:type="dxa"/>
+            <w:tcMar/>
           </w:tcPr>
           <w:p>
             <w:pPr>
@@ -23775,6 +25509,7 @@
         <w:tc>
           <w:tcPr>
             <w:tcW w:w="1417" w:type="dxa"/>
+            <w:tcMar/>
           </w:tcPr>
           <w:p>
             <w:pPr>
@@ -23795,6 +25530,7 @@
         <w:tc>
           <w:tcPr>
             <w:tcW w:w="5670" w:type="dxa"/>
+            <w:tcMar/>
             <w:vAlign w:val="center"/>
           </w:tcPr>
           <w:p>
@@ -23831,6 +25567,7 @@
         <w:tc>
           <w:tcPr>
             <w:tcW w:w="838" w:type="dxa"/>
+            <w:tcMar/>
           </w:tcPr>
           <w:p>
             <w:pPr>
@@ -23851,6 +25588,7 @@
         <w:tc>
           <w:tcPr>
             <w:tcW w:w="1559" w:type="dxa"/>
+            <w:tcMar/>
           </w:tcPr>
           <w:p>
             <w:pPr>
@@ -23873,6 +25611,7 @@
         <w:tc>
           <w:tcPr>
             <w:tcW w:w="1417" w:type="dxa"/>
+            <w:tcMar/>
           </w:tcPr>
           <w:p>
             <w:pPr>
@@ -23893,6 +25632,7 @@
         <w:tc>
           <w:tcPr>
             <w:tcW w:w="5670" w:type="dxa"/>
+            <w:tcMar/>
             <w:vAlign w:val="center"/>
           </w:tcPr>
           <w:p>
@@ -23929,6 +25669,7 @@
         <w:tc>
           <w:tcPr>
             <w:tcW w:w="838" w:type="dxa"/>
+            <w:tcMar/>
           </w:tcPr>
           <w:p>
             <w:pPr>
@@ -23949,6 +25690,7 @@
         <w:tc>
           <w:tcPr>
             <w:tcW w:w="1559" w:type="dxa"/>
+            <w:tcMar/>
           </w:tcPr>
           <w:p>
             <w:pPr>
@@ -23971,6 +25713,7 @@
         <w:tc>
           <w:tcPr>
             <w:tcW w:w="1417" w:type="dxa"/>
+            <w:tcMar/>
           </w:tcPr>
           <w:p>
             <w:pPr>
@@ -23991,6 +25734,7 @@
         <w:tc>
           <w:tcPr>
             <w:tcW w:w="5670" w:type="dxa"/>
+            <w:tcMar/>
             <w:vAlign w:val="center"/>
           </w:tcPr>
           <w:p>
@@ -24084,8 +25828,8 @@
           <w:b/>
         </w:rPr>
       </w:pPr>
-      <w:bookmarkStart w:id="47" w:name="_Toc384987417"/>
-      <w:bookmarkStart w:id="48" w:name="_Toc237258042"/>
+      <w:bookmarkStart w:name="_Toc384987417" w:id="47"/>
+      <w:bookmarkStart w:name="_Toc237258042" w:id="48"/>
       <w:bookmarkEnd w:id="45"/>
       <w:r>
         <w:rPr>
@@ -24132,9 +25876,9 @@
           <w:b/>
         </w:rPr>
       </w:pPr>
-      <w:bookmarkStart w:id="49" w:name="_Toc237258043"/>
-      <w:bookmarkStart w:id="50" w:name="_Toc360108734"/>
-      <w:bookmarkStart w:id="51" w:name="_Toc384987418"/>
+      <w:bookmarkStart w:name="_Toc237258043" w:id="49"/>
+      <w:bookmarkStart w:name="_Toc360108734" w:id="50"/>
+      <w:bookmarkStart w:name="_Toc384987418" w:id="51"/>
       <w:r>
         <w:rPr>
           <w:rFonts w:eastAsia="Calibri"/>
@@ -24163,7 +25907,7 @@
           <w:b/>
         </w:rPr>
       </w:pPr>
-      <w:bookmarkStart w:id="52" w:name="_Toc237258044"/>
+      <w:bookmarkStart w:name="_Toc237258044" w:id="52"/>
       <w:r>
         <w:rPr>
           <w:rFonts w:eastAsia="Calibri"/>
@@ -24206,8 +25950,8 @@
           <w:b/>
         </w:rPr>
       </w:pPr>
-      <w:bookmarkStart w:id="53" w:name="_Toc384987419"/>
-      <w:bookmarkStart w:id="54" w:name="_Toc237258045"/>
+      <w:bookmarkStart w:name="_Toc384987419" w:id="53"/>
+      <w:bookmarkStart w:name="_Toc237258045" w:id="54"/>
       <w:r>
         <w:rPr>
           <w:rFonts w:eastAsia="Calibri"/>
@@ -24228,13 +25972,12 @@
         <w:ind w:left="360"/>
       </w:pPr>
       <w:r>
-        <w:lastRenderedPageBreak/>
         <w:t>B</w:t>
       </w:r>
       <w:r>
         <w:t xml:space="preserve">C5TAT là file được cung cấp với dữ liệu như sau: </w:t>
       </w:r>
-      <w:hyperlink r:id="rId9" w:history="1">
+      <w:hyperlink w:history="1" r:id="rId9">
         <w:r>
           <w:rPr>
             <w:rStyle w:val="Hyperlink"/>
@@ -24251,7 +25994,7 @@
     <w:sectPr>
       <w:headerReference w:type="default" r:id="rId10"/>
       <w:footerReference w:type="default" r:id="rId11"/>
-      <w:pgSz w:w="11907" w:h="16839" w:code="9"/>
+      <w:pgSz w:w="11907" w:h="16839" w:orient="portrait" w:code="9"/>
       <w:pgMar w:top="1134" w:right="1134" w:bottom="1134" w:left="1418" w:header="567" w:footer="454" w:gutter="0"/>
       <w:cols w:space="720"/>
       <w:titlePg/>
@@ -24259,6 +26002,136 @@
     </w:sectPr>
   </w:body>
 </w:document>
+</file>
+
+<file path=word/comments.xml><?xml version="1.0" encoding="utf-8"?>
+<w:comments xmlns:w14="http://schemas.microsoft.com/office/word/2010/wordml" xmlns:w="http://schemas.openxmlformats.org/wordprocessingml/2006/main">
+  <w:comment xmlns:w="http://schemas.openxmlformats.org/wordprocessingml/2006/main" w:initials="GU" w:author="Guest User" w:date="2026-10-05T09:20:37" w:id="271670007">
+    <w:p xmlns:w14="http://schemas.microsoft.com/office/word/2010/wordml" xmlns:w="http://schemas.openxmlformats.org/wordprocessingml/2006/main">
+      <w:pPr>
+        <w:pStyle w:val="CommentText"/>
+      </w:pPr>
+      <w:r>
+        <w:rPr>
+          <w:rStyle w:val="CommentReference"/>
+        </w:rPr>
+        <w:annotationRef/>
+      </w:r>
+      <w:r>
+        <w:t>Rule công thức:</w:t>
+      </w:r>
+      <w:r>
+        <w:rPr>
+          <w:b w:val="1"/>
+          <w:bCs w:val="1"/>
+        </w:rPr>
+        <w:t xml:space="preserve"> POINT/</w:t>
+      </w:r>
+      <w:r>
+        <w:t>8*</w:t>
+      </w:r>
+      <w:r>
+        <w:rPr>
+          <w:b w:val="1"/>
+          <w:bCs w:val="1"/>
+        </w:rPr>
+        <w:t>VOLUME</w:t>
+      </w:r>
+    </w:p>
+  </w:comment>
+  <w:comment xmlns:w="http://schemas.openxmlformats.org/wordprocessingml/2006/main" w:initials="GU" w:author="Guest User" w:date="2026-10-05T09:23:24" w:id="729070264">
+    <w:p xmlns:w14="http://schemas.microsoft.com/office/word/2010/wordml" xmlns:w="http://schemas.openxmlformats.org/wordprocessingml/2006/main">
+      <w:pPr>
+        <w:pStyle w:val="CommentText"/>
+      </w:pPr>
+      <w:r>
+        <w:rPr>
+          <w:rStyle w:val="CommentReference"/>
+        </w:rPr>
+        <w:annotationRef/>
+      </w:r>
+      <w:r>
+        <w:t>Rule công thức:</w:t>
+      </w:r>
+      <w:r>
+        <w:rPr>
+          <w:b w:val="1"/>
+          <w:bCs w:val="1"/>
+        </w:rPr>
+        <w:t xml:space="preserve"> POINT/</w:t>
+      </w:r>
+      <w:r>
+        <w:t>8*</w:t>
+      </w:r>
+      <w:r>
+        <w:rPr>
+          <w:b w:val="1"/>
+          <w:bCs w:val="1"/>
+        </w:rPr>
+        <w:t>VOLUME</w:t>
+      </w:r>
+    </w:p>
+  </w:comment>
+  <w:comment xmlns:w="http://schemas.openxmlformats.org/wordprocessingml/2006/main" w:initials="YH" w:author="Yen Hoang" w:date="2026-10-07T14:51:22" w:id="1864048217">
+    <w:p xmlns:w14="http://schemas.microsoft.com/office/word/2010/wordml" xmlns:w="http://schemas.openxmlformats.org/wordprocessingml/2006/main">
+      <w:pPr>
+        <w:pStyle w:val="CommentText"/>
+      </w:pPr>
+      <w:r>
+        <w:rPr>
+          <w:rStyle w:val="CommentReference"/>
+        </w:rPr>
+        <w:annotationRef/>
+      </w:r>
+      <w:r>
+        <w:t>FSS đã sửa lại công thức</w:t>
+      </w:r>
+    </w:p>
+  </w:comment>
+  <w:comment xmlns:w="http://schemas.openxmlformats.org/wordprocessingml/2006/main" w:initials="YH" w:author="Yen Hoang" w:date="2026-10-07T14:51:33" w:id="907238521">
+    <w:p xmlns:w14="http://schemas.microsoft.com/office/word/2010/wordml" xmlns:w="http://schemas.openxmlformats.org/wordprocessingml/2006/main">
+      <w:pPr>
+        <w:pStyle w:val="CommentText"/>
+      </w:pPr>
+      <w:r>
+        <w:rPr>
+          <w:rStyle w:val="CommentReference"/>
+        </w:rPr>
+        <w:annotationRef/>
+      </w:r>
+      <w:r>
+        <w:t>FSS đã sửa lại công thức</w:t>
+      </w:r>
+    </w:p>
+  </w:comment>
+</w:comments>
+</file>
+
+<file path=word/commentsExtended.xml><?xml version="1.0" encoding="utf-8"?>
+<w15:commentsEx xmlns:mc="http://schemas.openxmlformats.org/markup-compatibility/2006" xmlns:w15="http://schemas.microsoft.com/office/word/2012/wordml" mc:Ignorable="w15">
+  <w15:commentEx w15:done="0" w15:paraId="266DED72"/>
+  <w15:commentEx w15:done="0" w15:paraId="19EE1CF8"/>
+  <w15:commentEx w15:done="0" w15:paraId="13AC25E5" w15:paraIdParent="266DED72"/>
+  <w15:commentEx w15:done="0" w15:paraId="5CB4FBF5" w15:paraIdParent="19EE1CF8"/>
+</w15:commentsEx>
+</file>
+
+<file path=word/commentsExtensible.xml><?xml version="1.0" encoding="utf-8"?>
+<w16cex:commentsExtensible xmlns:w16="http://schemas.microsoft.com/office/word/2018/wordml" xmlns:w16cex="http://schemas.microsoft.com/office/word/2018/wordml/cex" xmlns:mc="http://schemas.openxmlformats.org/markup-compatibility/2006" mc:Ignorable="w16 w16cex">
+  <w16cex:commentExtensible w16cex:durableId="46D85AC6" w16cex:dateUtc="2026-10-05T02:20:37.001Z"/>
+  <w16cex:commentExtensible w16cex:durableId="5ABEAE9D" w16cex:dateUtc="2026-10-05T02:23:24.625Z"/>
+  <w16cex:commentExtensible w16cex:durableId="4B0E75E1" w16cex:dateUtc="2026-10-07T07:51:22.806Z"/>
+  <w16cex:commentExtensible w16cex:durableId="3C23C842" w16cex:dateUtc="2026-10-07T07:51:33.783Z"/>
+</w16cex:commentsExtensible>
+</file>
+
+<file path=word/commentsIds.xml><?xml version="1.0" encoding="utf-8"?>
+<w16cid:commentsIds xmlns:mc="http://schemas.openxmlformats.org/markup-compatibility/2006" xmlns:w16cid="http://schemas.microsoft.com/office/word/2016/wordml/cid" mc:Ignorable="w16cid">
+  <w16cid:commentId w16cid:paraId="266DED72" w16cid:durableId="46D85AC6"/>
+  <w16cid:commentId w16cid:paraId="19EE1CF8" w16cid:durableId="5ABEAE9D"/>
+  <w16cid:commentId w16cid:paraId="13AC25E5" w16cid:durableId="4B0E75E1"/>
+  <w16cid:commentId w16cid:paraId="5CB4FBF5" w16cid:durableId="3C23C842"/>
+</w16cid:commentsIds>
 </file>
 
 <file path=word/endnotes.xml><?xml version="1.0" encoding="utf-8"?>
@@ -24341,12 +26214,12 @@
               <w:tblW w:w="9923" w:type="dxa"/>
               <w:jc w:val="center"/>
               <w:tblBorders>
-                <w:top w:val="none" w:sz="0" w:space="0" w:color="auto"/>
-                <w:left w:val="none" w:sz="0" w:space="0" w:color="auto"/>
-                <w:bottom w:val="none" w:sz="0" w:space="0" w:color="auto"/>
-                <w:right w:val="none" w:sz="0" w:space="0" w:color="auto"/>
-                <w:insideH w:val="none" w:sz="0" w:space="0" w:color="auto"/>
-                <w:insideV w:val="none" w:sz="0" w:space="0" w:color="auto"/>
+                <w:top w:val="none" w:color="auto" w:sz="0" w:space="0"/>
+                <w:left w:val="none" w:color="auto" w:sz="0" w:space="0"/>
+                <w:bottom w:val="none" w:color="auto" w:sz="0" w:space="0"/>
+                <w:right w:val="none" w:color="auto" w:sz="0" w:space="0"/>
+                <w:insideH w:val="none" w:color="auto" w:sz="0" w:space="0"/>
+                <w:insideV w:val="none" w:color="auto" w:sz="0" w:space="0"/>
               </w:tblBorders>
               <w:tblLook w:val="04A0" w:firstRow="1" w:lastRow="0" w:firstColumn="1" w:lastColumn="0" w:noHBand="0" w:noVBand="1"/>
             </w:tblPr>
@@ -24368,7 +26241,7 @@
                   <w:pPr>
                     <w:pStyle w:val="Footer"/>
                     <w:pBdr>
-                      <w:bottom w:val="single" w:sz="6" w:space="1" w:color="auto"/>
+                      <w:bottom w:val="single" w:color="auto" w:sz="6" w:space="1"/>
                     </w:pBdr>
                     <w:tabs>
                       <w:tab w:val="clear" w:pos="4680"/>
@@ -24591,16 +26464,26 @@
               </w:rPr>
               <w:t>/</w:t>
             </w:r>
-            <w:fldSimple w:instr="NUMPAGES   \* MERGEFORMAT">
-              <w:r>
-                <w:rPr>
-                  <w:noProof/>
-                  <w:sz w:val="22"/>
-                  <w:szCs w:val="22"/>
-                </w:rPr>
-                <w:t>12</w:t>
-              </w:r>
-            </w:fldSimple>
+            <w:r>
+              <w:fldChar w:fldCharType="begin"/>
+            </w:r>
+            <w:r>
+              <w:instrText>NUMPAGES   \* MERGEFORMAT</w:instrText>
+            </w:r>
+            <w:r>
+              <w:fldChar w:fldCharType="separate"/>
+            </w:r>
+            <w:r>
+              <w:rPr>
+                <w:noProof/>
+                <w:sz w:val="22"/>
+                <w:szCs w:val="22"/>
+              </w:rPr>
+              <w:t>12</w:t>
+            </w:r>
+            <w:r>
+              <w:fldChar w:fldCharType="end"/>
+            </w:r>
           </w:p>
         </w:sdtContent>
       </w:sdt>
@@ -24635,19 +26518,19 @@
 </file>
 
 <file path=word/header1.xml><?xml version="1.0" encoding="utf-8"?>
-<w:hdr xmlns:wpc="http://schemas.microsoft.com/office/word/2010/wordprocessingCanvas" xmlns:cx="http://schemas.microsoft.com/office/drawing/2014/chartex" xmlns:cx1="http://schemas.microsoft.com/office/drawing/2015/9/8/chartex" xmlns:cx2="http://schemas.microsoft.com/office/drawing/2015/10/21/chartex" xmlns:cx3="http://schemas.microsoft.com/office/drawing/2016/5/9/chartex" xmlns:cx4="http://schemas.microsoft.com/office/drawing/2016/5/10/chartex" xmlns:cx5="http://schemas.microsoft.com/office/drawing/2016/5/11/chartex" xmlns:cx6="http://schemas.microsoft.com/office/drawing/2016/5/12/chartex" xmlns:cx7="http://schemas.microsoft.com/office/drawing/2016/5/13/chartex" xmlns:cx8="http://schemas.microsoft.com/office/drawing/2016/5/14/chartex" xmlns:mc="http://schemas.openxmlformats.org/markup-compatibility/2006" xmlns:aink="http://schemas.microsoft.com/office/drawing/2016/ink" xmlns:am3d="http://schemas.microsoft.com/office/drawing/2017/model3d" xmlns:o="urn:schemas-microsoft-com:office:office" xmlns:oel="http://schemas.microsoft.com/office/2019/extlst" xmlns:r="http://schemas.openxmlformats.org/officeDocument/2006/relationships" xmlns:m="http://schemas.openxmlformats.org/officeDocument/2006/math" xmlns:v="urn:schemas-microsoft-com:vml" xmlns:wp14="http://schemas.microsoft.com/office/word/2010/wordprocessingDrawing" xmlns:wp="http://schemas.openxmlformats.org/drawingml/2006/wordprocessingDrawing" xmlns:w10="urn:schemas-microsoft-com:office:word" xmlns:w="http://schemas.openxmlformats.org/wordprocessingml/2006/main" xmlns:w14="http://schemas.microsoft.com/office/word/2010/wordml" xmlns:w15="http://schemas.microsoft.com/office/word/2012/wordml" xmlns:w16cex="http://schemas.microsoft.com/office/word/2018/wordml/cex" xmlns:w16cid="http://schemas.microsoft.com/office/word/2016/wordml/cid" xmlns:w16="http://schemas.microsoft.com/office/word/2018/wordml" xmlns:w16du="http://schemas.microsoft.com/office/word/2023/wordml/word16du" xmlns:w16sdtdh="http://schemas.microsoft.com/office/word/2020/wordml/sdtdatahash" xmlns:w16sdtfl="http://schemas.microsoft.com/office/word/2024/wordml/sdtformatlock" xmlns:w16se="http://schemas.microsoft.com/office/word/2015/wordml/symex" xmlns:wpg="http://schemas.microsoft.com/office/word/2010/wordprocessingGroup" xmlns:wpi="http://schemas.microsoft.com/office/word/2010/wordprocessingInk" xmlns:wne="http://schemas.microsoft.com/office/word/2006/wordml" xmlns:wps="http://schemas.microsoft.com/office/word/2010/wordprocessingShape" mc:Ignorable="w14 w15 w16se w16cid w16 w16cex w16sdtdh w16sdtfl w16du wp14">
+<w:hdr xmlns:wpc="http://schemas.microsoft.com/office/word/2010/wordprocessingCanvas" xmlns:cx="http://schemas.microsoft.com/office/drawing/2014/chartex" xmlns:cx1="http://schemas.microsoft.com/office/drawing/2015/9/8/chartex" xmlns:cx2="http://schemas.microsoft.com/office/drawing/2015/10/21/chartex" xmlns:cx3="http://schemas.microsoft.com/office/drawing/2016/5/9/chartex" xmlns:cx4="http://schemas.microsoft.com/office/drawing/2016/5/10/chartex" xmlns:cx5="http://schemas.microsoft.com/office/drawing/2016/5/11/chartex" xmlns:cx6="http://schemas.microsoft.com/office/drawing/2016/5/12/chartex" xmlns:cx7="http://schemas.microsoft.com/office/drawing/2016/5/13/chartex" xmlns:cx8="http://schemas.microsoft.com/office/drawing/2016/5/14/chartex" xmlns:mc="http://schemas.openxmlformats.org/markup-compatibility/2006" xmlns:aink="http://schemas.microsoft.com/office/drawing/2016/ink" xmlns:am3d="http://schemas.microsoft.com/office/drawing/2017/model3d" xmlns:o="urn:schemas-microsoft-com:office:office" xmlns:oel="http://schemas.microsoft.com/office/2019/extlst" xmlns:r="http://schemas.openxmlformats.org/officeDocument/2006/relationships" xmlns:m="http://schemas.openxmlformats.org/officeDocument/2006/math" xmlns:v="urn:schemas-microsoft-com:vml" xmlns:wp14="http://schemas.microsoft.com/office/word/2010/wordprocessingDrawing" xmlns:wp="http://schemas.openxmlformats.org/drawingml/2006/wordprocessingDrawing" xmlns:w10="urn:schemas-microsoft-com:office:word" xmlns:w="http://schemas.openxmlformats.org/wordprocessingml/2006/main" xmlns:w14="http://schemas.microsoft.com/office/word/2010/wordml" xmlns:w15="http://schemas.microsoft.com/office/word/2012/wordml" xmlns:w16cex="http://schemas.microsoft.com/office/word/2018/wordml/cex" xmlns:w16cid="http://schemas.microsoft.com/office/word/2016/wordml/cid" xmlns:w16="http://schemas.microsoft.com/office/word/2018/wordml" xmlns:w16du="http://schemas.microsoft.com/office/word/2023/wordml/word16du" xmlns:w16sdtdh="http://schemas.microsoft.com/office/word/2020/wordml/sdtdatahash" xmlns:w16sdtfl="http://schemas.microsoft.com/office/word/2024/wordml/sdtformatlock" xmlns:w16se="http://schemas.microsoft.com/office/word/2015/wordml/symex" xmlns:wpg="http://schemas.microsoft.com/office/word/2010/wordprocessingGroup" xmlns:wpi="http://schemas.microsoft.com/office/word/2010/wordprocessingInk" xmlns:wne="http://schemas.microsoft.com/office/word/2006/wordml" xmlns:wps="http://schemas.microsoft.com/office/word/2010/wordprocessingShape" xmlns:a="http://schemas.openxmlformats.org/drawingml/2006/main" xmlns:pic="http://schemas.openxmlformats.org/drawingml/2006/picture" mc:Ignorable="w14 w15 w16se w16cid w16 w16cex w16sdtdh w16sdtfl w16du wp14">
   <w:tbl>
     <w:tblPr>
       <w:tblStyle w:val="TableGrid"/>
       <w:tblW w:w="9209" w:type="dxa"/>
       <w:jc w:val="center"/>
       <w:tblBorders>
-        <w:top w:val="none" w:sz="0" w:space="0" w:color="auto"/>
-        <w:left w:val="none" w:sz="0" w:space="0" w:color="auto"/>
-        <w:bottom w:val="none" w:sz="0" w:space="0" w:color="auto"/>
-        <w:right w:val="none" w:sz="0" w:space="0" w:color="auto"/>
-        <w:insideH w:val="none" w:sz="0" w:space="0" w:color="auto"/>
-        <w:insideV w:val="none" w:sz="0" w:space="0" w:color="auto"/>
+        <w:top w:val="none" w:color="auto" w:sz="0" w:space="0"/>
+        <w:left w:val="none" w:color="auto" w:sz="0" w:space="0"/>
+        <w:bottom w:val="none" w:color="auto" w:sz="0" w:space="0"/>
+        <w:right w:val="none" w:color="auto" w:sz="0" w:space="0"/>
+        <w:insideH w:val="none" w:color="auto" w:sz="0" w:space="0"/>
+        <w:insideV w:val="none" w:color="auto" w:sz="0" w:space="0"/>
       </w:tblBorders>
       <w:tblLayout w:type="fixed"/>
       <w:tblLook w:val="04A0" w:firstRow="1" w:lastRow="0" w:firstColumn="1" w:lastColumn="0" w:noHBand="0" w:noVBand="1"/>
@@ -24749,7 +26632,7 @@
           <w:gridSpan w:val="2"/>
           <w:vMerge w:val="restart"/>
           <w:tcBorders>
-            <w:right w:val="double" w:sz="4" w:space="0" w:color="auto"/>
+            <w:right w:val="double" w:color="auto" w:sz="4" w:space="0"/>
           </w:tcBorders>
           <w:vAlign w:val="bottom"/>
         </w:tcPr>
@@ -24799,10 +26682,10 @@
         <w:tcPr>
           <w:tcW w:w="1701" w:type="dxa"/>
           <w:tcBorders>
-            <w:top w:val="double" w:sz="4" w:space="0" w:color="auto"/>
-            <w:left w:val="double" w:sz="4" w:space="0" w:color="auto"/>
-            <w:bottom w:val="double" w:sz="4" w:space="0" w:color="auto"/>
-            <w:right w:val="double" w:sz="4" w:space="0" w:color="auto"/>
+            <w:top w:val="double" w:color="auto" w:sz="4" w:space="0"/>
+            <w:left w:val="double" w:color="auto" w:sz="4" w:space="0"/>
+            <w:bottom w:val="double" w:color="auto" w:sz="4" w:space="0"/>
+            <w:right w:val="double" w:color="auto" w:sz="4" w:space="0"/>
           </w:tcBorders>
           <w:vAlign w:val="center"/>
         </w:tcPr>
@@ -24876,7 +26759,7 @@
         <w:tcPr>
           <w:tcW w:w="1701" w:type="dxa"/>
           <w:tcBorders>
-            <w:top w:val="double" w:sz="4" w:space="0" w:color="auto"/>
+            <w:top w:val="double" w:color="auto" w:sz="4" w:space="0"/>
           </w:tcBorders>
           <w:vAlign w:val="center"/>
         </w:tcPr>
@@ -25112,7 +26995,7 @@
         <w:p>
           <w:pPr>
             <w:pBdr>
-              <w:bottom w:val="single" w:sz="6" w:space="1" w:color="auto"/>
+              <w:bottom w:val="single" w:color="auto" w:sz="6" w:space="1"/>
             </w:pBdr>
             <w:ind w:right="0"/>
             <w:contextualSpacing/>
@@ -25340,7 +27223,7 @@
         <w:ind w:left="720" w:hanging="360"/>
       </w:pPr>
       <w:rPr>
-        <w:rFonts w:ascii="Arial" w:eastAsia="Times New Roman" w:hAnsi="Arial" w:cs="Arial" w:hint="default"/>
+        <w:rFonts w:hint="default" w:ascii="Arial" w:hAnsi="Arial" w:eastAsia="Times New Roman" w:cs="Arial"/>
       </w:rPr>
     </w:lvl>
     <w:lvl w:ilvl="1" w:tplc="04090003" w:tentative="1">
@@ -25352,7 +27235,7 @@
         <w:ind w:left="1440" w:hanging="360"/>
       </w:pPr>
       <w:rPr>
-        <w:rFonts w:ascii="Courier New" w:hAnsi="Courier New" w:cs="Courier New" w:hint="default"/>
+        <w:rFonts w:hint="default" w:ascii="Courier New" w:hAnsi="Courier New" w:cs="Courier New"/>
       </w:rPr>
     </w:lvl>
     <w:lvl w:ilvl="2" w:tplc="04090005" w:tentative="1">
@@ -25364,7 +27247,7 @@
         <w:ind w:left="2160" w:hanging="360"/>
       </w:pPr>
       <w:rPr>
-        <w:rFonts w:ascii="Wingdings" w:hAnsi="Wingdings" w:hint="default"/>
+        <w:rFonts w:hint="default" w:ascii="Wingdings" w:hAnsi="Wingdings"/>
       </w:rPr>
     </w:lvl>
     <w:lvl w:ilvl="3" w:tplc="04090001" w:tentative="1">
@@ -25376,7 +27259,7 @@
         <w:ind w:left="2880" w:hanging="360"/>
       </w:pPr>
       <w:rPr>
-        <w:rFonts w:ascii="Symbol" w:hAnsi="Symbol" w:hint="default"/>
+        <w:rFonts w:hint="default" w:ascii="Symbol" w:hAnsi="Symbol"/>
       </w:rPr>
     </w:lvl>
     <w:lvl w:ilvl="4" w:tplc="04090003" w:tentative="1">
@@ -25388,7 +27271,7 @@
         <w:ind w:left="3600" w:hanging="360"/>
       </w:pPr>
       <w:rPr>
-        <w:rFonts w:ascii="Courier New" w:hAnsi="Courier New" w:cs="Courier New" w:hint="default"/>
+        <w:rFonts w:hint="default" w:ascii="Courier New" w:hAnsi="Courier New" w:cs="Courier New"/>
       </w:rPr>
     </w:lvl>
     <w:lvl w:ilvl="5" w:tplc="04090005" w:tentative="1">
@@ -25400,7 +27283,7 @@
         <w:ind w:left="4320" w:hanging="360"/>
       </w:pPr>
       <w:rPr>
-        <w:rFonts w:ascii="Wingdings" w:hAnsi="Wingdings" w:hint="default"/>
+        <w:rFonts w:hint="default" w:ascii="Wingdings" w:hAnsi="Wingdings"/>
       </w:rPr>
     </w:lvl>
     <w:lvl w:ilvl="6" w:tplc="04090001" w:tentative="1">
@@ -25412,7 +27295,7 @@
         <w:ind w:left="5040" w:hanging="360"/>
       </w:pPr>
       <w:rPr>
-        <w:rFonts w:ascii="Symbol" w:hAnsi="Symbol" w:hint="default"/>
+        <w:rFonts w:hint="default" w:ascii="Symbol" w:hAnsi="Symbol"/>
       </w:rPr>
     </w:lvl>
     <w:lvl w:ilvl="7" w:tplc="04090003" w:tentative="1">
@@ -25424,7 +27307,7 @@
         <w:ind w:left="5760" w:hanging="360"/>
       </w:pPr>
       <w:rPr>
-        <w:rFonts w:ascii="Courier New" w:hAnsi="Courier New" w:cs="Courier New" w:hint="default"/>
+        <w:rFonts w:hint="default" w:ascii="Courier New" w:hAnsi="Courier New" w:cs="Courier New"/>
       </w:rPr>
     </w:lvl>
     <w:lvl w:ilvl="8" w:tplc="04090005" w:tentative="1">
@@ -25436,7 +27319,7 @@
         <w:ind w:left="6480" w:hanging="360"/>
       </w:pPr>
       <w:rPr>
-        <w:rFonts w:ascii="Wingdings" w:hAnsi="Wingdings" w:hint="default"/>
+        <w:rFonts w:hint="default" w:ascii="Wingdings" w:hAnsi="Wingdings"/>
       </w:rPr>
     </w:lvl>
   </w:abstractNum>
@@ -26255,7 +28138,7 @@
         <w:ind w:left="720" w:hanging="360"/>
       </w:pPr>
       <w:rPr>
-        <w:rFonts w:ascii="Wingdings" w:hAnsi="Wingdings" w:hint="default"/>
+        <w:rFonts w:hint="default" w:ascii="Wingdings" w:hAnsi="Wingdings"/>
       </w:rPr>
     </w:lvl>
     <w:lvl w:ilvl="1" w:tplc="04090003" w:tentative="1">
@@ -26267,7 +28150,7 @@
         <w:ind w:left="1440" w:hanging="360"/>
       </w:pPr>
       <w:rPr>
-        <w:rFonts w:ascii="Courier New" w:hAnsi="Courier New" w:cs="Courier New" w:hint="default"/>
+        <w:rFonts w:hint="default" w:ascii="Courier New" w:hAnsi="Courier New" w:cs="Courier New"/>
       </w:rPr>
     </w:lvl>
     <w:lvl w:ilvl="2" w:tplc="04090005" w:tentative="1">
@@ -26279,7 +28162,7 @@
         <w:ind w:left="2160" w:hanging="360"/>
       </w:pPr>
       <w:rPr>
-        <w:rFonts w:ascii="Wingdings" w:hAnsi="Wingdings" w:hint="default"/>
+        <w:rFonts w:hint="default" w:ascii="Wingdings" w:hAnsi="Wingdings"/>
       </w:rPr>
     </w:lvl>
     <w:lvl w:ilvl="3" w:tplc="04090001" w:tentative="1">
@@ -26291,7 +28174,7 @@
         <w:ind w:left="2880" w:hanging="360"/>
       </w:pPr>
       <w:rPr>
-        <w:rFonts w:ascii="Symbol" w:hAnsi="Symbol" w:hint="default"/>
+        <w:rFonts w:hint="default" w:ascii="Symbol" w:hAnsi="Symbol"/>
       </w:rPr>
     </w:lvl>
     <w:lvl w:ilvl="4" w:tplc="04090003" w:tentative="1">
@@ -26303,7 +28186,7 @@
         <w:ind w:left="3600" w:hanging="360"/>
       </w:pPr>
       <w:rPr>
-        <w:rFonts w:ascii="Courier New" w:hAnsi="Courier New" w:cs="Courier New" w:hint="default"/>
+        <w:rFonts w:hint="default" w:ascii="Courier New" w:hAnsi="Courier New" w:cs="Courier New"/>
       </w:rPr>
     </w:lvl>
     <w:lvl w:ilvl="5" w:tplc="04090005" w:tentative="1">
@@ -26315,7 +28198,7 @@
         <w:ind w:left="4320" w:hanging="360"/>
       </w:pPr>
       <w:rPr>
-        <w:rFonts w:ascii="Wingdings" w:hAnsi="Wingdings" w:hint="default"/>
+        <w:rFonts w:hint="default" w:ascii="Wingdings" w:hAnsi="Wingdings"/>
       </w:rPr>
     </w:lvl>
     <w:lvl w:ilvl="6" w:tplc="04090001" w:tentative="1">
@@ -26327,7 +28210,7 @@
         <w:ind w:left="5040" w:hanging="360"/>
       </w:pPr>
       <w:rPr>
-        <w:rFonts w:ascii="Symbol" w:hAnsi="Symbol" w:hint="default"/>
+        <w:rFonts w:hint="default" w:ascii="Symbol" w:hAnsi="Symbol"/>
       </w:rPr>
     </w:lvl>
     <w:lvl w:ilvl="7" w:tplc="04090003" w:tentative="1">
@@ -26339,7 +28222,7 @@
         <w:ind w:left="5760" w:hanging="360"/>
       </w:pPr>
       <w:rPr>
-        <w:rFonts w:ascii="Courier New" w:hAnsi="Courier New" w:cs="Courier New" w:hint="default"/>
+        <w:rFonts w:hint="default" w:ascii="Courier New" w:hAnsi="Courier New" w:cs="Courier New"/>
       </w:rPr>
     </w:lvl>
     <w:lvl w:ilvl="8" w:tplc="04090005" w:tentative="1">
@@ -26351,7 +28234,7 @@
         <w:ind w:left="6480" w:hanging="360"/>
       </w:pPr>
       <w:rPr>
-        <w:rFonts w:ascii="Wingdings" w:hAnsi="Wingdings" w:hint="default"/>
+        <w:rFonts w:hint="default" w:ascii="Wingdings" w:hAnsi="Wingdings"/>
       </w:rPr>
     </w:lvl>
   </w:abstractNum>
@@ -26457,7 +28340,7 @@
         <w:ind w:left="720" w:hanging="360"/>
       </w:pPr>
       <w:rPr>
-        <w:rFonts w:ascii="Century Gothic" w:eastAsia="Times New Roman" w:hAnsi="Century Gothic" w:cs="Tahoma" w:hint="default"/>
+        <w:rFonts w:hint="default" w:ascii="Century Gothic" w:hAnsi="Century Gothic" w:eastAsia="Times New Roman" w:cs="Tahoma"/>
       </w:rPr>
     </w:lvl>
     <w:lvl w:ilvl="1" w:tplc="04090003" w:tentative="1">
@@ -26469,7 +28352,7 @@
         <w:ind w:left="1440" w:hanging="360"/>
       </w:pPr>
       <w:rPr>
-        <w:rFonts w:ascii="Courier New" w:hAnsi="Courier New" w:cs="Courier New" w:hint="default"/>
+        <w:rFonts w:hint="default" w:ascii="Courier New" w:hAnsi="Courier New" w:cs="Courier New"/>
       </w:rPr>
     </w:lvl>
     <w:lvl w:ilvl="2" w:tplc="04090005" w:tentative="1">
@@ -26481,7 +28364,7 @@
         <w:ind w:left="2160" w:hanging="360"/>
       </w:pPr>
       <w:rPr>
-        <w:rFonts w:ascii="Wingdings" w:hAnsi="Wingdings" w:hint="default"/>
+        <w:rFonts w:hint="default" w:ascii="Wingdings" w:hAnsi="Wingdings"/>
       </w:rPr>
     </w:lvl>
     <w:lvl w:ilvl="3" w:tplc="04090001" w:tentative="1">
@@ -26493,7 +28376,7 @@
         <w:ind w:left="2880" w:hanging="360"/>
       </w:pPr>
       <w:rPr>
-        <w:rFonts w:ascii="Symbol" w:hAnsi="Symbol" w:hint="default"/>
+        <w:rFonts w:hint="default" w:ascii="Symbol" w:hAnsi="Symbol"/>
       </w:rPr>
     </w:lvl>
     <w:lvl w:ilvl="4" w:tplc="04090003" w:tentative="1">
@@ -26505,7 +28388,7 @@
         <w:ind w:left="3600" w:hanging="360"/>
       </w:pPr>
       <w:rPr>
-        <w:rFonts w:ascii="Courier New" w:hAnsi="Courier New" w:cs="Courier New" w:hint="default"/>
+        <w:rFonts w:hint="default" w:ascii="Courier New" w:hAnsi="Courier New" w:cs="Courier New"/>
       </w:rPr>
     </w:lvl>
     <w:lvl w:ilvl="5" w:tplc="04090005" w:tentative="1">
@@ -26517,7 +28400,7 @@
         <w:ind w:left="4320" w:hanging="360"/>
       </w:pPr>
       <w:rPr>
-        <w:rFonts w:ascii="Wingdings" w:hAnsi="Wingdings" w:hint="default"/>
+        <w:rFonts w:hint="default" w:ascii="Wingdings" w:hAnsi="Wingdings"/>
       </w:rPr>
     </w:lvl>
     <w:lvl w:ilvl="6" w:tplc="04090001" w:tentative="1">
@@ -26529,7 +28412,7 @@
         <w:ind w:left="5040" w:hanging="360"/>
       </w:pPr>
       <w:rPr>
-        <w:rFonts w:ascii="Symbol" w:hAnsi="Symbol" w:hint="default"/>
+        <w:rFonts w:hint="default" w:ascii="Symbol" w:hAnsi="Symbol"/>
       </w:rPr>
     </w:lvl>
     <w:lvl w:ilvl="7" w:tplc="04090003" w:tentative="1">
@@ -26541,7 +28424,7 @@
         <w:ind w:left="5760" w:hanging="360"/>
       </w:pPr>
       <w:rPr>
-        <w:rFonts w:ascii="Courier New" w:hAnsi="Courier New" w:cs="Courier New" w:hint="default"/>
+        <w:rFonts w:hint="default" w:ascii="Courier New" w:hAnsi="Courier New" w:cs="Courier New"/>
       </w:rPr>
     </w:lvl>
     <w:lvl w:ilvl="8" w:tplc="04090005" w:tentative="1">
@@ -26553,7 +28436,7 @@
         <w:ind w:left="6480" w:hanging="360"/>
       </w:pPr>
       <w:rPr>
-        <w:rFonts w:ascii="Wingdings" w:hAnsi="Wingdings" w:hint="default"/>
+        <w:rFonts w:hint="default" w:ascii="Wingdings" w:hAnsi="Wingdings"/>
       </w:rPr>
     </w:lvl>
   </w:abstractNum>
@@ -26659,7 +28542,7 @@
         <w:ind w:left="720" w:hanging="360"/>
       </w:pPr>
       <w:rPr>
-        <w:rFonts w:ascii="Wingdings" w:hAnsi="Wingdings" w:hint="default"/>
+        <w:rFonts w:hint="default" w:ascii="Wingdings" w:hAnsi="Wingdings"/>
       </w:rPr>
     </w:lvl>
     <w:lvl w:ilvl="1" w:tplc="04090003" w:tentative="1">
@@ -26671,7 +28554,7 @@
         <w:ind w:left="1440" w:hanging="360"/>
       </w:pPr>
       <w:rPr>
-        <w:rFonts w:ascii="Courier New" w:hAnsi="Courier New" w:cs="Courier New" w:hint="default"/>
+        <w:rFonts w:hint="default" w:ascii="Courier New" w:hAnsi="Courier New" w:cs="Courier New"/>
       </w:rPr>
     </w:lvl>
     <w:lvl w:ilvl="2" w:tplc="04090005" w:tentative="1">
@@ -26683,7 +28566,7 @@
         <w:ind w:left="2160" w:hanging="360"/>
       </w:pPr>
       <w:rPr>
-        <w:rFonts w:ascii="Wingdings" w:hAnsi="Wingdings" w:hint="default"/>
+        <w:rFonts w:hint="default" w:ascii="Wingdings" w:hAnsi="Wingdings"/>
       </w:rPr>
     </w:lvl>
     <w:lvl w:ilvl="3" w:tplc="04090001" w:tentative="1">
@@ -26695,7 +28578,7 @@
         <w:ind w:left="2880" w:hanging="360"/>
       </w:pPr>
       <w:rPr>
-        <w:rFonts w:ascii="Symbol" w:hAnsi="Symbol" w:hint="default"/>
+        <w:rFonts w:hint="default" w:ascii="Symbol" w:hAnsi="Symbol"/>
       </w:rPr>
     </w:lvl>
     <w:lvl w:ilvl="4" w:tplc="04090003" w:tentative="1">
@@ -26707,7 +28590,7 @@
         <w:ind w:left="3600" w:hanging="360"/>
       </w:pPr>
       <w:rPr>
-        <w:rFonts w:ascii="Courier New" w:hAnsi="Courier New" w:cs="Courier New" w:hint="default"/>
+        <w:rFonts w:hint="default" w:ascii="Courier New" w:hAnsi="Courier New" w:cs="Courier New"/>
       </w:rPr>
     </w:lvl>
     <w:lvl w:ilvl="5" w:tplc="04090005" w:tentative="1">
@@ -26719,7 +28602,7 @@
         <w:ind w:left="4320" w:hanging="360"/>
       </w:pPr>
       <w:rPr>
-        <w:rFonts w:ascii="Wingdings" w:hAnsi="Wingdings" w:hint="default"/>
+        <w:rFonts w:hint="default" w:ascii="Wingdings" w:hAnsi="Wingdings"/>
       </w:rPr>
     </w:lvl>
     <w:lvl w:ilvl="6" w:tplc="04090001" w:tentative="1">
@@ -26731,7 +28614,7 @@
         <w:ind w:left="5040" w:hanging="360"/>
       </w:pPr>
       <w:rPr>
-        <w:rFonts w:ascii="Symbol" w:hAnsi="Symbol" w:hint="default"/>
+        <w:rFonts w:hint="default" w:ascii="Symbol" w:hAnsi="Symbol"/>
       </w:rPr>
     </w:lvl>
     <w:lvl w:ilvl="7" w:tplc="04090003" w:tentative="1">
@@ -26743,7 +28626,7 @@
         <w:ind w:left="5760" w:hanging="360"/>
       </w:pPr>
       <w:rPr>
-        <w:rFonts w:ascii="Courier New" w:hAnsi="Courier New" w:cs="Courier New" w:hint="default"/>
+        <w:rFonts w:hint="default" w:ascii="Courier New" w:hAnsi="Courier New" w:cs="Courier New"/>
       </w:rPr>
     </w:lvl>
     <w:lvl w:ilvl="8" w:tplc="04090005" w:tentative="1">
@@ -26755,7 +28638,7 @@
         <w:ind w:left="6480" w:hanging="360"/>
       </w:pPr>
       <w:rPr>
-        <w:rFonts w:ascii="Wingdings" w:hAnsi="Wingdings" w:hint="default"/>
+        <w:rFonts w:hint="default" w:ascii="Wingdings" w:hAnsi="Wingdings"/>
       </w:rPr>
     </w:lvl>
   </w:abstractNum>
@@ -26861,7 +28744,7 @@
         <w:ind w:left="2461" w:hanging="360"/>
       </w:pPr>
       <w:rPr>
-        <w:rFonts w:ascii="Symbol" w:hAnsi="Symbol" w:hint="default"/>
+        <w:rFonts w:hint="default" w:ascii="Symbol" w:hAnsi="Symbol"/>
       </w:rPr>
     </w:lvl>
     <w:lvl w:ilvl="1" w:tplc="04090003" w:tentative="1">
@@ -26873,7 +28756,7 @@
         <w:ind w:left="3181" w:hanging="360"/>
       </w:pPr>
       <w:rPr>
-        <w:rFonts w:ascii="Courier New" w:hAnsi="Courier New" w:cs="Courier New" w:hint="default"/>
+        <w:rFonts w:hint="default" w:ascii="Courier New" w:hAnsi="Courier New" w:cs="Courier New"/>
       </w:rPr>
     </w:lvl>
     <w:lvl w:ilvl="2" w:tplc="04090005" w:tentative="1">
@@ -26885,7 +28768,7 @@
         <w:ind w:left="3901" w:hanging="360"/>
       </w:pPr>
       <w:rPr>
-        <w:rFonts w:ascii="Wingdings" w:hAnsi="Wingdings" w:hint="default"/>
+        <w:rFonts w:hint="default" w:ascii="Wingdings" w:hAnsi="Wingdings"/>
       </w:rPr>
     </w:lvl>
     <w:lvl w:ilvl="3" w:tplc="04090001" w:tentative="1">
@@ -26897,7 +28780,7 @@
         <w:ind w:left="4621" w:hanging="360"/>
       </w:pPr>
       <w:rPr>
-        <w:rFonts w:ascii="Symbol" w:hAnsi="Symbol" w:hint="default"/>
+        <w:rFonts w:hint="default" w:ascii="Symbol" w:hAnsi="Symbol"/>
       </w:rPr>
     </w:lvl>
     <w:lvl w:ilvl="4" w:tplc="04090003" w:tentative="1">
@@ -26909,7 +28792,7 @@
         <w:ind w:left="5341" w:hanging="360"/>
       </w:pPr>
       <w:rPr>
-        <w:rFonts w:ascii="Courier New" w:hAnsi="Courier New" w:cs="Courier New" w:hint="default"/>
+        <w:rFonts w:hint="default" w:ascii="Courier New" w:hAnsi="Courier New" w:cs="Courier New"/>
       </w:rPr>
     </w:lvl>
     <w:lvl w:ilvl="5" w:tplc="04090005" w:tentative="1">
@@ -26921,7 +28804,7 @@
         <w:ind w:left="6061" w:hanging="360"/>
       </w:pPr>
       <w:rPr>
-        <w:rFonts w:ascii="Wingdings" w:hAnsi="Wingdings" w:hint="default"/>
+        <w:rFonts w:hint="default" w:ascii="Wingdings" w:hAnsi="Wingdings"/>
       </w:rPr>
     </w:lvl>
     <w:lvl w:ilvl="6" w:tplc="04090001" w:tentative="1">
@@ -26933,7 +28816,7 @@
         <w:ind w:left="6781" w:hanging="360"/>
       </w:pPr>
       <w:rPr>
-        <w:rFonts w:ascii="Symbol" w:hAnsi="Symbol" w:hint="default"/>
+        <w:rFonts w:hint="default" w:ascii="Symbol" w:hAnsi="Symbol"/>
       </w:rPr>
     </w:lvl>
     <w:lvl w:ilvl="7" w:tplc="04090003" w:tentative="1">
@@ -26945,7 +28828,7 @@
         <w:ind w:left="7501" w:hanging="360"/>
       </w:pPr>
       <w:rPr>
-        <w:rFonts w:ascii="Courier New" w:hAnsi="Courier New" w:cs="Courier New" w:hint="default"/>
+        <w:rFonts w:hint="default" w:ascii="Courier New" w:hAnsi="Courier New" w:cs="Courier New"/>
       </w:rPr>
     </w:lvl>
     <w:lvl w:ilvl="8" w:tplc="04090005" w:tentative="1">
@@ -26957,7 +28840,7 @@
         <w:ind w:left="8221" w:hanging="360"/>
       </w:pPr>
       <w:rPr>
-        <w:rFonts w:ascii="Wingdings" w:hAnsi="Wingdings" w:hint="default"/>
+        <w:rFonts w:hint="default" w:ascii="Wingdings" w:hAnsi="Wingdings"/>
       </w:rPr>
     </w:lvl>
   </w:abstractNum>
@@ -27065,7 +28948,7 @@
         <w:ind w:left="1741" w:hanging="360"/>
       </w:pPr>
       <w:rPr>
-        <w:rFonts w:ascii="Wingdings" w:hAnsi="Wingdings" w:hint="default"/>
+        <w:rFonts w:hint="default" w:ascii="Wingdings" w:hAnsi="Wingdings"/>
       </w:rPr>
     </w:lvl>
     <w:lvl w:ilvl="1" w:tplc="04090003" w:tentative="1">
@@ -27077,7 +28960,7 @@
         <w:ind w:left="2461" w:hanging="360"/>
       </w:pPr>
       <w:rPr>
-        <w:rFonts w:ascii="Courier New" w:hAnsi="Courier New" w:cs="Courier New" w:hint="default"/>
+        <w:rFonts w:hint="default" w:ascii="Courier New" w:hAnsi="Courier New" w:cs="Courier New"/>
       </w:rPr>
     </w:lvl>
     <w:lvl w:ilvl="2" w:tplc="04090005" w:tentative="1">
@@ -27089,7 +28972,7 @@
         <w:ind w:left="3181" w:hanging="360"/>
       </w:pPr>
       <w:rPr>
-        <w:rFonts w:ascii="Wingdings" w:hAnsi="Wingdings" w:hint="default"/>
+        <w:rFonts w:hint="default" w:ascii="Wingdings" w:hAnsi="Wingdings"/>
       </w:rPr>
     </w:lvl>
     <w:lvl w:ilvl="3" w:tplc="04090001" w:tentative="1">
@@ -27101,7 +28984,7 @@
         <w:ind w:left="3901" w:hanging="360"/>
       </w:pPr>
       <w:rPr>
-        <w:rFonts w:ascii="Symbol" w:hAnsi="Symbol" w:hint="default"/>
+        <w:rFonts w:hint="default" w:ascii="Symbol" w:hAnsi="Symbol"/>
       </w:rPr>
     </w:lvl>
     <w:lvl w:ilvl="4" w:tplc="04090003" w:tentative="1">
@@ -27113,7 +28996,7 @@
         <w:ind w:left="4621" w:hanging="360"/>
       </w:pPr>
       <w:rPr>
-        <w:rFonts w:ascii="Courier New" w:hAnsi="Courier New" w:cs="Courier New" w:hint="default"/>
+        <w:rFonts w:hint="default" w:ascii="Courier New" w:hAnsi="Courier New" w:cs="Courier New"/>
       </w:rPr>
     </w:lvl>
     <w:lvl w:ilvl="5" w:tplc="04090005" w:tentative="1">
@@ -27125,7 +29008,7 @@
         <w:ind w:left="5341" w:hanging="360"/>
       </w:pPr>
       <w:rPr>
-        <w:rFonts w:ascii="Wingdings" w:hAnsi="Wingdings" w:hint="default"/>
+        <w:rFonts w:hint="default" w:ascii="Wingdings" w:hAnsi="Wingdings"/>
       </w:rPr>
     </w:lvl>
     <w:lvl w:ilvl="6" w:tplc="04090001" w:tentative="1">
@@ -27137,7 +29020,7 @@
         <w:ind w:left="6061" w:hanging="360"/>
       </w:pPr>
       <w:rPr>
-        <w:rFonts w:ascii="Symbol" w:hAnsi="Symbol" w:hint="default"/>
+        <w:rFonts w:hint="default" w:ascii="Symbol" w:hAnsi="Symbol"/>
       </w:rPr>
     </w:lvl>
     <w:lvl w:ilvl="7" w:tplc="04090003" w:tentative="1">
@@ -27149,7 +29032,7 @@
         <w:ind w:left="6781" w:hanging="360"/>
       </w:pPr>
       <w:rPr>
-        <w:rFonts w:ascii="Courier New" w:hAnsi="Courier New" w:cs="Courier New" w:hint="default"/>
+        <w:rFonts w:hint="default" w:ascii="Courier New" w:hAnsi="Courier New" w:cs="Courier New"/>
       </w:rPr>
     </w:lvl>
     <w:lvl w:ilvl="8" w:tplc="04090005" w:tentative="1">
@@ -27161,7 +29044,7 @@
         <w:ind w:left="7501" w:hanging="360"/>
       </w:pPr>
       <w:rPr>
-        <w:rFonts w:ascii="Wingdings" w:hAnsi="Wingdings" w:hint="default"/>
+        <w:rFonts w:hint="default" w:ascii="Wingdings" w:hAnsi="Wingdings"/>
       </w:rPr>
     </w:lvl>
   </w:abstractNum>
@@ -27659,7 +29542,7 @@
         <w:ind w:left="1440" w:hanging="360"/>
       </w:pPr>
       <w:rPr>
-        <w:rFonts w:ascii="Symbol" w:hAnsi="Symbol" w:hint="default"/>
+        <w:rFonts w:hint="default" w:ascii="Symbol" w:hAnsi="Symbol"/>
       </w:rPr>
     </w:lvl>
     <w:lvl w:ilvl="1" w:tplc="04090003" w:tentative="1">
@@ -27671,7 +29554,7 @@
         <w:ind w:left="2160" w:hanging="360"/>
       </w:pPr>
       <w:rPr>
-        <w:rFonts w:ascii="Courier New" w:hAnsi="Courier New" w:cs="Courier New" w:hint="default"/>
+        <w:rFonts w:hint="default" w:ascii="Courier New" w:hAnsi="Courier New" w:cs="Courier New"/>
       </w:rPr>
     </w:lvl>
     <w:lvl w:ilvl="2" w:tplc="04090005" w:tentative="1">
@@ -27683,7 +29566,7 @@
         <w:ind w:left="2880" w:hanging="360"/>
       </w:pPr>
       <w:rPr>
-        <w:rFonts w:ascii="Wingdings" w:hAnsi="Wingdings" w:hint="default"/>
+        <w:rFonts w:hint="default" w:ascii="Wingdings" w:hAnsi="Wingdings"/>
       </w:rPr>
     </w:lvl>
     <w:lvl w:ilvl="3" w:tplc="04090001" w:tentative="1">
@@ -27695,7 +29578,7 @@
         <w:ind w:left="3600" w:hanging="360"/>
       </w:pPr>
       <w:rPr>
-        <w:rFonts w:ascii="Symbol" w:hAnsi="Symbol" w:hint="default"/>
+        <w:rFonts w:hint="default" w:ascii="Symbol" w:hAnsi="Symbol"/>
       </w:rPr>
     </w:lvl>
     <w:lvl w:ilvl="4" w:tplc="04090003" w:tentative="1">
@@ -27707,7 +29590,7 @@
         <w:ind w:left="4320" w:hanging="360"/>
       </w:pPr>
       <w:rPr>
-        <w:rFonts w:ascii="Courier New" w:hAnsi="Courier New" w:cs="Courier New" w:hint="default"/>
+        <w:rFonts w:hint="default" w:ascii="Courier New" w:hAnsi="Courier New" w:cs="Courier New"/>
       </w:rPr>
     </w:lvl>
     <w:lvl w:ilvl="5" w:tplc="04090005" w:tentative="1">
@@ -27719,7 +29602,7 @@
         <w:ind w:left="5040" w:hanging="360"/>
       </w:pPr>
       <w:rPr>
-        <w:rFonts w:ascii="Wingdings" w:hAnsi="Wingdings" w:hint="default"/>
+        <w:rFonts w:hint="default" w:ascii="Wingdings" w:hAnsi="Wingdings"/>
       </w:rPr>
     </w:lvl>
     <w:lvl w:ilvl="6" w:tplc="04090001" w:tentative="1">
@@ -27731,7 +29614,7 @@
         <w:ind w:left="5760" w:hanging="360"/>
       </w:pPr>
       <w:rPr>
-        <w:rFonts w:ascii="Symbol" w:hAnsi="Symbol" w:hint="default"/>
+        <w:rFonts w:hint="default" w:ascii="Symbol" w:hAnsi="Symbol"/>
       </w:rPr>
     </w:lvl>
     <w:lvl w:ilvl="7" w:tplc="04090003" w:tentative="1">
@@ -27743,7 +29626,7 @@
         <w:ind w:left="6480" w:hanging="360"/>
       </w:pPr>
       <w:rPr>
-        <w:rFonts w:ascii="Courier New" w:hAnsi="Courier New" w:cs="Courier New" w:hint="default"/>
+        <w:rFonts w:hint="default" w:ascii="Courier New" w:hAnsi="Courier New" w:cs="Courier New"/>
       </w:rPr>
     </w:lvl>
     <w:lvl w:ilvl="8" w:tplc="04090005" w:tentative="1">
@@ -27755,7 +29638,7 @@
         <w:ind w:left="7200" w:hanging="360"/>
       </w:pPr>
       <w:rPr>
-        <w:rFonts w:ascii="Wingdings" w:hAnsi="Wingdings" w:hint="default"/>
+        <w:rFonts w:hint="default" w:ascii="Wingdings" w:hAnsi="Wingdings"/>
       </w:rPr>
     </w:lvl>
   </w:abstractNum>
@@ -28066,7 +29949,7 @@
         <w:ind w:left="720" w:hanging="360"/>
       </w:pPr>
       <w:rPr>
-        <w:rFonts w:ascii="Wingdings" w:eastAsia="Times New Roman" w:hAnsi="Wingdings" w:cs="Times New Roman" w:hint="default"/>
+        <w:rFonts w:hint="default" w:ascii="Wingdings" w:hAnsi="Wingdings" w:eastAsia="Times New Roman" w:cs="Times New Roman"/>
       </w:rPr>
     </w:lvl>
     <w:lvl w:ilvl="1" w:tplc="04090003" w:tentative="1">
@@ -28078,7 +29961,7 @@
         <w:ind w:left="1440" w:hanging="360"/>
       </w:pPr>
       <w:rPr>
-        <w:rFonts w:ascii="Courier New" w:hAnsi="Courier New" w:cs="Courier New" w:hint="default"/>
+        <w:rFonts w:hint="default" w:ascii="Courier New" w:hAnsi="Courier New" w:cs="Courier New"/>
       </w:rPr>
     </w:lvl>
     <w:lvl w:ilvl="2" w:tplc="04090005" w:tentative="1">
@@ -28090,7 +29973,7 @@
         <w:ind w:left="2160" w:hanging="360"/>
       </w:pPr>
       <w:rPr>
-        <w:rFonts w:ascii="Wingdings" w:hAnsi="Wingdings" w:hint="default"/>
+        <w:rFonts w:hint="default" w:ascii="Wingdings" w:hAnsi="Wingdings"/>
       </w:rPr>
     </w:lvl>
     <w:lvl w:ilvl="3" w:tplc="04090001" w:tentative="1">
@@ -28102,7 +29985,7 @@
         <w:ind w:left="2880" w:hanging="360"/>
       </w:pPr>
       <w:rPr>
-        <w:rFonts w:ascii="Symbol" w:hAnsi="Symbol" w:hint="default"/>
+        <w:rFonts w:hint="default" w:ascii="Symbol" w:hAnsi="Symbol"/>
       </w:rPr>
     </w:lvl>
     <w:lvl w:ilvl="4" w:tplc="04090003" w:tentative="1">
@@ -28114,7 +29997,7 @@
         <w:ind w:left="3600" w:hanging="360"/>
       </w:pPr>
       <w:rPr>
-        <w:rFonts w:ascii="Courier New" w:hAnsi="Courier New" w:cs="Courier New" w:hint="default"/>
+        <w:rFonts w:hint="default" w:ascii="Courier New" w:hAnsi="Courier New" w:cs="Courier New"/>
       </w:rPr>
     </w:lvl>
     <w:lvl w:ilvl="5" w:tplc="04090005" w:tentative="1">
@@ -28126,7 +30009,7 @@
         <w:ind w:left="4320" w:hanging="360"/>
       </w:pPr>
       <w:rPr>
-        <w:rFonts w:ascii="Wingdings" w:hAnsi="Wingdings" w:hint="default"/>
+        <w:rFonts w:hint="default" w:ascii="Wingdings" w:hAnsi="Wingdings"/>
       </w:rPr>
     </w:lvl>
     <w:lvl w:ilvl="6" w:tplc="04090001" w:tentative="1">
@@ -28138,7 +30021,7 @@
         <w:ind w:left="5040" w:hanging="360"/>
       </w:pPr>
       <w:rPr>
-        <w:rFonts w:ascii="Symbol" w:hAnsi="Symbol" w:hint="default"/>
+        <w:rFonts w:hint="default" w:ascii="Symbol" w:hAnsi="Symbol"/>
       </w:rPr>
     </w:lvl>
     <w:lvl w:ilvl="7" w:tplc="04090003" w:tentative="1">
@@ -28150,7 +30033,7 @@
         <w:ind w:left="5760" w:hanging="360"/>
       </w:pPr>
       <w:rPr>
-        <w:rFonts w:ascii="Courier New" w:hAnsi="Courier New" w:cs="Courier New" w:hint="default"/>
+        <w:rFonts w:hint="default" w:ascii="Courier New" w:hAnsi="Courier New" w:cs="Courier New"/>
       </w:rPr>
     </w:lvl>
     <w:lvl w:ilvl="8" w:tplc="04090005" w:tentative="1">
@@ -28162,7 +30045,7 @@
         <w:ind w:left="6480" w:hanging="360"/>
       </w:pPr>
       <w:rPr>
-        <w:rFonts w:ascii="Wingdings" w:hAnsi="Wingdings" w:hint="default"/>
+        <w:rFonts w:hint="default" w:ascii="Wingdings" w:hAnsi="Wingdings"/>
       </w:rPr>
     </w:lvl>
   </w:abstractNum>
@@ -28268,7 +30151,7 @@
         <w:ind w:left="450" w:hanging="360"/>
       </w:pPr>
       <w:rPr>
-        <w:rFonts w:ascii="Arial" w:eastAsia="Calibri" w:hAnsi="Arial" w:cs="Arial" w:hint="default"/>
+        <w:rFonts w:hint="default" w:ascii="Arial" w:hAnsi="Arial" w:eastAsia="Calibri" w:cs="Arial"/>
       </w:rPr>
     </w:lvl>
     <w:lvl w:ilvl="1" w:tplc="04090003" w:tentative="1">
@@ -28280,7 +30163,7 @@
         <w:ind w:left="1170" w:hanging="360"/>
       </w:pPr>
       <w:rPr>
-        <w:rFonts w:ascii="Courier New" w:hAnsi="Courier New" w:cs="Courier New" w:hint="default"/>
+        <w:rFonts w:hint="default" w:ascii="Courier New" w:hAnsi="Courier New" w:cs="Courier New"/>
       </w:rPr>
     </w:lvl>
     <w:lvl w:ilvl="2" w:tplc="04090005" w:tentative="1">
@@ -28292,7 +30175,7 @@
         <w:ind w:left="1890" w:hanging="360"/>
       </w:pPr>
       <w:rPr>
-        <w:rFonts w:ascii="Wingdings" w:hAnsi="Wingdings" w:hint="default"/>
+        <w:rFonts w:hint="default" w:ascii="Wingdings" w:hAnsi="Wingdings"/>
       </w:rPr>
     </w:lvl>
     <w:lvl w:ilvl="3" w:tplc="04090001" w:tentative="1">
@@ -28304,7 +30187,7 @@
         <w:ind w:left="2610" w:hanging="360"/>
       </w:pPr>
       <w:rPr>
-        <w:rFonts w:ascii="Symbol" w:hAnsi="Symbol" w:hint="default"/>
+        <w:rFonts w:hint="default" w:ascii="Symbol" w:hAnsi="Symbol"/>
       </w:rPr>
     </w:lvl>
     <w:lvl w:ilvl="4" w:tplc="04090003" w:tentative="1">
@@ -28316,7 +30199,7 @@
         <w:ind w:left="3330" w:hanging="360"/>
       </w:pPr>
       <w:rPr>
-        <w:rFonts w:ascii="Courier New" w:hAnsi="Courier New" w:cs="Courier New" w:hint="default"/>
+        <w:rFonts w:hint="default" w:ascii="Courier New" w:hAnsi="Courier New" w:cs="Courier New"/>
       </w:rPr>
     </w:lvl>
     <w:lvl w:ilvl="5" w:tplc="04090005" w:tentative="1">
@@ -28328,7 +30211,7 @@
         <w:ind w:left="4050" w:hanging="360"/>
       </w:pPr>
       <w:rPr>
-        <w:rFonts w:ascii="Wingdings" w:hAnsi="Wingdings" w:hint="default"/>
+        <w:rFonts w:hint="default" w:ascii="Wingdings" w:hAnsi="Wingdings"/>
       </w:rPr>
     </w:lvl>
     <w:lvl w:ilvl="6" w:tplc="04090001" w:tentative="1">
@@ -28340,7 +30223,7 @@
         <w:ind w:left="4770" w:hanging="360"/>
       </w:pPr>
       <w:rPr>
-        <w:rFonts w:ascii="Symbol" w:hAnsi="Symbol" w:hint="default"/>
+        <w:rFonts w:hint="default" w:ascii="Symbol" w:hAnsi="Symbol"/>
       </w:rPr>
     </w:lvl>
     <w:lvl w:ilvl="7" w:tplc="04090003" w:tentative="1">
@@ -28352,7 +30235,7 @@
         <w:ind w:left="5490" w:hanging="360"/>
       </w:pPr>
       <w:rPr>
-        <w:rFonts w:ascii="Courier New" w:hAnsi="Courier New" w:cs="Courier New" w:hint="default"/>
+        <w:rFonts w:hint="default" w:ascii="Courier New" w:hAnsi="Courier New" w:cs="Courier New"/>
       </w:rPr>
     </w:lvl>
     <w:lvl w:ilvl="8" w:tplc="04090005" w:tentative="1">
@@ -28364,7 +30247,7 @@
         <w:ind w:left="6210" w:hanging="360"/>
       </w:pPr>
       <w:rPr>
-        <w:rFonts w:ascii="Wingdings" w:hAnsi="Wingdings" w:hint="default"/>
+        <w:rFonts w:hint="default" w:ascii="Wingdings" w:hAnsi="Wingdings"/>
       </w:rPr>
     </w:lvl>
   </w:abstractNum>
@@ -29089,7 +30972,7 @@
         <w:ind w:left="360" w:hanging="360"/>
       </w:pPr>
       <w:rPr>
-        <w:rFonts w:ascii="Century Gothic" w:eastAsia="Times New Roman" w:hAnsi="Century Gothic" w:cs="Tahoma" w:hint="default"/>
+        <w:rFonts w:hint="default" w:ascii="Century Gothic" w:hAnsi="Century Gothic" w:eastAsia="Times New Roman" w:cs="Tahoma"/>
       </w:rPr>
     </w:lvl>
     <w:lvl w:ilvl="1" w:tplc="04090003" w:tentative="1">
@@ -29101,7 +30984,7 @@
         <w:ind w:left="1080" w:hanging="360"/>
       </w:pPr>
       <w:rPr>
-        <w:rFonts w:ascii="Courier New" w:hAnsi="Courier New" w:cs="Courier New" w:hint="default"/>
+        <w:rFonts w:hint="default" w:ascii="Courier New" w:hAnsi="Courier New" w:cs="Courier New"/>
       </w:rPr>
     </w:lvl>
     <w:lvl w:ilvl="2" w:tplc="04090005" w:tentative="1">
@@ -29113,7 +30996,7 @@
         <w:ind w:left="1800" w:hanging="360"/>
       </w:pPr>
       <w:rPr>
-        <w:rFonts w:ascii="Wingdings" w:hAnsi="Wingdings" w:hint="default"/>
+        <w:rFonts w:hint="default" w:ascii="Wingdings" w:hAnsi="Wingdings"/>
       </w:rPr>
     </w:lvl>
     <w:lvl w:ilvl="3" w:tplc="04090001" w:tentative="1">
@@ -29125,7 +31008,7 @@
         <w:ind w:left="2520" w:hanging="360"/>
       </w:pPr>
       <w:rPr>
-        <w:rFonts w:ascii="Symbol" w:hAnsi="Symbol" w:hint="default"/>
+        <w:rFonts w:hint="default" w:ascii="Symbol" w:hAnsi="Symbol"/>
       </w:rPr>
     </w:lvl>
     <w:lvl w:ilvl="4" w:tplc="04090003" w:tentative="1">
@@ -29137,7 +31020,7 @@
         <w:ind w:left="3240" w:hanging="360"/>
       </w:pPr>
       <w:rPr>
-        <w:rFonts w:ascii="Courier New" w:hAnsi="Courier New" w:cs="Courier New" w:hint="default"/>
+        <w:rFonts w:hint="default" w:ascii="Courier New" w:hAnsi="Courier New" w:cs="Courier New"/>
       </w:rPr>
     </w:lvl>
     <w:lvl w:ilvl="5" w:tplc="04090005" w:tentative="1">
@@ -29149,7 +31032,7 @@
         <w:ind w:left="3960" w:hanging="360"/>
       </w:pPr>
       <w:rPr>
-        <w:rFonts w:ascii="Wingdings" w:hAnsi="Wingdings" w:hint="default"/>
+        <w:rFonts w:hint="default" w:ascii="Wingdings" w:hAnsi="Wingdings"/>
       </w:rPr>
     </w:lvl>
     <w:lvl w:ilvl="6" w:tplc="04090001" w:tentative="1">
@@ -29161,7 +31044,7 @@
         <w:ind w:left="4680" w:hanging="360"/>
       </w:pPr>
       <w:rPr>
-        <w:rFonts w:ascii="Symbol" w:hAnsi="Symbol" w:hint="default"/>
+        <w:rFonts w:hint="default" w:ascii="Symbol" w:hAnsi="Symbol"/>
       </w:rPr>
     </w:lvl>
     <w:lvl w:ilvl="7" w:tplc="04090003" w:tentative="1">
@@ -29173,7 +31056,7 @@
         <w:ind w:left="5400" w:hanging="360"/>
       </w:pPr>
       <w:rPr>
-        <w:rFonts w:ascii="Courier New" w:hAnsi="Courier New" w:cs="Courier New" w:hint="default"/>
+        <w:rFonts w:hint="default" w:ascii="Courier New" w:hAnsi="Courier New" w:cs="Courier New"/>
       </w:rPr>
     </w:lvl>
     <w:lvl w:ilvl="8" w:tplc="04090005" w:tentative="1">
@@ -29185,7 +31068,7 @@
         <w:ind w:left="6120" w:hanging="360"/>
       </w:pPr>
       <w:rPr>
-        <w:rFonts w:ascii="Wingdings" w:hAnsi="Wingdings" w:hint="default"/>
+        <w:rFonts w:hint="default" w:ascii="Wingdings" w:hAnsi="Wingdings"/>
       </w:rPr>
     </w:lvl>
   </w:abstractNum>
@@ -29408,12 +31291,23 @@
 </w:numbering>
 </file>
 
+<file path=word/people.xml><?xml version="1.0" encoding="utf-8"?>
+<w15:people xmlns:mc="http://schemas.openxmlformats.org/markup-compatibility/2006" xmlns:w15="http://schemas.microsoft.com/office/word/2012/wordml" mc:Ignorable="w15">
+  <w15:person w15:author="Guest User">
+    <w15:presenceInfo w15:providerId="Windows Live" w15:userId=""/>
+  </w15:person>
+  <w15:person w15:author="Yen Hoang">
+    <w15:presenceInfo w15:providerId="Windows Live" w15:userId="3723e32b4cb6fe7e"/>
+  </w15:person>
+</w15:people>
+</file>
+
 <file path=word/styles.xml><?xml version="1.0" encoding="utf-8"?>
-<w:styles xmlns:mc="http://schemas.openxmlformats.org/markup-compatibility/2006" xmlns:r="http://schemas.openxmlformats.org/officeDocument/2006/relationships" xmlns:w="http://schemas.openxmlformats.org/wordprocessingml/2006/main" xmlns:w14="http://schemas.microsoft.com/office/word/2010/wordml" xmlns:w15="http://schemas.microsoft.com/office/word/2012/wordml" xmlns:w16cex="http://schemas.microsoft.com/office/word/2018/wordml/cex" xmlns:w16cid="http://schemas.microsoft.com/office/word/2016/wordml/cid" xmlns:w16="http://schemas.microsoft.com/office/word/2018/wordml" xmlns:w16du="http://schemas.microsoft.com/office/word/2023/wordml/word16du" xmlns:w16sdtdh="http://schemas.microsoft.com/office/word/2020/wordml/sdtdatahash" xmlns:w16sdtfl="http://schemas.microsoft.com/office/word/2024/wordml/sdtformatlock" xmlns:w16se="http://schemas.microsoft.com/office/word/2015/wordml/symex" mc:Ignorable="w14 w15 w16se w16cid w16 w16cex w16sdtdh w16sdtfl w16du">
+<w:styles xmlns:wp14="http://schemas.microsoft.com/office/word/2010/wordprocessingDrawing" xmlns:mc="http://schemas.openxmlformats.org/markup-compatibility/2006" xmlns:r="http://schemas.openxmlformats.org/officeDocument/2006/relationships" xmlns:w="http://schemas.openxmlformats.org/wordprocessingml/2006/main" xmlns:w14="http://schemas.microsoft.com/office/word/2010/wordml" xmlns:w15="http://schemas.microsoft.com/office/word/2012/wordml" xmlns:w16cex="http://schemas.microsoft.com/office/word/2018/wordml/cex" xmlns:w16cid="http://schemas.microsoft.com/office/word/2016/wordml/cid" xmlns:w16="http://schemas.microsoft.com/office/word/2018/wordml" xmlns:w16du="http://schemas.microsoft.com/office/word/2023/wordml/word16du" xmlns:w16sdtdh="http://schemas.microsoft.com/office/word/2020/wordml/sdtdatahash" xmlns:w16sdtfl="http://schemas.microsoft.com/office/word/2024/wordml/sdtformatlock" xmlns:w16se="http://schemas.microsoft.com/office/word/2015/wordml/symex" mc:Ignorable="w14 w15 w16se w16cid w16 w16cex w16sdtdh w16sdtfl w16du wp14">
   <w:docDefaults>
     <w:rPrDefault>
       <w:rPr>
-        <w:rFonts w:ascii="Times New Roman" w:eastAsiaTheme="minorHAnsi" w:hAnsi="Times New Roman" w:cs="Times New Roman"/>
+        <w:rFonts w:ascii="Times New Roman" w:hAnsi="Times New Roman" w:cs="Times New Roman" w:eastAsiaTheme="minorHAnsi"/>
         <w:sz w:val="24"/>
         <w:szCs w:val="24"/>
         <w:lang w:val="en-US" w:eastAsia="en-US" w:bidi="ar-SA"/>
@@ -29430,14 +31324,14 @@
   <w:latentStyles w:defLockedState="0" w:defUIPriority="99" w:defSemiHidden="0" w:defUnhideWhenUsed="0" w:defQFormat="0" w:count="376">
     <w:lsdException w:name="Normal" w:uiPriority="0" w:qFormat="1"/>
     <w:lsdException w:name="heading 1" w:uiPriority="0" w:qFormat="1"/>
-    <w:lsdException w:name="heading 2" w:semiHidden="1" w:uiPriority="9" w:unhideWhenUsed="1" w:qFormat="1"/>
-    <w:lsdException w:name="heading 3" w:semiHidden="1" w:uiPriority="9" w:unhideWhenUsed="1" w:qFormat="1"/>
-    <w:lsdException w:name="heading 4" w:semiHidden="1" w:uiPriority="9" w:unhideWhenUsed="1" w:qFormat="1"/>
-    <w:lsdException w:name="heading 5" w:semiHidden="1" w:uiPriority="9" w:unhideWhenUsed="1" w:qFormat="1"/>
-    <w:lsdException w:name="heading 6" w:semiHidden="1" w:uiPriority="9" w:unhideWhenUsed="1" w:qFormat="1"/>
-    <w:lsdException w:name="heading 7" w:semiHidden="1" w:uiPriority="9" w:unhideWhenUsed="1" w:qFormat="1"/>
-    <w:lsdException w:name="heading 8" w:semiHidden="1" w:uiPriority="9" w:unhideWhenUsed="1" w:qFormat="1"/>
-    <w:lsdException w:name="heading 9" w:semiHidden="1" w:uiPriority="9" w:unhideWhenUsed="1" w:qFormat="1"/>
+    <w:lsdException w:name="heading 2" w:uiPriority="9" w:semiHidden="1" w:unhideWhenUsed="1" w:qFormat="1"/>
+    <w:lsdException w:name="heading 3" w:uiPriority="9" w:semiHidden="1" w:unhideWhenUsed="1" w:qFormat="1"/>
+    <w:lsdException w:name="heading 4" w:uiPriority="9" w:semiHidden="1" w:unhideWhenUsed="1" w:qFormat="1"/>
+    <w:lsdException w:name="heading 5" w:uiPriority="9" w:semiHidden="1" w:unhideWhenUsed="1" w:qFormat="1"/>
+    <w:lsdException w:name="heading 6" w:uiPriority="9" w:semiHidden="1" w:unhideWhenUsed="1" w:qFormat="1"/>
+    <w:lsdException w:name="heading 7" w:uiPriority="9" w:semiHidden="1" w:unhideWhenUsed="1" w:qFormat="1"/>
+    <w:lsdException w:name="heading 8" w:uiPriority="9" w:semiHidden="1" w:unhideWhenUsed="1" w:qFormat="1"/>
+    <w:lsdException w:name="heading 9" w:uiPriority="9" w:semiHidden="1" w:unhideWhenUsed="1" w:qFormat="1"/>
     <w:lsdException w:name="index 1" w:semiHidden="1" w:unhideWhenUsed="1"/>
     <w:lsdException w:name="index 2" w:semiHidden="1" w:unhideWhenUsed="1"/>
     <w:lsdException w:name="index 3" w:semiHidden="1" w:unhideWhenUsed="1"/>
@@ -29447,22 +31341,22 @@
     <w:lsdException w:name="index 7" w:semiHidden="1" w:unhideWhenUsed="1"/>
     <w:lsdException w:name="index 8" w:semiHidden="1" w:unhideWhenUsed="1"/>
     <w:lsdException w:name="index 9" w:semiHidden="1" w:unhideWhenUsed="1"/>
-    <w:lsdException w:name="toc 1" w:semiHidden="1" w:uiPriority="39" w:unhideWhenUsed="1" w:qFormat="1"/>
-    <w:lsdException w:name="toc 2" w:semiHidden="1" w:uiPriority="39" w:unhideWhenUsed="1" w:qFormat="1"/>
-    <w:lsdException w:name="toc 3" w:semiHidden="1" w:uiPriority="39" w:unhideWhenUsed="1" w:qFormat="1"/>
-    <w:lsdException w:name="toc 4" w:semiHidden="1" w:uiPriority="39" w:unhideWhenUsed="1"/>
-    <w:lsdException w:name="toc 5" w:semiHidden="1" w:uiPriority="39" w:unhideWhenUsed="1"/>
-    <w:lsdException w:name="toc 6" w:semiHidden="1" w:uiPriority="39" w:unhideWhenUsed="1"/>
-    <w:lsdException w:name="toc 7" w:semiHidden="1" w:uiPriority="39" w:unhideWhenUsed="1"/>
-    <w:lsdException w:name="toc 8" w:semiHidden="1" w:uiPriority="39" w:unhideWhenUsed="1"/>
-    <w:lsdException w:name="toc 9" w:semiHidden="1" w:uiPriority="39" w:unhideWhenUsed="1"/>
+    <w:lsdException w:name="toc 1" w:uiPriority="39" w:semiHidden="1" w:unhideWhenUsed="1" w:qFormat="1"/>
+    <w:lsdException w:name="toc 2" w:uiPriority="39" w:semiHidden="1" w:unhideWhenUsed="1" w:qFormat="1"/>
+    <w:lsdException w:name="toc 3" w:uiPriority="39" w:semiHidden="1" w:unhideWhenUsed="1" w:qFormat="1"/>
+    <w:lsdException w:name="toc 4" w:uiPriority="39" w:semiHidden="1" w:unhideWhenUsed="1"/>
+    <w:lsdException w:name="toc 5" w:uiPriority="39" w:semiHidden="1" w:unhideWhenUsed="1"/>
+    <w:lsdException w:name="toc 6" w:uiPriority="39" w:semiHidden="1" w:unhideWhenUsed="1"/>
+    <w:lsdException w:name="toc 7" w:uiPriority="39" w:semiHidden="1" w:unhideWhenUsed="1"/>
+    <w:lsdException w:name="toc 8" w:uiPriority="39" w:semiHidden="1" w:unhideWhenUsed="1"/>
+    <w:lsdException w:name="toc 9" w:uiPriority="39" w:semiHidden="1" w:unhideWhenUsed="1"/>
     <w:lsdException w:name="Normal Indent" w:semiHidden="1" w:unhideWhenUsed="1"/>
     <w:lsdException w:name="footnote text" w:semiHidden="1" w:unhideWhenUsed="1"/>
     <w:lsdException w:name="annotation text" w:semiHidden="1" w:unhideWhenUsed="1"/>
     <w:lsdException w:name="header" w:semiHidden="1" w:unhideWhenUsed="1"/>
     <w:lsdException w:name="footer" w:semiHidden="1" w:unhideWhenUsed="1"/>
     <w:lsdException w:name="index heading" w:semiHidden="1" w:unhideWhenUsed="1"/>
-    <w:lsdException w:name="caption" w:semiHidden="1" w:uiPriority="35" w:unhideWhenUsed="1" w:qFormat="1"/>
+    <w:lsdException w:name="caption" w:uiPriority="35" w:semiHidden="1" w:unhideWhenUsed="1" w:qFormat="1"/>
     <w:lsdException w:name="table of figures" w:semiHidden="1" w:unhideWhenUsed="1"/>
     <w:lsdException w:name="envelope address" w:semiHidden="1" w:unhideWhenUsed="1"/>
     <w:lsdException w:name="envelope return" w:semiHidden="1" w:unhideWhenUsed="1"/>
@@ -29493,7 +31387,7 @@
     <w:lsdException w:name="Title" w:uiPriority="10" w:qFormat="1"/>
     <w:lsdException w:name="Closing" w:semiHidden="1" w:unhideWhenUsed="1"/>
     <w:lsdException w:name="Signature" w:semiHidden="1" w:unhideWhenUsed="1"/>
-    <w:lsdException w:name="Default Paragraph Font" w:semiHidden="1" w:uiPriority="1" w:unhideWhenUsed="1"/>
+    <w:lsdException w:name="Default Paragraph Font" w:uiPriority="1" w:semiHidden="1" w:unhideWhenUsed="1"/>
     <w:lsdException w:name="Body Text" w:semiHidden="1" w:unhideWhenUsed="1"/>
     <w:lsdException w:name="Body Text Indent" w:semiHidden="1" w:unhideWhenUsed="1"/>
     <w:lsdException w:name="List Continue" w:semiHidden="1" w:unhideWhenUsed="1"/>
@@ -29518,7 +31412,7 @@
     <w:lsdException w:name="Strong" w:uiPriority="22" w:qFormat="1"/>
     <w:lsdException w:name="Emphasis" w:uiPriority="20" w:qFormat="1"/>
     <w:lsdException w:name="Document Map" w:semiHidden="1" w:unhideWhenUsed="1"/>
-    <w:lsdException w:name="Plain Text" w:semiHidden="1" w:uiPriority="0" w:unhideWhenUsed="1"/>
+    <w:lsdException w:name="Plain Text" w:uiPriority="0" w:semiHidden="1" w:unhideWhenUsed="1"/>
     <w:lsdException w:name="E-mail Signature" w:semiHidden="1" w:unhideWhenUsed="1"/>
     <w:lsdException w:name="HTML Top of Form" w:semiHidden="1" w:unhideWhenUsed="1"/>
     <w:lsdException w:name="HTML Bottom of Form" w:semiHidden="1" w:unhideWhenUsed="1"/>
@@ -29693,8 +31587,8 @@
     <w:lsdException w:name="Subtle Reference" w:uiPriority="31" w:qFormat="1"/>
     <w:lsdException w:name="Intense Reference" w:uiPriority="32" w:qFormat="1"/>
     <w:lsdException w:name="Book Title" w:uiPriority="33" w:qFormat="1"/>
-    <w:lsdException w:name="Bibliography" w:semiHidden="1" w:uiPriority="37" w:unhideWhenUsed="1"/>
-    <w:lsdException w:name="TOC Heading" w:semiHidden="1" w:uiPriority="39" w:unhideWhenUsed="1" w:qFormat="1"/>
+    <w:lsdException w:name="Bibliography" w:uiPriority="37" w:semiHidden="1" w:unhideWhenUsed="1"/>
+    <w:lsdException w:name="TOC Heading" w:uiPriority="39" w:semiHidden="1" w:unhideWhenUsed="1" w:qFormat="1"/>
     <w:lsdException w:name="Plain Table 1" w:uiPriority="41"/>
     <w:lsdException w:name="Plain Table 2" w:uiPriority="42"/>
     <w:lsdException w:name="Plain Table 3" w:uiPriority="43"/>
@@ -29805,7 +31699,7 @@
     <w:lsdException w:name="Unresolved Mention" w:semiHidden="1" w:unhideWhenUsed="1"/>
     <w:lsdException w:name="Smart Link" w:semiHidden="1" w:unhideWhenUsed="1"/>
   </w:latentStyles>
-  <w:style w:type="paragraph" w:default="1" w:styleId="Normal">
+  <w:style w:type="paragraph" w:styleId="Normal" w:default="1">
     <w:name w:val="Normal"/>
     <w:qFormat/>
     <w:rsid w:val="007C2C43"/>
@@ -29832,7 +31726,7 @@
       <w:outlineLvl w:val="0"/>
     </w:pPr>
     <w:rPr>
-      <w:rFonts w:ascii="Arial" w:eastAsia="Times New Roman" w:hAnsi="Arial" w:cs="Arial"/>
+      <w:rFonts w:ascii="Arial" w:hAnsi="Arial" w:eastAsia="Times New Roman" w:cs="Arial"/>
       <w:b/>
       <w:bCs/>
     </w:rPr>
@@ -29854,7 +31748,7 @@
       <w:outlineLvl w:val="2"/>
     </w:pPr>
     <w:rPr>
-      <w:rFonts w:asciiTheme="majorHAnsi" w:eastAsiaTheme="majorEastAsia" w:hAnsiTheme="majorHAnsi" w:cstheme="majorBidi"/>
+      <w:rFonts w:asciiTheme="majorHAnsi" w:hAnsiTheme="majorHAnsi" w:eastAsiaTheme="majorEastAsia" w:cstheme="majorBidi"/>
       <w:b/>
       <w:bCs/>
       <w:color w:val="4F81BD" w:themeColor="accent1"/>
@@ -29877,7 +31771,7 @@
       <w:outlineLvl w:val="3"/>
     </w:pPr>
     <w:rPr>
-      <w:rFonts w:asciiTheme="majorHAnsi" w:eastAsiaTheme="majorEastAsia" w:hAnsiTheme="majorHAnsi" w:cstheme="majorBidi"/>
+      <w:rFonts w:asciiTheme="majorHAnsi" w:hAnsiTheme="majorHAnsi" w:eastAsiaTheme="majorEastAsia" w:cstheme="majorBidi"/>
       <w:b/>
       <w:bCs/>
       <w:i/>
@@ -29885,12 +31779,12 @@
       <w:color w:val="4F81BD" w:themeColor="accent1"/>
     </w:rPr>
   </w:style>
-  <w:style w:type="character" w:default="1" w:styleId="DefaultParagraphFont">
+  <w:style w:type="character" w:styleId="DefaultParagraphFont" w:default="1">
     <w:name w:val="Default Paragraph Font"/>
     <w:uiPriority w:val="1"/>
     <w:unhideWhenUsed/>
   </w:style>
-  <w:style w:type="table" w:default="1" w:styleId="TableNormal">
+  <w:style w:type="table" w:styleId="TableNormal" w:default="1">
     <w:name w:val="Normal Table"/>
     <w:uiPriority w:val="99"/>
     <w:semiHidden/>
@@ -29905,7 +31799,7 @@
       </w:tblCellMar>
     </w:tblPr>
   </w:style>
-  <w:style w:type="numbering" w:default="1" w:styleId="NoList">
+  <w:style w:type="numbering" w:styleId="NoList" w:default="1">
     <w:name w:val="No List"/>
     <w:uiPriority w:val="99"/>
     <w:semiHidden/>
@@ -29926,7 +31820,7 @@
       <w:spacing w:line="240" w:lineRule="auto"/>
     </w:pPr>
   </w:style>
-  <w:style w:type="character" w:customStyle="1" w:styleId="HeaderChar">
+  <w:style w:type="character" w:styleId="HeaderChar" w:customStyle="1">
     <w:name w:val="Header Char"/>
     <w:basedOn w:val="DefaultParagraphFont"/>
     <w:link w:val="Header"/>
@@ -29948,7 +31842,7 @@
       <w:spacing w:line="240" w:lineRule="auto"/>
     </w:pPr>
   </w:style>
-  <w:style w:type="character" w:customStyle="1" w:styleId="FooterChar">
+  <w:style w:type="character" w:styleId="FooterChar" w:customStyle="1">
     <w:name w:val="Footer Char"/>
     <w:basedOn w:val="DefaultParagraphFont"/>
     <w:link w:val="Footer"/>
@@ -29966,27 +31860,27 @@
     </w:pPr>
     <w:tblPr>
       <w:tblBorders>
-        <w:top w:val="single" w:sz="4" w:space="0" w:color="auto"/>
-        <w:left w:val="single" w:sz="4" w:space="0" w:color="auto"/>
-        <w:bottom w:val="single" w:sz="4" w:space="0" w:color="auto"/>
-        <w:right w:val="single" w:sz="4" w:space="0" w:color="auto"/>
-        <w:insideH w:val="single" w:sz="4" w:space="0" w:color="auto"/>
-        <w:insideV w:val="single" w:sz="4" w:space="0" w:color="auto"/>
+        <w:top w:val="single" w:color="auto" w:sz="4" w:space="0"/>
+        <w:left w:val="single" w:color="auto" w:sz="4" w:space="0"/>
+        <w:bottom w:val="single" w:color="auto" w:sz="4" w:space="0"/>
+        <w:right w:val="single" w:color="auto" w:sz="4" w:space="0"/>
+        <w:insideH w:val="single" w:color="auto" w:sz="4" w:space="0"/>
+        <w:insideV w:val="single" w:color="auto" w:sz="4" w:space="0"/>
       </w:tblBorders>
     </w:tblPr>
   </w:style>
-  <w:style w:type="character" w:customStyle="1" w:styleId="Heading1Char">
+  <w:style w:type="character" w:styleId="Heading1Char" w:customStyle="1">
     <w:name w:val="Heading 1 Char"/>
     <w:basedOn w:val="DefaultParagraphFont"/>
     <w:link w:val="Heading1"/>
     <w:rsid w:val="006A6309"/>
     <w:rPr>
-      <w:rFonts w:ascii="Arial" w:eastAsia="Times New Roman" w:hAnsi="Arial" w:cs="Arial"/>
+      <w:rFonts w:ascii="Arial" w:hAnsi="Arial" w:eastAsia="Times New Roman" w:cs="Arial"/>
       <w:b/>
       <w:bCs/>
     </w:rPr>
   </w:style>
-  <w:style w:type="character" w:customStyle="1" w:styleId="Heading3Char">
+  <w:style w:type="character" w:styleId="Heading3Char" w:customStyle="1">
     <w:name w:val="Heading 3 Char"/>
     <w:basedOn w:val="DefaultParagraphFont"/>
     <w:link w:val="Heading3"/>
@@ -29994,13 +31888,13 @@
     <w:semiHidden/>
     <w:rsid w:val="006A6309"/>
     <w:rPr>
-      <w:rFonts w:asciiTheme="majorHAnsi" w:eastAsiaTheme="majorEastAsia" w:hAnsiTheme="majorHAnsi" w:cstheme="majorBidi"/>
+      <w:rFonts w:asciiTheme="majorHAnsi" w:hAnsiTheme="majorHAnsi" w:eastAsiaTheme="majorEastAsia" w:cstheme="majorBidi"/>
       <w:b/>
       <w:bCs/>
       <w:color w:val="4F81BD" w:themeColor="accent1"/>
     </w:rPr>
   </w:style>
-  <w:style w:type="character" w:customStyle="1" w:styleId="Heading4Char">
+  <w:style w:type="character" w:styleId="Heading4Char" w:customStyle="1">
     <w:name w:val="Heading 4 Char"/>
     <w:basedOn w:val="DefaultParagraphFont"/>
     <w:link w:val="Heading4"/>
@@ -30008,7 +31902,7 @@
     <w:semiHidden/>
     <w:rsid w:val="006A6309"/>
     <w:rPr>
-      <w:rFonts w:asciiTheme="majorHAnsi" w:eastAsiaTheme="majorEastAsia" w:hAnsiTheme="majorHAnsi" w:cstheme="majorBidi"/>
+      <w:rFonts w:asciiTheme="majorHAnsi" w:hAnsiTheme="majorHAnsi" w:eastAsiaTheme="majorEastAsia" w:cstheme="majorBidi"/>
       <w:b/>
       <w:bCs/>
       <w:i/>
@@ -30041,24 +31935,24 @@
       <w:jc w:val="left"/>
     </w:pPr>
     <w:rPr>
-      <w:rFonts w:ascii="Courier New" w:eastAsia="Times New Roman" w:hAnsi="Courier New" w:cs="Courier New"/>
+      <w:rFonts w:ascii="Courier New" w:hAnsi="Courier New" w:eastAsia="Times New Roman" w:cs="Courier New"/>
       <w:sz w:val="20"/>
       <w:szCs w:val="20"/>
     </w:rPr>
   </w:style>
-  <w:style w:type="character" w:customStyle="1" w:styleId="PlainTextChar">
+  <w:style w:type="character" w:styleId="PlainTextChar" w:customStyle="1">
     <w:name w:val="Plain Text Char"/>
     <w:basedOn w:val="DefaultParagraphFont"/>
     <w:link w:val="PlainText"/>
     <w:semiHidden/>
     <w:rsid w:val="006A6309"/>
     <w:rPr>
-      <w:rFonts w:ascii="Courier New" w:eastAsia="Times New Roman" w:hAnsi="Courier New" w:cs="Courier New"/>
+      <w:rFonts w:ascii="Courier New" w:hAnsi="Courier New" w:eastAsia="Times New Roman" w:cs="Courier New"/>
       <w:sz w:val="20"/>
       <w:szCs w:val="20"/>
     </w:rPr>
   </w:style>
-  <w:style w:type="paragraph" w:customStyle="1" w:styleId="body">
+  <w:style w:type="paragraph" w:styleId="body" w:customStyle="1">
     <w:name w:val="body"/>
     <w:rsid w:val="006A6309"/>
     <w:pPr>
@@ -30068,13 +31962,13 @@
       <w:jc w:val="left"/>
     </w:pPr>
     <w:rPr>
-      <w:rFonts w:ascii="Times" w:eastAsia="Times New Roman" w:hAnsi="Times" w:cs="Times"/>
+      <w:rFonts w:ascii="Times" w:hAnsi="Times" w:eastAsia="Times New Roman" w:cs="Times"/>
       <w:sz w:val="22"/>
       <w:szCs w:val="22"/>
       <w:lang w:val="en-AU"/>
     </w:rPr>
   </w:style>
-  <w:style w:type="paragraph" w:customStyle="1" w:styleId="TableContents">
+  <w:style w:type="paragraph" w:styleId="TableContents" w:customStyle="1">
     <w:name w:val="Table Contents"/>
     <w:basedOn w:val="Normal"/>
     <w:rsid w:val="006A6309"/>
@@ -30107,7 +32001,7 @@
       <w:szCs w:val="16"/>
     </w:rPr>
   </w:style>
-  <w:style w:type="character" w:customStyle="1" w:styleId="BalloonTextChar">
+  <w:style w:type="character" w:styleId="BalloonTextChar" w:customStyle="1">
     <w:name w:val="Balloon Text Char"/>
     <w:basedOn w:val="DefaultParagraphFont"/>
     <w:link w:val="BalloonText"/>
@@ -30121,7 +32015,7 @@
     </w:rPr>
   </w:style>
   <w:style w:type="character" w:styleId="CommentReference">
-    <w:name w:val="annotation reference"/>
+    <w:name w:val="Comment Reference"/>
     <w:basedOn w:val="DefaultParagraphFont"/>
     <w:uiPriority w:val="99"/>
     <w:semiHidden/>
@@ -30133,7 +32027,7 @@
     </w:rPr>
   </w:style>
   <w:style w:type="paragraph" w:styleId="CommentText">
-    <w:name w:val="annotation text"/>
+    <w:name w:val="Comment Text"/>
     <w:basedOn w:val="Normal"/>
     <w:link w:val="CommentTextChar"/>
     <w:uiPriority w:val="99"/>
@@ -30148,7 +32042,7 @@
       <w:szCs w:val="20"/>
     </w:rPr>
   </w:style>
-  <w:style w:type="character" w:customStyle="1" w:styleId="CommentTextChar">
+  <w:style w:type="character" w:styleId="CommentTextChar" w:customStyle="1">
     <w:name w:val="Comment Text Char"/>
     <w:basedOn w:val="DefaultParagraphFont"/>
     <w:link w:val="CommentText"/>
@@ -30161,7 +32055,7 @@
     </w:rPr>
   </w:style>
   <w:style w:type="paragraph" w:styleId="CommentSubject">
-    <w:name w:val="annotation subject"/>
+    <w:name w:val="Comment Subject"/>
     <w:basedOn w:val="CommentText"/>
     <w:next w:val="CommentText"/>
     <w:link w:val="CommentSubjectChar"/>
@@ -30174,7 +32068,7 @@
       <w:bCs/>
     </w:rPr>
   </w:style>
-  <w:style w:type="character" w:customStyle="1" w:styleId="CommentSubjectChar">
+  <w:style w:type="character" w:styleId="CommentSubjectChar" w:customStyle="1">
     <w:name w:val="Comment Subject Char"/>
     <w:basedOn w:val="CommentTextChar"/>
     <w:link w:val="CommentSubject"/>
@@ -30209,7 +32103,7 @@
       <w:outlineLvl w:val="9"/>
     </w:pPr>
     <w:rPr>
-      <w:rFonts w:asciiTheme="majorHAnsi" w:eastAsiaTheme="majorEastAsia" w:hAnsiTheme="majorHAnsi" w:cstheme="majorBidi"/>
+      <w:rFonts w:asciiTheme="majorHAnsi" w:hAnsiTheme="majorHAnsi" w:eastAsiaTheme="majorEastAsia" w:cstheme="majorBidi"/>
       <w:color w:val="365F91" w:themeColor="accent1" w:themeShade="BF"/>
       <w:sz w:val="28"/>
       <w:szCs w:val="28"/>
@@ -30230,7 +32124,7 @@
       <w:jc w:val="left"/>
     </w:pPr>
     <w:rPr>
-      <w:rFonts w:asciiTheme="minorHAnsi" w:eastAsiaTheme="minorEastAsia" w:hAnsiTheme="minorHAnsi" w:cstheme="minorBidi"/>
+      <w:rFonts w:asciiTheme="minorHAnsi" w:hAnsiTheme="minorHAnsi" w:eastAsiaTheme="minorEastAsia" w:cstheme="minorBidi"/>
       <w:sz w:val="22"/>
       <w:szCs w:val="22"/>
     </w:rPr>
@@ -30250,7 +32144,7 @@
       <w:jc w:val="left"/>
     </w:pPr>
     <w:rPr>
-      <w:rFonts w:asciiTheme="minorHAnsi" w:eastAsiaTheme="minorEastAsia" w:hAnsiTheme="minorHAnsi" w:cstheme="minorBidi"/>
+      <w:rFonts w:asciiTheme="minorHAnsi" w:hAnsiTheme="minorHAnsi" w:eastAsiaTheme="minorEastAsia" w:cstheme="minorBidi"/>
       <w:sz w:val="22"/>
       <w:szCs w:val="22"/>
     </w:rPr>
@@ -30270,7 +32164,7 @@
       <w:jc w:val="left"/>
     </w:pPr>
     <w:rPr>
-      <w:rFonts w:asciiTheme="minorHAnsi" w:eastAsiaTheme="minorEastAsia" w:hAnsiTheme="minorHAnsi" w:cstheme="minorBidi"/>
+      <w:rFonts w:asciiTheme="minorHAnsi" w:hAnsiTheme="minorHAnsi" w:eastAsiaTheme="minorEastAsia" w:cstheme="minorBidi"/>
       <w:sz w:val="22"/>
       <w:szCs w:val="22"/>
     </w:rPr>
@@ -30286,7 +32180,7 @@
       <w:u w:val="single"/>
     </w:rPr>
   </w:style>
-  <w:style w:type="paragraph" w:customStyle="1" w:styleId="Tabletext">
+  <w:style w:type="paragraph" w:styleId="Tabletext" w:customStyle="1">
     <w:name w:val="Tabletext"/>
     <w:basedOn w:val="Normal"/>
     <w:rsid w:val="00A51C88"/>
@@ -30300,12 +32194,12 @@
       <w:ind w:right="0"/>
     </w:pPr>
     <w:rPr>
-      <w:rFonts w:ascii="Arial" w:eastAsia="Times New Roman" w:hAnsi="Arial"/>
+      <w:rFonts w:ascii="Arial" w:hAnsi="Arial" w:eastAsia="Times New Roman"/>
       <w:sz w:val="20"/>
       <w:szCs w:val="20"/>
     </w:rPr>
   </w:style>
-  <w:style w:type="paragraph" w:customStyle="1" w:styleId="StyleNormalsampleBefore6pt">
+  <w:style w:type="paragraph" w:styleId="StyleNormalsampleBefore6pt" w:customStyle="1">
     <w:name w:val="Style Normal sample + Before:  6 pt"/>
     <w:basedOn w:val="Normal"/>
     <w:rsid w:val="00A51C88"/>
@@ -30314,7 +32208,7 @@
       <w:ind w:left="432" w:right="0"/>
     </w:pPr>
     <w:rPr>
-      <w:rFonts w:ascii="Arial" w:eastAsia="MS Mincho" w:hAnsi="Arial"/>
+      <w:rFonts w:ascii="Arial" w:hAnsi="Arial" w:eastAsia="MS Mincho"/>
       <w:i/>
       <w:iCs/>
       <w:kern w:val="32"/>
@@ -30343,7 +32237,7 @@
       <w:szCs w:val="16"/>
     </w:rPr>
   </w:style>
-  <w:style w:type="character" w:customStyle="1" w:styleId="DocumentMapChar">
+  <w:style w:type="character" w:styleId="DocumentMapChar" w:customStyle="1">
     <w:name w:val="Document Map Char"/>
     <w:basedOn w:val="DefaultParagraphFont"/>
     <w:link w:val="DocumentMap"/>
@@ -30357,7 +32251,7 @@
       <w:szCs w:val="16"/>
     </w:rPr>
   </w:style>
-  <w:style w:type="table" w:customStyle="1" w:styleId="LightList-Accent11">
+  <w:style w:type="table" w:styleId="LightList-Accent11" w:customStyle="1">
     <w:name w:val="Light List - Accent 11"/>
     <w:basedOn w:val="TableNormal"/>
     <w:uiPriority w:val="61"/>
@@ -30368,7 +32262,7 @@
       <w:jc w:val="left"/>
     </w:pPr>
     <w:rPr>
-      <w:rFonts w:ascii="Arial" w:eastAsia="Calibri" w:hAnsi="Arial" w:cs="Arial"/>
+      <w:rFonts w:ascii="Arial" w:hAnsi="Arial" w:eastAsia="Calibri" w:cs="Arial"/>
       <w:sz w:val="20"/>
       <w:szCs w:val="22"/>
     </w:rPr>
@@ -30376,12 +32270,12 @@
       <w:tblStyleRowBandSize w:val="1"/>
       <w:tblStyleColBandSize w:val="1"/>
       <w:tblBorders>
-        <w:top w:val="single" w:sz="8" w:space="0" w:color="4F81BD"/>
-        <w:left w:val="single" w:sz="8" w:space="0" w:color="4F81BD"/>
-        <w:bottom w:val="single" w:sz="8" w:space="0" w:color="4F81BD"/>
-        <w:right w:val="single" w:sz="8" w:space="0" w:color="4F81BD"/>
-        <w:insideH w:val="single" w:sz="8" w:space="0" w:color="4F81BD"/>
-        <w:insideV w:val="single" w:sz="8" w:space="0" w:color="4F81BD"/>
+        <w:top w:val="single" w:color="4F81BD" w:sz="8" w:space="0"/>
+        <w:left w:val="single" w:color="4F81BD" w:sz="8" w:space="0"/>
+        <w:bottom w:val="single" w:color="4F81BD" w:sz="8" w:space="0"/>
+        <w:right w:val="single" w:color="4F81BD" w:sz="8" w:space="0"/>
+        <w:insideH w:val="single" w:color="4F81BD" w:sz="8" w:space="0"/>
+        <w:insideV w:val="single" w:color="4F81BD" w:sz="8" w:space="0"/>
       </w:tblBorders>
       <w:tblCellMar>
         <w:top w:w="29" w:type="dxa"/>
@@ -30419,10 +32313,10 @@
       <w:tblPr/>
       <w:tcPr>
         <w:tcBorders>
-          <w:top w:val="single" w:sz="8" w:space="0" w:color="4F81BD"/>
-          <w:left w:val="single" w:sz="8" w:space="0" w:color="4F81BD"/>
-          <w:bottom w:val="single" w:sz="8" w:space="0" w:color="4F81BD"/>
-          <w:right w:val="single" w:sz="8" w:space="0" w:color="4F81BD"/>
+          <w:top w:val="single" w:color="4F81BD" w:sz="8" w:space="0"/>
+          <w:left w:val="single" w:color="4F81BD" w:sz="8" w:space="0"/>
+          <w:bottom w:val="single" w:color="4F81BD" w:sz="8" w:space="0"/>
+          <w:right w:val="single" w:color="4F81BD" w:sz="8" w:space="0"/>
         </w:tcBorders>
       </w:tcPr>
     </w:tblStylePr>
@@ -30446,10 +32340,10 @@
       <w:tblPr/>
       <w:tcPr>
         <w:tcBorders>
-          <w:top w:val="single" w:sz="8" w:space="0" w:color="4F81BD"/>
-          <w:left w:val="single" w:sz="8" w:space="0" w:color="4F81BD"/>
-          <w:bottom w:val="single" w:sz="8" w:space="0" w:color="4F81BD"/>
-          <w:right w:val="single" w:sz="8" w:space="0" w:color="4F81BD"/>
+          <w:top w:val="single" w:color="4F81BD" w:sz="8" w:space="0"/>
+          <w:left w:val="single" w:color="4F81BD" w:sz="8" w:space="0"/>
+          <w:bottom w:val="single" w:color="4F81BD" w:sz="8" w:space="0"/>
+          <w:right w:val="single" w:color="4F81BD" w:sz="8" w:space="0"/>
         </w:tcBorders>
       </w:tcPr>
     </w:tblStylePr>
@@ -30466,10 +32360,10 @@
       <w:tblPr/>
       <w:tcPr>
         <w:tcBorders>
-          <w:top w:val="single" w:sz="8" w:space="0" w:color="4F81BD"/>
-          <w:left w:val="single" w:sz="8" w:space="0" w:color="4F81BD"/>
-          <w:bottom w:val="single" w:sz="8" w:space="0" w:color="4F81BD"/>
-          <w:right w:val="single" w:sz="8" w:space="0" w:color="4F81BD"/>
+          <w:top w:val="single" w:color="4F81BD" w:sz="8" w:space="0"/>
+          <w:left w:val="single" w:color="4F81BD" w:sz="8" w:space="0"/>
+          <w:bottom w:val="single" w:color="4F81BD" w:sz="8" w:space="0"/>
+          <w:right w:val="single" w:color="4F81BD" w:sz="8" w:space="0"/>
         </w:tcBorders>
       </w:tcPr>
     </w:tblStylePr>
@@ -30485,7 +32379,7 @@
       </w:rPr>
     </w:tblStylePr>
   </w:style>
-  <w:style w:type="paragraph" w:customStyle="1" w:styleId="Body0">
+  <w:style w:type="paragraph" w:styleId="Body0" w:customStyle="1">
     <w:name w:val="Body"/>
     <w:basedOn w:val="Normal"/>
     <w:link w:val="BodyChar"/>
@@ -30497,23 +32391,23 @@
       <w:ind w:left="90" w:right="27"/>
     </w:pPr>
     <w:rPr>
-      <w:rFonts w:ascii="Arial" w:eastAsia="Calibri" w:hAnsi="Arial" w:cs="Arial"/>
+      <w:rFonts w:ascii="Arial" w:hAnsi="Arial" w:eastAsia="Calibri" w:cs="Arial"/>
       <w:sz w:val="20"/>
       <w:szCs w:val="22"/>
     </w:rPr>
   </w:style>
-  <w:style w:type="character" w:customStyle="1" w:styleId="BodyChar">
+  <w:style w:type="character" w:styleId="BodyChar" w:customStyle="1">
     <w:name w:val="Body Char"/>
     <w:basedOn w:val="DefaultParagraphFont"/>
     <w:link w:val="Body0"/>
     <w:rsid w:val="001D105C"/>
     <w:rPr>
-      <w:rFonts w:ascii="Arial" w:eastAsia="Calibri" w:hAnsi="Arial" w:cs="Arial"/>
+      <w:rFonts w:ascii="Arial" w:hAnsi="Arial" w:eastAsia="Calibri" w:cs="Arial"/>
       <w:sz w:val="20"/>
       <w:szCs w:val="22"/>
     </w:rPr>
   </w:style>
-  <w:style w:type="character" w:customStyle="1" w:styleId="ListParagraphChar">
+  <w:style w:type="character" w:styleId="ListParagraphChar" w:customStyle="1">
     <w:name w:val="List Paragraph Char"/>
     <w:aliases w:val="a) Char,Thang2 Char,Level 2 Char,List Paragraph1 Char,Paragraph Char,Norm Char,abc Char,Đoạn của Danh sách Char,List Paragraph11 Char,Đoạn c𞹺Danh sách Char,List Paragraph111 Char,Đoạn c���?nh sách Char,Nga 3 Char,bullet Char"/>
     <w:basedOn w:val="DefaultParagraphFont"/>
@@ -30522,7 +32416,7 @@
     <w:qFormat/>
     <w:rsid w:val="00A607D1"/>
   </w:style>
-  <w:style w:type="paragraph" w:customStyle="1" w:styleId="Bang">
+  <w:style w:type="paragraph" w:styleId="Bang" w:customStyle="1">
     <w:name w:val="Bang"/>
     <w:basedOn w:val="Normal"/>
     <w:autoRedefine/>
@@ -30533,7 +32427,7 @@
       <w:jc w:val="left"/>
     </w:pPr>
     <w:rPr>
-      <w:rFonts w:ascii="Tahoma" w:eastAsia="MS Mincho" w:hAnsi="Tahoma" w:cs="Tahoma"/>
+      <w:rFonts w:ascii="Tahoma" w:hAnsi="Tahoma" w:eastAsia="MS Mincho" w:cs="Tahoma"/>
       <w:snapToGrid w:val="0"/>
       <w:sz w:val="18"/>
       <w:szCs w:val="20"/>
@@ -30551,12 +32445,12 @@
       <w:u w:val="single"/>
     </w:rPr>
   </w:style>
-  <w:style w:type="character" w:customStyle="1" w:styleId="font151">
+  <w:style w:type="character" w:styleId="font151" w:customStyle="1">
     <w:name w:val="font151"/>
     <w:basedOn w:val="DefaultParagraphFont"/>
     <w:rsid w:val="00CC6066"/>
     <w:rPr>
-      <w:rFonts w:ascii="Aptos Narrow" w:hAnsi="Aptos Narrow" w:hint="default"/>
+      <w:rFonts w:hint="default" w:ascii="Aptos Narrow" w:hAnsi="Aptos Narrow"/>
       <w:b w:val="0"/>
       <w:bCs w:val="0"/>
       <w:i w:val="0"/>
@@ -30570,12 +32464,12 @@
       <w:effect w:val="none"/>
     </w:rPr>
   </w:style>
-  <w:style w:type="character" w:customStyle="1" w:styleId="font331">
+  <w:style w:type="character" w:styleId="font331" w:customStyle="1">
     <w:name w:val="font331"/>
     <w:basedOn w:val="DefaultParagraphFont"/>
     <w:rsid w:val="00CC6066"/>
     <w:rPr>
-      <w:rFonts w:ascii="Aptos Narrow" w:hAnsi="Aptos Narrow" w:hint="default"/>
+      <w:rFonts w:hint="default" w:ascii="Aptos Narrow" w:hAnsi="Aptos Narrow"/>
       <w:b/>
       <w:bCs/>
       <w:i w:val="0"/>
@@ -30589,12 +32483,12 @@
       <w:effect w:val="none"/>
     </w:rPr>
   </w:style>
-  <w:style w:type="character" w:customStyle="1" w:styleId="font231">
+  <w:style w:type="character" w:styleId="font231" w:customStyle="1">
     <w:name w:val="font231"/>
     <w:basedOn w:val="DefaultParagraphFont"/>
     <w:rsid w:val="007242A7"/>
     <w:rPr>
-      <w:rFonts w:ascii="Times New Roman" w:hAnsi="Times New Roman" w:cs="Times New Roman" w:hint="default"/>
+      <w:rFonts w:hint="default" w:ascii="Times New Roman" w:hAnsi="Times New Roman" w:cs="Times New Roman"/>
       <w:b w:val="0"/>
       <w:bCs w:val="0"/>
       <w:i w:val="0"/>
@@ -30608,12 +32502,12 @@
       <w:effect w:val="none"/>
     </w:rPr>
   </w:style>
-  <w:style w:type="character" w:customStyle="1" w:styleId="font741">
+  <w:style w:type="character" w:styleId="font741" w:customStyle="1">
     <w:name w:val="font741"/>
     <w:basedOn w:val="DefaultParagraphFont"/>
     <w:rsid w:val="007242A7"/>
     <w:rPr>
-      <w:rFonts w:ascii="Times New Roman" w:hAnsi="Times New Roman" w:cs="Times New Roman" w:hint="default"/>
+      <w:rFonts w:hint="default" w:ascii="Times New Roman" w:hAnsi="Times New Roman" w:cs="Times New Roman"/>
       <w:b w:val="0"/>
       <w:bCs w:val="0"/>
       <w:i w:val="0"/>
@@ -30627,12 +32521,12 @@
       <w:effect w:val="none"/>
     </w:rPr>
   </w:style>
-  <w:style w:type="character" w:customStyle="1" w:styleId="font651">
+  <w:style w:type="character" w:styleId="font651" w:customStyle="1">
     <w:name w:val="font651"/>
     <w:basedOn w:val="DefaultParagraphFont"/>
     <w:rsid w:val="004B082C"/>
     <w:rPr>
-      <w:rFonts w:ascii="Aptos Narrow" w:hAnsi="Aptos Narrow" w:hint="default"/>
+      <w:rFonts w:hint="default" w:ascii="Aptos Narrow" w:hAnsi="Aptos Narrow"/>
       <w:b w:val="0"/>
       <w:bCs w:val="0"/>
       <w:i w:val="0"/>
